--- a/docs/m3/interpretation/files/English-Tetum-Glossary.docx
+++ b/docs/m3/interpretation/files/English-Tetum-Glossary.docx
@@ -44,7 +44,7 @@
                 <w:sz w:val="17"/>
                 <w:spacing w:val="60"/>
               </w:rPr>
-              <w:t>REFERENCE</w:t>
+              <w:t>REFERENCE  •  REVIEWED AND APPROVED</w:t>
             </w:r>
           </w:p>
           <w:p>
@@ -72,7 +72,7 @@
                 <w:color w:val="D6DFEA"/>
                 <w:sz w:val="20"/>
               </w:rPr>
-              <w:t>Data analysis and interpretation terms used across Day 2 and Day 3.</w:t>
+              <w:t>Terms used across the SORT IT training materials, the website and the platform.</w:t>
             </w:r>
           </w:p>
         </w:tc>
@@ -83,4561 +83,6 @@
         <w:spacing w:after="80"/>
       </w:pPr>
     </w:p>
-    <w:tbl>
-      <w:tblPr>
-        <w:tblW w:type="auto" w:w="0"/>
-        <w:tblLayout w:type="fixed"/>
-        <w:tblLook w:firstColumn="1" w:firstRow="1" w:lastColumn="0" w:lastRow="0" w:noHBand="0" w:noVBand="1" w:val="04A0"/>
-        <w:tblBorders>
-          <w:top w:val="none" w:sz="0"/>
-          <w:left w:val="none" w:sz="0"/>
-          <w:bottom w:val="none" w:sz="0"/>
-          <w:right w:val="none" w:sz="0"/>
-          <w:insideH w:val="none" w:sz="0"/>
-          <w:insideV w:val="none" w:sz="0"/>
-        </w:tblBorders>
-      </w:tblPr>
-      <w:tblGrid>
-        <w:gridCol w:w="125"/>
-        <w:gridCol w:w="9967"/>
-      </w:tblGrid>
-      <w:tr>
-        <w:tc>
-          <w:tcPr>
-            <w:tcW w:type="dxa" w:w="125"/>
-            <w:shd w:val="clear" w:fill="B03A2E"/>
-            <w:tcMar>
-              <w:top w:w="0" w:type="dxa"/>
-              <w:left w:w="0" w:type="dxa"/>
-              <w:bottom w:w="0" w:type="dxa"/>
-              <w:right w:w="0" w:type="dxa"/>
-            </w:tcMar>
-          </w:tcPr>
-          <w:p/>
-        </w:tc>
-        <w:tc>
-          <w:tcPr>
-            <w:tcW w:type="dxa" w:w="9967"/>
-            <w:shd w:val="clear" w:fill="FBEAE7"/>
-            <w:tcMar>
-              <w:top w:w="120" w:type="dxa"/>
-              <w:left w:w="170" w:type="dxa"/>
-              <w:bottom w:w="120" w:type="dxa"/>
-              <w:right w:w="170" w:type="dxa"/>
-            </w:tcMar>
-          </w:tcPr>
-          <w:p>
-            <w:pPr>
-              <w:spacing w:after="40"/>
-            </w:pPr>
-            <w:r>
-              <w:rPr>
-                <w:rFonts w:ascii="Calibri" w:hAnsi="Calibri"/>
-                <w:b/>
-                <w:color w:val="B03A2E"/>
-                <w:sz w:val="21"/>
-              </w:rPr>
-              <w:t>Check this with a local colleague first</w:t>
-            </w:r>
-          </w:p>
-          <w:p>
-            <w:pPr>
-              <w:spacing w:after="0"/>
-            </w:pPr>
-            <w:r>
-              <w:rPr>
-                <w:rFonts w:ascii="Calibri" w:hAnsi="Calibri"/>
-                <w:b/>
-                <w:i w:val="0"/>
-                <w:sz w:val="20"/>
-              </w:rPr>
-              <w:t>Please have a Tetum-speaking co-facilitator check this list before you print it.</w:t>
-            </w:r>
-            <w:r>
-              <w:rPr>
-                <w:rFonts w:ascii="Calibri" w:hAnsi="Calibri"/>
-                <w:b w:val="0"/>
-                <w:i w:val="0"/>
-                <w:sz w:val="20"/>
-              </w:rPr>
-              <w:t xml:space="preserve"> Tetum draws heavily on Portuguese for technical vocabulary, and usage varies between municipalities and between the Ministry of Health and academic settings. Where no settled Tetum term exists, the English or Portuguese term is commonly used directly — those rows are marked. Treat this as a starting point for your team, not an authority.</w:t>
-            </w:r>
-          </w:p>
-        </w:tc>
-      </w:tr>
-    </w:tbl>
-    <w:p>
-      <w:pPr>
-        <w:spacing w:after="60"/>
-      </w:pPr>
-    </w:p>
-    <w:tbl>
-      <w:tblPr>
-        <w:tblW w:type="auto" w:w="0"/>
-        <w:jc w:val="center"/>
-        <w:tblLayout w:type="fixed"/>
-        <w:tblLook w:firstColumn="1" w:firstRow="1" w:lastColumn="0" w:lastRow="0" w:noHBand="0" w:noVBand="1" w:val="04A0"/>
-        <w:tblBorders>
-          <w:top w:val="single" w:sz="4" w:color="D0D7DE"/>
-          <w:left w:val="single" w:sz="4" w:color="D0D7DE"/>
-          <w:bottom w:val="single" w:sz="4" w:color="D0D7DE"/>
-          <w:right w:val="single" w:sz="4" w:color="D0D7DE"/>
-          <w:insideH w:val="single" w:sz="4" w:color="D0D7DE"/>
-          <w:insideV w:val="single" w:sz="4" w:color="D0D7DE"/>
-        </w:tblBorders>
-      </w:tblPr>
-      <w:tblGrid>
-        <w:gridCol w:w="3364"/>
-        <w:gridCol w:w="3364"/>
-        <w:gridCol w:w="3364"/>
-      </w:tblGrid>
-      <w:tr>
-        <w:trPr>
-          <w:tblHeader w:val="true"/>
-        </w:trPr>
-        <w:tc>
-          <w:tcPr>
-            <w:tcW w:type="dxa" w:w="3431"/>
-            <w:shd w:val="clear" w:fill="1F3864"/>
-            <w:tcMar>
-              <w:top w:w="80" w:type="dxa"/>
-              <w:left w:w="110" w:type="dxa"/>
-              <w:bottom w:w="80" w:type="dxa"/>
-              <w:right w:w="110" w:type="dxa"/>
-            </w:tcMar>
-          </w:tcPr>
-          <w:p>
-            <w:pPr>
-              <w:spacing w:after="0"/>
-            </w:pPr>
-            <w:r>
-              <w:rPr>
-                <w:rFonts w:ascii="Calibri" w:hAnsi="Calibri"/>
-                <w:b/>
-                <w:color w:val="FFFFFF"/>
-                <w:sz w:val="19"/>
-              </w:rPr>
-              <w:t>English</w:t>
-            </w:r>
-          </w:p>
-        </w:tc>
-        <w:tc>
-          <w:tcPr>
-            <w:tcW w:type="dxa" w:w="3028"/>
-            <w:shd w:val="clear" w:fill="1F3864"/>
-            <w:tcMar>
-              <w:top w:w="80" w:type="dxa"/>
-              <w:left w:w="110" w:type="dxa"/>
-              <w:bottom w:w="80" w:type="dxa"/>
-              <w:right w:w="110" w:type="dxa"/>
-            </w:tcMar>
-          </w:tcPr>
-          <w:p>
-            <w:pPr>
-              <w:spacing w:after="0"/>
-            </w:pPr>
-            <w:r>
-              <w:rPr>
-                <w:rFonts w:ascii="Calibri" w:hAnsi="Calibri"/>
-                <w:b/>
-                <w:color w:val="FFFFFF"/>
-                <w:sz w:val="19"/>
-              </w:rPr>
-              <w:t>Tetum</w:t>
-            </w:r>
-          </w:p>
-        </w:tc>
-        <w:tc>
-          <w:tcPr>
-            <w:tcW w:type="dxa" w:w="3633"/>
-            <w:shd w:val="clear" w:fill="1F3864"/>
-            <w:tcMar>
-              <w:top w:w="80" w:type="dxa"/>
-              <w:left w:w="110" w:type="dxa"/>
-              <w:bottom w:w="80" w:type="dxa"/>
-              <w:right w:w="110" w:type="dxa"/>
-            </w:tcMar>
-          </w:tcPr>
-          <w:p>
-            <w:pPr>
-              <w:spacing w:after="0"/>
-            </w:pPr>
-            <w:r>
-              <w:rPr>
-                <w:rFonts w:ascii="Calibri" w:hAnsi="Calibri"/>
-                <w:b/>
-                <w:color w:val="FFFFFF"/>
-                <w:sz w:val="19"/>
-              </w:rPr>
-              <w:t>Note</w:t>
-            </w:r>
-          </w:p>
-        </w:tc>
-      </w:tr>
-      <w:tr>
-        <w:tc>
-          <w:tcPr>
-            <w:tcW w:type="dxa" w:w="3431"/>
-            <w:tcMar>
-              <w:top w:w="70" w:type="dxa"/>
-              <w:left w:w="110" w:type="dxa"/>
-              <w:bottom w:w="70" w:type="dxa"/>
-              <w:right w:w="110" w:type="dxa"/>
-            </w:tcMar>
-          </w:tcPr>
-          <w:p>
-            <w:pPr>
-              <w:spacing w:after="0"/>
-            </w:pPr>
-            <w:r>
-              <w:rPr>
-                <w:rFonts w:ascii="Calibri" w:hAnsi="Calibri"/>
-                <w:b w:val="0"/>
-                <w:i w:val="0"/>
-                <w:sz w:val="19"/>
-              </w:rPr>
-              <w:t>Data / dataset</w:t>
-            </w:r>
-          </w:p>
-        </w:tc>
-        <w:tc>
-          <w:tcPr>
-            <w:tcW w:type="dxa" w:w="3028"/>
-            <w:tcMar>
-              <w:top w:w="70" w:type="dxa"/>
-              <w:left w:w="110" w:type="dxa"/>
-              <w:bottom w:w="70" w:type="dxa"/>
-              <w:right w:w="110" w:type="dxa"/>
-            </w:tcMar>
-          </w:tcPr>
-          <w:p>
-            <w:pPr>
-              <w:spacing w:after="0"/>
-            </w:pPr>
-            <w:r>
-              <w:rPr>
-                <w:rFonts w:ascii="Calibri" w:hAnsi="Calibri"/>
-                <w:b w:val="0"/>
-                <w:i w:val="0"/>
-                <w:sz w:val="19"/>
-              </w:rPr>
-              <w:t>Dadus</w:t>
-            </w:r>
-          </w:p>
-        </w:tc>
-        <w:tc>
-          <w:tcPr>
-            <w:tcW w:type="dxa" w:w="3633"/>
-            <w:tcMar>
-              <w:top w:w="70" w:type="dxa"/>
-              <w:left w:w="110" w:type="dxa"/>
-              <w:bottom w:w="70" w:type="dxa"/>
-              <w:right w:w="110" w:type="dxa"/>
-            </w:tcMar>
-          </w:tcPr>
-          <w:p>
-            <w:pPr>
-              <w:spacing w:after="0"/>
-            </w:pPr>
-          </w:p>
-        </w:tc>
-      </w:tr>
-      <w:tr>
-        <w:tc>
-          <w:tcPr>
-            <w:tcW w:type="dxa" w:w="3431"/>
-            <w:tcMar>
-              <w:top w:w="70" w:type="dxa"/>
-              <w:left w:w="110" w:type="dxa"/>
-              <w:bottom w:w="70" w:type="dxa"/>
-              <w:right w:w="110" w:type="dxa"/>
-            </w:tcMar>
-            <w:shd w:val="clear" w:fill="F5F8FA"/>
-          </w:tcPr>
-          <w:p>
-            <w:pPr>
-              <w:spacing w:after="0"/>
-            </w:pPr>
-            <w:r>
-              <w:rPr>
-                <w:rFonts w:ascii="Calibri" w:hAnsi="Calibri"/>
-                <w:b w:val="0"/>
-                <w:i w:val="0"/>
-                <w:sz w:val="19"/>
-              </w:rPr>
-              <w:t>Research</w:t>
-            </w:r>
-          </w:p>
-        </w:tc>
-        <w:tc>
-          <w:tcPr>
-            <w:tcW w:type="dxa" w:w="3028"/>
-            <w:tcMar>
-              <w:top w:w="70" w:type="dxa"/>
-              <w:left w:w="110" w:type="dxa"/>
-              <w:bottom w:w="70" w:type="dxa"/>
-              <w:right w:w="110" w:type="dxa"/>
-            </w:tcMar>
-            <w:shd w:val="clear" w:fill="F5F8FA"/>
-          </w:tcPr>
-          <w:p>
-            <w:pPr>
-              <w:spacing w:after="0"/>
-            </w:pPr>
-            <w:r>
-              <w:rPr>
-                <w:rFonts w:ascii="Calibri" w:hAnsi="Calibri"/>
-                <w:b w:val="0"/>
-                <w:i w:val="0"/>
-                <w:sz w:val="19"/>
-              </w:rPr>
-              <w:t>Peskiza</w:t>
-            </w:r>
-          </w:p>
-        </w:tc>
-        <w:tc>
-          <w:tcPr>
-            <w:tcW w:type="dxa" w:w="3633"/>
-            <w:tcMar>
-              <w:top w:w="70" w:type="dxa"/>
-              <w:left w:w="110" w:type="dxa"/>
-              <w:bottom w:w="70" w:type="dxa"/>
-              <w:right w:w="110" w:type="dxa"/>
-            </w:tcMar>
-            <w:shd w:val="clear" w:fill="F5F8FA"/>
-          </w:tcPr>
-          <w:p>
-            <w:pPr>
-              <w:spacing w:after="0"/>
-            </w:pPr>
-          </w:p>
-        </w:tc>
-      </w:tr>
-      <w:tr>
-        <w:tc>
-          <w:tcPr>
-            <w:tcW w:type="dxa" w:w="3431"/>
-            <w:tcMar>
-              <w:top w:w="70" w:type="dxa"/>
-              <w:left w:w="110" w:type="dxa"/>
-              <w:bottom w:w="70" w:type="dxa"/>
-              <w:right w:w="110" w:type="dxa"/>
-            </w:tcMar>
-          </w:tcPr>
-          <w:p>
-            <w:pPr>
-              <w:spacing w:after="0"/>
-            </w:pPr>
-            <w:r>
-              <w:rPr>
-                <w:rFonts w:ascii="Calibri" w:hAnsi="Calibri"/>
-                <w:b w:val="0"/>
-                <w:i w:val="0"/>
-                <w:sz w:val="19"/>
-              </w:rPr>
-              <w:t>Operational research</w:t>
-            </w:r>
-          </w:p>
-        </w:tc>
-        <w:tc>
-          <w:tcPr>
-            <w:tcW w:type="dxa" w:w="3028"/>
-            <w:tcMar>
-              <w:top w:w="70" w:type="dxa"/>
-              <w:left w:w="110" w:type="dxa"/>
-              <w:bottom w:w="70" w:type="dxa"/>
-              <w:right w:w="110" w:type="dxa"/>
-            </w:tcMar>
-          </w:tcPr>
-          <w:p>
-            <w:pPr>
-              <w:spacing w:after="0"/>
-            </w:pPr>
-            <w:r>
-              <w:rPr>
-                <w:rFonts w:ascii="Calibri" w:hAnsi="Calibri"/>
-                <w:b w:val="0"/>
-                <w:i w:val="0"/>
-                <w:sz w:val="19"/>
-              </w:rPr>
-              <w:t>Peskiza operasionál</w:t>
-            </w:r>
-          </w:p>
-        </w:tc>
-        <w:tc>
-          <w:tcPr>
-            <w:tcW w:type="dxa" w:w="3633"/>
-            <w:tcMar>
-              <w:top w:w="70" w:type="dxa"/>
-              <w:left w:w="110" w:type="dxa"/>
-              <w:bottom w:w="70" w:type="dxa"/>
-              <w:right w:w="110" w:type="dxa"/>
-            </w:tcMar>
-          </w:tcPr>
-          <w:p>
-            <w:pPr>
-              <w:spacing w:after="0"/>
-            </w:pPr>
-          </w:p>
-        </w:tc>
-      </w:tr>
-      <w:tr>
-        <w:tc>
-          <w:tcPr>
-            <w:tcW w:type="dxa" w:w="3431"/>
-            <w:tcMar>
-              <w:top w:w="70" w:type="dxa"/>
-              <w:left w:w="110" w:type="dxa"/>
-              <w:bottom w:w="70" w:type="dxa"/>
-              <w:right w:w="110" w:type="dxa"/>
-            </w:tcMar>
-            <w:shd w:val="clear" w:fill="F5F8FA"/>
-          </w:tcPr>
-          <w:p>
-            <w:pPr>
-              <w:spacing w:after="0"/>
-            </w:pPr>
-            <w:r>
-              <w:rPr>
-                <w:rFonts w:ascii="Calibri" w:hAnsi="Calibri"/>
-                <w:b w:val="0"/>
-                <w:i w:val="0"/>
-                <w:sz w:val="19"/>
-              </w:rPr>
-              <w:t>Data analysis</w:t>
-            </w:r>
-          </w:p>
-        </w:tc>
-        <w:tc>
-          <w:tcPr>
-            <w:tcW w:type="dxa" w:w="3028"/>
-            <w:tcMar>
-              <w:top w:w="70" w:type="dxa"/>
-              <w:left w:w="110" w:type="dxa"/>
-              <w:bottom w:w="70" w:type="dxa"/>
-              <w:right w:w="110" w:type="dxa"/>
-            </w:tcMar>
-            <w:shd w:val="clear" w:fill="F5F8FA"/>
-          </w:tcPr>
-          <w:p>
-            <w:pPr>
-              <w:spacing w:after="0"/>
-            </w:pPr>
-            <w:r>
-              <w:rPr>
-                <w:rFonts w:ascii="Calibri" w:hAnsi="Calibri"/>
-                <w:b w:val="0"/>
-                <w:i w:val="0"/>
-                <w:sz w:val="19"/>
-              </w:rPr>
-              <w:t>Analiza dadus</w:t>
-            </w:r>
-          </w:p>
-        </w:tc>
-        <w:tc>
-          <w:tcPr>
-            <w:tcW w:type="dxa" w:w="3633"/>
-            <w:tcMar>
-              <w:top w:w="70" w:type="dxa"/>
-              <w:left w:w="110" w:type="dxa"/>
-              <w:bottom w:w="70" w:type="dxa"/>
-              <w:right w:w="110" w:type="dxa"/>
-            </w:tcMar>
-            <w:shd w:val="clear" w:fill="F5F8FA"/>
-          </w:tcPr>
-          <w:p>
-            <w:pPr>
-              <w:spacing w:after="0"/>
-            </w:pPr>
-          </w:p>
-        </w:tc>
-      </w:tr>
-      <w:tr>
-        <w:tc>
-          <w:tcPr>
-            <w:tcW w:type="dxa" w:w="3431"/>
-            <w:tcMar>
-              <w:top w:w="70" w:type="dxa"/>
-              <w:left w:w="110" w:type="dxa"/>
-              <w:bottom w:w="70" w:type="dxa"/>
-              <w:right w:w="110" w:type="dxa"/>
-            </w:tcMar>
-          </w:tcPr>
-          <w:p>
-            <w:pPr>
-              <w:spacing w:after="0"/>
-            </w:pPr>
-            <w:r>
-              <w:rPr>
-                <w:rFonts w:ascii="Calibri" w:hAnsi="Calibri"/>
-                <w:b w:val="0"/>
-                <w:i w:val="0"/>
-                <w:sz w:val="19"/>
-              </w:rPr>
-              <w:t>Result</w:t>
-            </w:r>
-          </w:p>
-        </w:tc>
-        <w:tc>
-          <w:tcPr>
-            <w:tcW w:type="dxa" w:w="3028"/>
-            <w:tcMar>
-              <w:top w:w="70" w:type="dxa"/>
-              <w:left w:w="110" w:type="dxa"/>
-              <w:bottom w:w="70" w:type="dxa"/>
-              <w:right w:w="110" w:type="dxa"/>
-            </w:tcMar>
-          </w:tcPr>
-          <w:p>
-            <w:pPr>
-              <w:spacing w:after="0"/>
-            </w:pPr>
-            <w:r>
-              <w:rPr>
-                <w:rFonts w:ascii="Calibri" w:hAnsi="Calibri"/>
-                <w:b w:val="0"/>
-                <w:i w:val="0"/>
-                <w:sz w:val="19"/>
-              </w:rPr>
-              <w:t>Rezultadu</w:t>
-            </w:r>
-          </w:p>
-        </w:tc>
-        <w:tc>
-          <w:tcPr>
-            <w:tcW w:type="dxa" w:w="3633"/>
-            <w:tcMar>
-              <w:top w:w="70" w:type="dxa"/>
-              <w:left w:w="110" w:type="dxa"/>
-              <w:bottom w:w="70" w:type="dxa"/>
-              <w:right w:w="110" w:type="dxa"/>
-            </w:tcMar>
-          </w:tcPr>
-          <w:p>
-            <w:pPr>
-              <w:spacing w:after="0"/>
-            </w:pPr>
-          </w:p>
-        </w:tc>
-      </w:tr>
-      <w:tr>
-        <w:tc>
-          <w:tcPr>
-            <w:tcW w:type="dxa" w:w="3431"/>
-            <w:tcMar>
-              <w:top w:w="70" w:type="dxa"/>
-              <w:left w:w="110" w:type="dxa"/>
-              <w:bottom w:w="70" w:type="dxa"/>
-              <w:right w:w="110" w:type="dxa"/>
-            </w:tcMar>
-            <w:shd w:val="clear" w:fill="F5F8FA"/>
-          </w:tcPr>
-          <w:p>
-            <w:pPr>
-              <w:spacing w:after="0"/>
-            </w:pPr>
-            <w:r>
-              <w:rPr>
-                <w:rFonts w:ascii="Calibri" w:hAnsi="Calibri"/>
-                <w:b w:val="0"/>
-                <w:i w:val="0"/>
-                <w:sz w:val="19"/>
-              </w:rPr>
-              <w:t>Variable</w:t>
-            </w:r>
-          </w:p>
-        </w:tc>
-        <w:tc>
-          <w:tcPr>
-            <w:tcW w:type="dxa" w:w="3028"/>
-            <w:tcMar>
-              <w:top w:w="70" w:type="dxa"/>
-              <w:left w:w="110" w:type="dxa"/>
-              <w:bottom w:w="70" w:type="dxa"/>
-              <w:right w:w="110" w:type="dxa"/>
-            </w:tcMar>
-            <w:shd w:val="clear" w:fill="F5F8FA"/>
-          </w:tcPr>
-          <w:p>
-            <w:pPr>
-              <w:spacing w:after="0"/>
-            </w:pPr>
-            <w:r>
-              <w:rPr>
-                <w:rFonts w:ascii="Calibri" w:hAnsi="Calibri"/>
-                <w:b w:val="0"/>
-                <w:i w:val="0"/>
-                <w:sz w:val="19"/>
-              </w:rPr>
-              <w:t>Variavel</w:t>
-            </w:r>
-          </w:p>
-        </w:tc>
-        <w:tc>
-          <w:tcPr>
-            <w:tcW w:type="dxa" w:w="3633"/>
-            <w:tcMar>
-              <w:top w:w="70" w:type="dxa"/>
-              <w:left w:w="110" w:type="dxa"/>
-              <w:bottom w:w="70" w:type="dxa"/>
-              <w:right w:w="110" w:type="dxa"/>
-            </w:tcMar>
-            <w:shd w:val="clear" w:fill="F5F8FA"/>
-          </w:tcPr>
-          <w:p>
-            <w:pPr>
-              <w:spacing w:after="0"/>
-            </w:pPr>
-          </w:p>
-        </w:tc>
-      </w:tr>
-      <w:tr>
-        <w:tc>
-          <w:tcPr>
-            <w:tcW w:type="dxa" w:w="3431"/>
-            <w:tcMar>
-              <w:top w:w="70" w:type="dxa"/>
-              <w:left w:w="110" w:type="dxa"/>
-              <w:bottom w:w="70" w:type="dxa"/>
-              <w:right w:w="110" w:type="dxa"/>
-            </w:tcMar>
-          </w:tcPr>
-          <w:p>
-            <w:pPr>
-              <w:spacing w:after="0"/>
-            </w:pPr>
-            <w:r>
-              <w:rPr>
-                <w:rFonts w:ascii="Calibri" w:hAnsi="Calibri"/>
-                <w:b w:val="0"/>
-                <w:i w:val="0"/>
-                <w:sz w:val="19"/>
-              </w:rPr>
-              <w:t>Category / group</w:t>
-            </w:r>
-          </w:p>
-        </w:tc>
-        <w:tc>
-          <w:tcPr>
-            <w:tcW w:type="dxa" w:w="3028"/>
-            <w:tcMar>
-              <w:top w:w="70" w:type="dxa"/>
-              <w:left w:w="110" w:type="dxa"/>
-              <w:bottom w:w="70" w:type="dxa"/>
-              <w:right w:w="110" w:type="dxa"/>
-            </w:tcMar>
-          </w:tcPr>
-          <w:p>
-            <w:pPr>
-              <w:spacing w:after="0"/>
-            </w:pPr>
-            <w:r>
-              <w:rPr>
-                <w:rFonts w:ascii="Calibri" w:hAnsi="Calibri"/>
-                <w:b w:val="0"/>
-                <w:i w:val="0"/>
-                <w:sz w:val="19"/>
-              </w:rPr>
-              <w:t>Kategoria / grupu</w:t>
-            </w:r>
-          </w:p>
-        </w:tc>
-        <w:tc>
-          <w:tcPr>
-            <w:tcW w:type="dxa" w:w="3633"/>
-            <w:tcMar>
-              <w:top w:w="70" w:type="dxa"/>
-              <w:left w:w="110" w:type="dxa"/>
-              <w:bottom w:w="70" w:type="dxa"/>
-              <w:right w:w="110" w:type="dxa"/>
-            </w:tcMar>
-          </w:tcPr>
-          <w:p>
-            <w:pPr>
-              <w:spacing w:after="0"/>
-            </w:pPr>
-          </w:p>
-        </w:tc>
-      </w:tr>
-      <w:tr>
-        <w:tc>
-          <w:tcPr>
-            <w:tcW w:type="dxa" w:w="3431"/>
-            <w:tcMar>
-              <w:top w:w="70" w:type="dxa"/>
-              <w:left w:w="110" w:type="dxa"/>
-              <w:bottom w:w="70" w:type="dxa"/>
-              <w:right w:w="110" w:type="dxa"/>
-            </w:tcMar>
-            <w:shd w:val="clear" w:fill="F5F8FA"/>
-          </w:tcPr>
-          <w:p>
-            <w:pPr>
-              <w:spacing w:after="0"/>
-            </w:pPr>
-            <w:r>
-              <w:rPr>
-                <w:rFonts w:ascii="Calibri" w:hAnsi="Calibri"/>
-                <w:b w:val="0"/>
-                <w:i w:val="0"/>
-                <w:sz w:val="19"/>
-              </w:rPr>
-              <w:t>Number</w:t>
-            </w:r>
-          </w:p>
-        </w:tc>
-        <w:tc>
-          <w:tcPr>
-            <w:tcW w:type="dxa" w:w="3028"/>
-            <w:tcMar>
-              <w:top w:w="70" w:type="dxa"/>
-              <w:left w:w="110" w:type="dxa"/>
-              <w:bottom w:w="70" w:type="dxa"/>
-              <w:right w:w="110" w:type="dxa"/>
-            </w:tcMar>
-            <w:shd w:val="clear" w:fill="F5F8FA"/>
-          </w:tcPr>
-          <w:p>
-            <w:pPr>
-              <w:spacing w:after="0"/>
-            </w:pPr>
-            <w:r>
-              <w:rPr>
-                <w:rFonts w:ascii="Calibri" w:hAnsi="Calibri"/>
-                <w:b w:val="0"/>
-                <w:i w:val="0"/>
-                <w:sz w:val="19"/>
-              </w:rPr>
-              <w:t>Numeru</w:t>
-            </w:r>
-          </w:p>
-        </w:tc>
-        <w:tc>
-          <w:tcPr>
-            <w:tcW w:type="dxa" w:w="3633"/>
-            <w:tcMar>
-              <w:top w:w="70" w:type="dxa"/>
-              <w:left w:w="110" w:type="dxa"/>
-              <w:bottom w:w="70" w:type="dxa"/>
-              <w:right w:w="110" w:type="dxa"/>
-            </w:tcMar>
-            <w:shd w:val="clear" w:fill="F5F8FA"/>
-          </w:tcPr>
-          <w:p>
-            <w:pPr>
-              <w:spacing w:after="0"/>
-            </w:pPr>
-          </w:p>
-        </w:tc>
-      </w:tr>
-      <w:tr>
-        <w:tc>
-          <w:tcPr>
-            <w:tcW w:type="dxa" w:w="3431"/>
-            <w:tcMar>
-              <w:top w:w="70" w:type="dxa"/>
-              <w:left w:w="110" w:type="dxa"/>
-              <w:bottom w:w="70" w:type="dxa"/>
-              <w:right w:w="110" w:type="dxa"/>
-            </w:tcMar>
-          </w:tcPr>
-          <w:p>
-            <w:pPr>
-              <w:spacing w:after="0"/>
-            </w:pPr>
-            <w:r>
-              <w:rPr>
-                <w:rFonts w:ascii="Calibri" w:hAnsi="Calibri"/>
-                <w:b w:val="0"/>
-                <w:i w:val="0"/>
-                <w:sz w:val="19"/>
-              </w:rPr>
-              <w:t>To count</w:t>
-            </w:r>
-          </w:p>
-        </w:tc>
-        <w:tc>
-          <w:tcPr>
-            <w:tcW w:type="dxa" w:w="3028"/>
-            <w:tcMar>
-              <w:top w:w="70" w:type="dxa"/>
-              <w:left w:w="110" w:type="dxa"/>
-              <w:bottom w:w="70" w:type="dxa"/>
-              <w:right w:w="110" w:type="dxa"/>
-            </w:tcMar>
-          </w:tcPr>
-          <w:p>
-            <w:pPr>
-              <w:spacing w:after="0"/>
-            </w:pPr>
-            <w:r>
-              <w:rPr>
-                <w:rFonts w:ascii="Calibri" w:hAnsi="Calibri"/>
-                <w:b w:val="0"/>
-                <w:i w:val="0"/>
-                <w:sz w:val="19"/>
-              </w:rPr>
-              <w:t>Konta</w:t>
-            </w:r>
-          </w:p>
-        </w:tc>
-        <w:tc>
-          <w:tcPr>
-            <w:tcW w:type="dxa" w:w="3633"/>
-            <w:tcMar>
-              <w:top w:w="70" w:type="dxa"/>
-              <w:left w:w="110" w:type="dxa"/>
-              <w:bottom w:w="70" w:type="dxa"/>
-              <w:right w:w="110" w:type="dxa"/>
-            </w:tcMar>
-          </w:tcPr>
-          <w:p>
-            <w:pPr>
-              <w:spacing w:after="0"/>
-            </w:pPr>
-          </w:p>
-        </w:tc>
-      </w:tr>
-      <w:tr>
-        <w:tc>
-          <w:tcPr>
-            <w:tcW w:type="dxa" w:w="3431"/>
-            <w:tcMar>
-              <w:top w:w="70" w:type="dxa"/>
-              <w:left w:w="110" w:type="dxa"/>
-              <w:bottom w:w="70" w:type="dxa"/>
-              <w:right w:w="110" w:type="dxa"/>
-            </w:tcMar>
-            <w:shd w:val="clear" w:fill="F5F8FA"/>
-          </w:tcPr>
-          <w:p>
-            <w:pPr>
-              <w:spacing w:after="0"/>
-            </w:pPr>
-            <w:r>
-              <w:rPr>
-                <w:rFonts w:ascii="Calibri" w:hAnsi="Calibri"/>
-                <w:b w:val="0"/>
-                <w:i w:val="0"/>
-                <w:sz w:val="19"/>
-              </w:rPr>
-              <w:t>Total</w:t>
-            </w:r>
-          </w:p>
-        </w:tc>
-        <w:tc>
-          <w:tcPr>
-            <w:tcW w:type="dxa" w:w="3028"/>
-            <w:tcMar>
-              <w:top w:w="70" w:type="dxa"/>
-              <w:left w:w="110" w:type="dxa"/>
-              <w:bottom w:w="70" w:type="dxa"/>
-              <w:right w:w="110" w:type="dxa"/>
-            </w:tcMar>
-            <w:shd w:val="clear" w:fill="F5F8FA"/>
-          </w:tcPr>
-          <w:p>
-            <w:pPr>
-              <w:spacing w:after="0"/>
-            </w:pPr>
-            <w:r>
-              <w:rPr>
-                <w:rFonts w:ascii="Calibri" w:hAnsi="Calibri"/>
-                <w:b w:val="0"/>
-                <w:i w:val="0"/>
-                <w:sz w:val="19"/>
-              </w:rPr>
-              <w:t>Totál</w:t>
-            </w:r>
-          </w:p>
-        </w:tc>
-        <w:tc>
-          <w:tcPr>
-            <w:tcW w:type="dxa" w:w="3633"/>
-            <w:tcMar>
-              <w:top w:w="70" w:type="dxa"/>
-              <w:left w:w="110" w:type="dxa"/>
-              <w:bottom w:w="70" w:type="dxa"/>
-              <w:right w:w="110" w:type="dxa"/>
-            </w:tcMar>
-            <w:shd w:val="clear" w:fill="F5F8FA"/>
-          </w:tcPr>
-          <w:p>
-            <w:pPr>
-              <w:spacing w:after="0"/>
-            </w:pPr>
-          </w:p>
-        </w:tc>
-      </w:tr>
-      <w:tr>
-        <w:tc>
-          <w:tcPr>
-            <w:tcW w:type="dxa" w:w="3431"/>
-            <w:tcMar>
-              <w:top w:w="70" w:type="dxa"/>
-              <w:left w:w="110" w:type="dxa"/>
-              <w:bottom w:w="70" w:type="dxa"/>
-              <w:right w:w="110" w:type="dxa"/>
-            </w:tcMar>
-          </w:tcPr>
-          <w:p>
-            <w:pPr>
-              <w:spacing w:after="0"/>
-            </w:pPr>
-            <w:r>
-              <w:rPr>
-                <w:rFonts w:ascii="Calibri" w:hAnsi="Calibri"/>
-                <w:b w:val="0"/>
-                <w:i w:val="0"/>
-                <w:sz w:val="19"/>
-              </w:rPr>
-              <w:t>Percentage</w:t>
-            </w:r>
-          </w:p>
-        </w:tc>
-        <w:tc>
-          <w:tcPr>
-            <w:tcW w:type="dxa" w:w="3028"/>
-            <w:tcMar>
-              <w:top w:w="70" w:type="dxa"/>
-              <w:left w:w="110" w:type="dxa"/>
-              <w:bottom w:w="70" w:type="dxa"/>
-              <w:right w:w="110" w:type="dxa"/>
-            </w:tcMar>
-          </w:tcPr>
-          <w:p>
-            <w:pPr>
-              <w:spacing w:after="0"/>
-            </w:pPr>
-            <w:r>
-              <w:rPr>
-                <w:rFonts w:ascii="Calibri" w:hAnsi="Calibri"/>
-                <w:b w:val="0"/>
-                <w:i w:val="0"/>
-                <w:sz w:val="19"/>
-              </w:rPr>
-              <w:t>Pursentu</w:t>
-            </w:r>
-          </w:p>
-        </w:tc>
-        <w:tc>
-          <w:tcPr>
-            <w:tcW w:type="dxa" w:w="3633"/>
-            <w:tcMar>
-              <w:top w:w="70" w:type="dxa"/>
-              <w:left w:w="110" w:type="dxa"/>
-              <w:bottom w:w="70" w:type="dxa"/>
-              <w:right w:w="110" w:type="dxa"/>
-            </w:tcMar>
-          </w:tcPr>
-          <w:p>
-            <w:pPr>
-              <w:spacing w:after="0"/>
-            </w:pPr>
-          </w:p>
-        </w:tc>
-      </w:tr>
-      <w:tr>
-        <w:tc>
-          <w:tcPr>
-            <w:tcW w:type="dxa" w:w="3431"/>
-            <w:tcMar>
-              <w:top w:w="70" w:type="dxa"/>
-              <w:left w:w="110" w:type="dxa"/>
-              <w:bottom w:w="70" w:type="dxa"/>
-              <w:right w:w="110" w:type="dxa"/>
-            </w:tcMar>
-            <w:shd w:val="clear" w:fill="F5F8FA"/>
-          </w:tcPr>
-          <w:p>
-            <w:pPr>
-              <w:spacing w:after="0"/>
-            </w:pPr>
-            <w:r>
-              <w:rPr>
-                <w:rFonts w:ascii="Calibri" w:hAnsi="Calibri"/>
-                <w:b w:val="0"/>
-                <w:i w:val="0"/>
-                <w:sz w:val="19"/>
-              </w:rPr>
-              <w:t>Denominator</w:t>
-            </w:r>
-          </w:p>
-        </w:tc>
-        <w:tc>
-          <w:tcPr>
-            <w:tcW w:type="dxa" w:w="3028"/>
-            <w:tcMar>
-              <w:top w:w="70" w:type="dxa"/>
-              <w:left w:w="110" w:type="dxa"/>
-              <w:bottom w:w="70" w:type="dxa"/>
-              <w:right w:w="110" w:type="dxa"/>
-            </w:tcMar>
-            <w:shd w:val="clear" w:fill="F5F8FA"/>
-          </w:tcPr>
-          <w:p>
-            <w:pPr>
-              <w:spacing w:after="0"/>
-            </w:pPr>
-            <w:r>
-              <w:rPr>
-                <w:rFonts w:ascii="Calibri" w:hAnsi="Calibri"/>
-                <w:b w:val="0"/>
-                <w:i w:val="0"/>
-                <w:sz w:val="19"/>
-              </w:rPr>
-              <w:t>Denominadór</w:t>
-            </w:r>
-          </w:p>
-        </w:tc>
-        <w:tc>
-          <w:tcPr>
-            <w:tcW w:type="dxa" w:w="3633"/>
-            <w:tcMar>
-              <w:top w:w="70" w:type="dxa"/>
-              <w:left w:w="110" w:type="dxa"/>
-              <w:bottom w:w="70" w:type="dxa"/>
-              <w:right w:w="110" w:type="dxa"/>
-            </w:tcMar>
-            <w:shd w:val="clear" w:fill="F5F8FA"/>
-          </w:tcPr>
-          <w:p>
-            <w:pPr>
-              <w:spacing w:after="0"/>
-            </w:pPr>
-            <w:r>
-              <w:rPr>
-                <w:rFonts w:ascii="Calibri" w:hAnsi="Calibri"/>
-                <w:b w:val="0"/>
-                <w:i w:val="0"/>
-                <w:sz w:val="19"/>
-              </w:rPr>
-              <w:t>Portuguese loan; often said in English</w:t>
-            </w:r>
-          </w:p>
-        </w:tc>
-      </w:tr>
-      <w:tr>
-        <w:tc>
-          <w:tcPr>
-            <w:tcW w:type="dxa" w:w="3431"/>
-            <w:tcMar>
-              <w:top w:w="70" w:type="dxa"/>
-              <w:left w:w="110" w:type="dxa"/>
-              <w:bottom w:w="70" w:type="dxa"/>
-              <w:right w:w="110" w:type="dxa"/>
-            </w:tcMar>
-          </w:tcPr>
-          <w:p>
-            <w:pPr>
-              <w:spacing w:after="0"/>
-            </w:pPr>
-            <w:r>
-              <w:rPr>
-                <w:rFonts w:ascii="Calibri" w:hAnsi="Calibri"/>
-                <w:b w:val="0"/>
-                <w:i w:val="0"/>
-                <w:sz w:val="19"/>
-              </w:rPr>
-              <w:t>Numerator</w:t>
-            </w:r>
-          </w:p>
-        </w:tc>
-        <w:tc>
-          <w:tcPr>
-            <w:tcW w:type="dxa" w:w="3028"/>
-            <w:tcMar>
-              <w:top w:w="70" w:type="dxa"/>
-              <w:left w:w="110" w:type="dxa"/>
-              <w:bottom w:w="70" w:type="dxa"/>
-              <w:right w:w="110" w:type="dxa"/>
-            </w:tcMar>
-          </w:tcPr>
-          <w:p>
-            <w:pPr>
-              <w:spacing w:after="0"/>
-            </w:pPr>
-            <w:r>
-              <w:rPr>
-                <w:rFonts w:ascii="Calibri" w:hAnsi="Calibri"/>
-                <w:b w:val="0"/>
-                <w:i w:val="0"/>
-                <w:sz w:val="19"/>
-              </w:rPr>
-              <w:t>Numeradór</w:t>
-            </w:r>
-          </w:p>
-        </w:tc>
-        <w:tc>
-          <w:tcPr>
-            <w:tcW w:type="dxa" w:w="3633"/>
-            <w:tcMar>
-              <w:top w:w="70" w:type="dxa"/>
-              <w:left w:w="110" w:type="dxa"/>
-              <w:bottom w:w="70" w:type="dxa"/>
-              <w:right w:w="110" w:type="dxa"/>
-            </w:tcMar>
-          </w:tcPr>
-          <w:p>
-            <w:pPr>
-              <w:spacing w:after="0"/>
-            </w:pPr>
-            <w:r>
-              <w:rPr>
-                <w:rFonts w:ascii="Calibri" w:hAnsi="Calibri"/>
-                <w:b w:val="0"/>
-                <w:i w:val="0"/>
-                <w:sz w:val="19"/>
-              </w:rPr>
-              <w:t>Portuguese loan; often said in English</w:t>
-            </w:r>
-          </w:p>
-        </w:tc>
-      </w:tr>
-      <w:tr>
-        <w:tc>
-          <w:tcPr>
-            <w:tcW w:type="dxa" w:w="3431"/>
-            <w:tcMar>
-              <w:top w:w="70" w:type="dxa"/>
-              <w:left w:w="110" w:type="dxa"/>
-              <w:bottom w:w="70" w:type="dxa"/>
-              <w:right w:w="110" w:type="dxa"/>
-            </w:tcMar>
-            <w:shd w:val="clear" w:fill="F5F8FA"/>
-          </w:tcPr>
-          <w:p>
-            <w:pPr>
-              <w:spacing w:after="0"/>
-            </w:pPr>
-            <w:r>
-              <w:rPr>
-                <w:rFonts w:ascii="Calibri" w:hAnsi="Calibri"/>
-                <w:b w:val="0"/>
-                <w:i w:val="0"/>
-                <w:sz w:val="19"/>
-              </w:rPr>
-              <w:t>Mean / average</w:t>
-            </w:r>
-          </w:p>
-        </w:tc>
-        <w:tc>
-          <w:tcPr>
-            <w:tcW w:type="dxa" w:w="3028"/>
-            <w:tcMar>
-              <w:top w:w="70" w:type="dxa"/>
-              <w:left w:w="110" w:type="dxa"/>
-              <w:bottom w:w="70" w:type="dxa"/>
-              <w:right w:w="110" w:type="dxa"/>
-            </w:tcMar>
-            <w:shd w:val="clear" w:fill="F5F8FA"/>
-          </w:tcPr>
-          <w:p>
-            <w:pPr>
-              <w:spacing w:after="0"/>
-            </w:pPr>
-            <w:r>
-              <w:rPr>
-                <w:rFonts w:ascii="Calibri" w:hAnsi="Calibri"/>
-                <w:b w:val="0"/>
-                <w:i w:val="0"/>
-                <w:sz w:val="19"/>
-              </w:rPr>
-              <w:t>Média</w:t>
-            </w:r>
-          </w:p>
-        </w:tc>
-        <w:tc>
-          <w:tcPr>
-            <w:tcW w:type="dxa" w:w="3633"/>
-            <w:tcMar>
-              <w:top w:w="70" w:type="dxa"/>
-              <w:left w:w="110" w:type="dxa"/>
-              <w:bottom w:w="70" w:type="dxa"/>
-              <w:right w:w="110" w:type="dxa"/>
-            </w:tcMar>
-            <w:shd w:val="clear" w:fill="F5F8FA"/>
-          </w:tcPr>
-          <w:p>
-            <w:pPr>
-              <w:spacing w:after="0"/>
-            </w:pPr>
-          </w:p>
-        </w:tc>
-      </w:tr>
-      <w:tr>
-        <w:tc>
-          <w:tcPr>
-            <w:tcW w:type="dxa" w:w="3431"/>
-            <w:tcMar>
-              <w:top w:w="70" w:type="dxa"/>
-              <w:left w:w="110" w:type="dxa"/>
-              <w:bottom w:w="70" w:type="dxa"/>
-              <w:right w:w="110" w:type="dxa"/>
-            </w:tcMar>
-          </w:tcPr>
-          <w:p>
-            <w:pPr>
-              <w:spacing w:after="0"/>
-            </w:pPr>
-            <w:r>
-              <w:rPr>
-                <w:rFonts w:ascii="Calibri" w:hAnsi="Calibri"/>
-                <w:b w:val="0"/>
-                <w:i w:val="0"/>
-                <w:sz w:val="19"/>
-              </w:rPr>
-              <w:t>Median</w:t>
-            </w:r>
-          </w:p>
-        </w:tc>
-        <w:tc>
-          <w:tcPr>
-            <w:tcW w:type="dxa" w:w="3028"/>
-            <w:tcMar>
-              <w:top w:w="70" w:type="dxa"/>
-              <w:left w:w="110" w:type="dxa"/>
-              <w:bottom w:w="70" w:type="dxa"/>
-              <w:right w:w="110" w:type="dxa"/>
-            </w:tcMar>
-          </w:tcPr>
-          <w:p>
-            <w:pPr>
-              <w:spacing w:after="0"/>
-            </w:pPr>
-            <w:r>
-              <w:rPr>
-                <w:rFonts w:ascii="Calibri" w:hAnsi="Calibri"/>
-                <w:b w:val="0"/>
-                <w:i w:val="0"/>
-                <w:sz w:val="19"/>
-              </w:rPr>
-              <w:t>Valór klaran</w:t>
-            </w:r>
-          </w:p>
-        </w:tc>
-        <w:tc>
-          <w:tcPr>
-            <w:tcW w:type="dxa" w:w="3633"/>
-            <w:tcMar>
-              <w:top w:w="70" w:type="dxa"/>
-              <w:left w:w="110" w:type="dxa"/>
-              <w:bottom w:w="70" w:type="dxa"/>
-              <w:right w:w="110" w:type="dxa"/>
-            </w:tcMar>
-          </w:tcPr>
-          <w:p>
-            <w:pPr>
-              <w:spacing w:after="0"/>
-            </w:pPr>
-            <w:r>
-              <w:rPr>
-                <w:rFonts w:ascii="Calibri" w:hAnsi="Calibri"/>
-                <w:b w:val="0"/>
-                <w:i w:val="0"/>
-                <w:sz w:val="19"/>
-              </w:rPr>
-              <w:t>lit. 'middle value'; 'median' also widely used</w:t>
-            </w:r>
-          </w:p>
-        </w:tc>
-      </w:tr>
-      <w:tr>
-        <w:tc>
-          <w:tcPr>
-            <w:tcW w:type="dxa" w:w="3431"/>
-            <w:tcMar>
-              <w:top w:w="70" w:type="dxa"/>
-              <w:left w:w="110" w:type="dxa"/>
-              <w:bottom w:w="70" w:type="dxa"/>
-              <w:right w:w="110" w:type="dxa"/>
-            </w:tcMar>
-            <w:shd w:val="clear" w:fill="F5F8FA"/>
-          </w:tcPr>
-          <w:p>
-            <w:pPr>
-              <w:spacing w:after="0"/>
-            </w:pPr>
-            <w:r>
-              <w:rPr>
-                <w:rFonts w:ascii="Calibri" w:hAnsi="Calibri"/>
-                <w:b w:val="0"/>
-                <w:i w:val="0"/>
-                <w:sz w:val="19"/>
-              </w:rPr>
-              <w:t>Range</w:t>
-            </w:r>
-          </w:p>
-        </w:tc>
-        <w:tc>
-          <w:tcPr>
-            <w:tcW w:type="dxa" w:w="3028"/>
-            <w:tcMar>
-              <w:top w:w="70" w:type="dxa"/>
-              <w:left w:w="110" w:type="dxa"/>
-              <w:bottom w:w="70" w:type="dxa"/>
-              <w:right w:w="110" w:type="dxa"/>
-            </w:tcMar>
-            <w:shd w:val="clear" w:fill="F5F8FA"/>
-          </w:tcPr>
-          <w:p>
-            <w:pPr>
-              <w:spacing w:after="0"/>
-            </w:pPr>
-            <w:r>
-              <w:rPr>
-                <w:rFonts w:ascii="Calibri" w:hAnsi="Calibri"/>
-                <w:b w:val="0"/>
-                <w:i w:val="0"/>
-                <w:sz w:val="19"/>
-              </w:rPr>
-              <w:t>Intervalu</w:t>
-            </w:r>
-          </w:p>
-        </w:tc>
-        <w:tc>
-          <w:tcPr>
-            <w:tcW w:type="dxa" w:w="3633"/>
-            <w:tcMar>
-              <w:top w:w="70" w:type="dxa"/>
-              <w:left w:w="110" w:type="dxa"/>
-              <w:bottom w:w="70" w:type="dxa"/>
-              <w:right w:w="110" w:type="dxa"/>
-            </w:tcMar>
-            <w:shd w:val="clear" w:fill="F5F8FA"/>
-          </w:tcPr>
-          <w:p>
-            <w:pPr>
-              <w:spacing w:after="0"/>
-            </w:pPr>
-          </w:p>
-        </w:tc>
-      </w:tr>
-      <w:tr>
-        <w:tc>
-          <w:tcPr>
-            <w:tcW w:type="dxa" w:w="3431"/>
-            <w:tcMar>
-              <w:top w:w="70" w:type="dxa"/>
-              <w:left w:w="110" w:type="dxa"/>
-              <w:bottom w:w="70" w:type="dxa"/>
-              <w:right w:w="110" w:type="dxa"/>
-            </w:tcMar>
-          </w:tcPr>
-          <w:p>
-            <w:pPr>
-              <w:spacing w:after="0"/>
-            </w:pPr>
-            <w:r>
-              <w:rPr>
-                <w:rFonts w:ascii="Calibri" w:hAnsi="Calibri"/>
-                <w:b w:val="0"/>
-                <w:i w:val="0"/>
-                <w:sz w:val="19"/>
-              </w:rPr>
-              <w:t>Order / sequence</w:t>
-            </w:r>
-          </w:p>
-        </w:tc>
-        <w:tc>
-          <w:tcPr>
-            <w:tcW w:type="dxa" w:w="3028"/>
-            <w:tcMar>
-              <w:top w:w="70" w:type="dxa"/>
-              <w:left w:w="110" w:type="dxa"/>
-              <w:bottom w:w="70" w:type="dxa"/>
-              <w:right w:w="110" w:type="dxa"/>
-            </w:tcMar>
-          </w:tcPr>
-          <w:p>
-            <w:pPr>
-              <w:spacing w:after="0"/>
-            </w:pPr>
-            <w:r>
-              <w:rPr>
-                <w:rFonts w:ascii="Calibri" w:hAnsi="Calibri"/>
-                <w:b w:val="0"/>
-                <w:i w:val="0"/>
-                <w:sz w:val="19"/>
-              </w:rPr>
-              <w:t>Ordem</w:t>
-            </w:r>
-          </w:p>
-        </w:tc>
-        <w:tc>
-          <w:tcPr>
-            <w:tcW w:type="dxa" w:w="3633"/>
-            <w:tcMar>
-              <w:top w:w="70" w:type="dxa"/>
-              <w:left w:w="110" w:type="dxa"/>
-              <w:bottom w:w="70" w:type="dxa"/>
-              <w:right w:w="110" w:type="dxa"/>
-            </w:tcMar>
-          </w:tcPr>
-          <w:p>
-            <w:pPr>
-              <w:spacing w:after="0"/>
-            </w:pPr>
-          </w:p>
-        </w:tc>
-      </w:tr>
-      <w:tr>
-        <w:tc>
-          <w:tcPr>
-            <w:tcW w:type="dxa" w:w="3431"/>
-            <w:tcMar>
-              <w:top w:w="70" w:type="dxa"/>
-              <w:left w:w="110" w:type="dxa"/>
-              <w:bottom w:w="70" w:type="dxa"/>
-              <w:right w:w="110" w:type="dxa"/>
-            </w:tcMar>
-            <w:shd w:val="clear" w:fill="F5F8FA"/>
-          </w:tcPr>
-          <w:p>
-            <w:pPr>
-              <w:spacing w:after="0"/>
-            </w:pPr>
-            <w:r>
-              <w:rPr>
-                <w:rFonts w:ascii="Calibri" w:hAnsi="Calibri"/>
-                <w:b w:val="0"/>
-                <w:i w:val="0"/>
-                <w:sz w:val="19"/>
-              </w:rPr>
-              <w:t>Table</w:t>
-            </w:r>
-          </w:p>
-        </w:tc>
-        <w:tc>
-          <w:tcPr>
-            <w:tcW w:type="dxa" w:w="3028"/>
-            <w:tcMar>
-              <w:top w:w="70" w:type="dxa"/>
-              <w:left w:w="110" w:type="dxa"/>
-              <w:bottom w:w="70" w:type="dxa"/>
-              <w:right w:w="110" w:type="dxa"/>
-            </w:tcMar>
-            <w:shd w:val="clear" w:fill="F5F8FA"/>
-          </w:tcPr>
-          <w:p>
-            <w:pPr>
-              <w:spacing w:after="0"/>
-            </w:pPr>
-            <w:r>
-              <w:rPr>
-                <w:rFonts w:ascii="Calibri" w:hAnsi="Calibri"/>
-                <w:b w:val="0"/>
-                <w:i w:val="0"/>
-                <w:sz w:val="19"/>
-              </w:rPr>
-              <w:t>Tabela</w:t>
-            </w:r>
-          </w:p>
-        </w:tc>
-        <w:tc>
-          <w:tcPr>
-            <w:tcW w:type="dxa" w:w="3633"/>
-            <w:tcMar>
-              <w:top w:w="70" w:type="dxa"/>
-              <w:left w:w="110" w:type="dxa"/>
-              <w:bottom w:w="70" w:type="dxa"/>
-              <w:right w:w="110" w:type="dxa"/>
-            </w:tcMar>
-            <w:shd w:val="clear" w:fill="F5F8FA"/>
-          </w:tcPr>
-          <w:p>
-            <w:pPr>
-              <w:spacing w:after="0"/>
-            </w:pPr>
-          </w:p>
-        </w:tc>
-      </w:tr>
-      <w:tr>
-        <w:tc>
-          <w:tcPr>
-            <w:tcW w:type="dxa" w:w="3431"/>
-            <w:tcMar>
-              <w:top w:w="70" w:type="dxa"/>
-              <w:left w:w="110" w:type="dxa"/>
-              <w:bottom w:w="70" w:type="dxa"/>
-              <w:right w:w="110" w:type="dxa"/>
-            </w:tcMar>
-          </w:tcPr>
-          <w:p>
-            <w:pPr>
-              <w:spacing w:after="0"/>
-            </w:pPr>
-            <w:r>
-              <w:rPr>
-                <w:rFonts w:ascii="Calibri" w:hAnsi="Calibri"/>
-                <w:b w:val="0"/>
-                <w:i w:val="0"/>
-                <w:sz w:val="19"/>
-              </w:rPr>
-              <w:t>Graph / chart</w:t>
-            </w:r>
-          </w:p>
-        </w:tc>
-        <w:tc>
-          <w:tcPr>
-            <w:tcW w:type="dxa" w:w="3028"/>
-            <w:tcMar>
-              <w:top w:w="70" w:type="dxa"/>
-              <w:left w:w="110" w:type="dxa"/>
-              <w:bottom w:w="70" w:type="dxa"/>
-              <w:right w:w="110" w:type="dxa"/>
-            </w:tcMar>
-          </w:tcPr>
-          <w:p>
-            <w:pPr>
-              <w:spacing w:after="0"/>
-            </w:pPr>
-            <w:r>
-              <w:rPr>
-                <w:rFonts w:ascii="Calibri" w:hAnsi="Calibri"/>
-                <w:b w:val="0"/>
-                <w:i w:val="0"/>
-                <w:sz w:val="19"/>
-              </w:rPr>
-              <w:t>Grafiku</w:t>
-            </w:r>
-          </w:p>
-        </w:tc>
-        <w:tc>
-          <w:tcPr>
-            <w:tcW w:type="dxa" w:w="3633"/>
-            <w:tcMar>
-              <w:top w:w="70" w:type="dxa"/>
-              <w:left w:w="110" w:type="dxa"/>
-              <w:bottom w:w="70" w:type="dxa"/>
-              <w:right w:w="110" w:type="dxa"/>
-            </w:tcMar>
-          </w:tcPr>
-          <w:p>
-            <w:pPr>
-              <w:spacing w:after="0"/>
-            </w:pPr>
-          </w:p>
-        </w:tc>
-      </w:tr>
-      <w:tr>
-        <w:tc>
-          <w:tcPr>
-            <w:tcW w:type="dxa" w:w="3431"/>
-            <w:tcMar>
-              <w:top w:w="70" w:type="dxa"/>
-              <w:left w:w="110" w:type="dxa"/>
-              <w:bottom w:w="70" w:type="dxa"/>
-              <w:right w:w="110" w:type="dxa"/>
-            </w:tcMar>
-            <w:shd w:val="clear" w:fill="F5F8FA"/>
-          </w:tcPr>
-          <w:p>
-            <w:pPr>
-              <w:spacing w:after="0"/>
-            </w:pPr>
-            <w:r>
-              <w:rPr>
-                <w:rFonts w:ascii="Calibri" w:hAnsi="Calibri"/>
-                <w:b w:val="0"/>
-                <w:i w:val="0"/>
-                <w:sz w:val="19"/>
-              </w:rPr>
-              <w:t>Bar chart</w:t>
-            </w:r>
-          </w:p>
-        </w:tc>
-        <w:tc>
-          <w:tcPr>
-            <w:tcW w:type="dxa" w:w="3028"/>
-            <w:tcMar>
-              <w:top w:w="70" w:type="dxa"/>
-              <w:left w:w="110" w:type="dxa"/>
-              <w:bottom w:w="70" w:type="dxa"/>
-              <w:right w:w="110" w:type="dxa"/>
-            </w:tcMar>
-            <w:shd w:val="clear" w:fill="F5F8FA"/>
-          </w:tcPr>
-          <w:p>
-            <w:pPr>
-              <w:spacing w:after="0"/>
-            </w:pPr>
-            <w:r>
-              <w:rPr>
-                <w:rFonts w:ascii="Calibri" w:hAnsi="Calibri"/>
-                <w:b w:val="0"/>
-                <w:i w:val="0"/>
-                <w:sz w:val="19"/>
-              </w:rPr>
-              <w:t>Grafiku barra</w:t>
-            </w:r>
-          </w:p>
-        </w:tc>
-        <w:tc>
-          <w:tcPr>
-            <w:tcW w:type="dxa" w:w="3633"/>
-            <w:tcMar>
-              <w:top w:w="70" w:type="dxa"/>
-              <w:left w:w="110" w:type="dxa"/>
-              <w:bottom w:w="70" w:type="dxa"/>
-              <w:right w:w="110" w:type="dxa"/>
-            </w:tcMar>
-            <w:shd w:val="clear" w:fill="F5F8FA"/>
-          </w:tcPr>
-          <w:p>
-            <w:pPr>
-              <w:spacing w:after="0"/>
-            </w:pPr>
-          </w:p>
-        </w:tc>
-      </w:tr>
-      <w:tr>
-        <w:tc>
-          <w:tcPr>
-            <w:tcW w:type="dxa" w:w="3431"/>
-            <w:tcMar>
-              <w:top w:w="70" w:type="dxa"/>
-              <w:left w:w="110" w:type="dxa"/>
-              <w:bottom w:w="70" w:type="dxa"/>
-              <w:right w:w="110" w:type="dxa"/>
-            </w:tcMar>
-          </w:tcPr>
-          <w:p>
-            <w:pPr>
-              <w:spacing w:after="0"/>
-            </w:pPr>
-            <w:r>
-              <w:rPr>
-                <w:rFonts w:ascii="Calibri" w:hAnsi="Calibri"/>
-                <w:b w:val="0"/>
-                <w:i w:val="0"/>
-                <w:sz w:val="19"/>
-              </w:rPr>
-              <w:t>Line</w:t>
-            </w:r>
-          </w:p>
-        </w:tc>
-        <w:tc>
-          <w:tcPr>
-            <w:tcW w:type="dxa" w:w="3028"/>
-            <w:tcMar>
-              <w:top w:w="70" w:type="dxa"/>
-              <w:left w:w="110" w:type="dxa"/>
-              <w:bottom w:w="70" w:type="dxa"/>
-              <w:right w:w="110" w:type="dxa"/>
-            </w:tcMar>
-          </w:tcPr>
-          <w:p>
-            <w:pPr>
-              <w:spacing w:after="0"/>
-            </w:pPr>
-            <w:r>
-              <w:rPr>
-                <w:rFonts w:ascii="Calibri" w:hAnsi="Calibri"/>
-                <w:b w:val="0"/>
-                <w:i w:val="0"/>
-                <w:sz w:val="19"/>
-              </w:rPr>
-              <w:t>Liña</w:t>
-            </w:r>
-          </w:p>
-        </w:tc>
-        <w:tc>
-          <w:tcPr>
-            <w:tcW w:type="dxa" w:w="3633"/>
-            <w:tcMar>
-              <w:top w:w="70" w:type="dxa"/>
-              <w:left w:w="110" w:type="dxa"/>
-              <w:bottom w:w="70" w:type="dxa"/>
-              <w:right w:w="110" w:type="dxa"/>
-            </w:tcMar>
-          </w:tcPr>
-          <w:p>
-            <w:pPr>
-              <w:spacing w:after="0"/>
-            </w:pPr>
-          </w:p>
-        </w:tc>
-      </w:tr>
-      <w:tr>
-        <w:tc>
-          <w:tcPr>
-            <w:tcW w:type="dxa" w:w="3431"/>
-            <w:tcMar>
-              <w:top w:w="70" w:type="dxa"/>
-              <w:left w:w="110" w:type="dxa"/>
-              <w:bottom w:w="70" w:type="dxa"/>
-              <w:right w:w="110" w:type="dxa"/>
-            </w:tcMar>
-            <w:shd w:val="clear" w:fill="F5F8FA"/>
-          </w:tcPr>
-          <w:p>
-            <w:pPr>
-              <w:spacing w:after="0"/>
-            </w:pPr>
-            <w:r>
-              <w:rPr>
-                <w:rFonts w:ascii="Calibri" w:hAnsi="Calibri"/>
-                <w:b w:val="0"/>
-                <w:i w:val="0"/>
-                <w:sz w:val="19"/>
-              </w:rPr>
-              <w:t>Column</w:t>
-            </w:r>
-          </w:p>
-        </w:tc>
-        <w:tc>
-          <w:tcPr>
-            <w:tcW w:type="dxa" w:w="3028"/>
-            <w:tcMar>
-              <w:top w:w="70" w:type="dxa"/>
-              <w:left w:w="110" w:type="dxa"/>
-              <w:bottom w:w="70" w:type="dxa"/>
-              <w:right w:w="110" w:type="dxa"/>
-            </w:tcMar>
-            <w:shd w:val="clear" w:fill="F5F8FA"/>
-          </w:tcPr>
-          <w:p>
-            <w:pPr>
-              <w:spacing w:after="0"/>
-            </w:pPr>
-            <w:r>
-              <w:rPr>
-                <w:rFonts w:ascii="Calibri" w:hAnsi="Calibri"/>
-                <w:b w:val="0"/>
-                <w:i w:val="0"/>
-                <w:sz w:val="19"/>
-              </w:rPr>
-              <w:t>Koluna</w:t>
-            </w:r>
-          </w:p>
-        </w:tc>
-        <w:tc>
-          <w:tcPr>
-            <w:tcW w:type="dxa" w:w="3633"/>
-            <w:tcMar>
-              <w:top w:w="70" w:type="dxa"/>
-              <w:left w:w="110" w:type="dxa"/>
-              <w:bottom w:w="70" w:type="dxa"/>
-              <w:right w:w="110" w:type="dxa"/>
-            </w:tcMar>
-            <w:shd w:val="clear" w:fill="F5F8FA"/>
-          </w:tcPr>
-          <w:p>
-            <w:pPr>
-              <w:spacing w:after="0"/>
-            </w:pPr>
-          </w:p>
-        </w:tc>
-      </w:tr>
-      <w:tr>
-        <w:tc>
-          <w:tcPr>
-            <w:tcW w:type="dxa" w:w="3431"/>
-            <w:tcMar>
-              <w:top w:w="70" w:type="dxa"/>
-              <w:left w:w="110" w:type="dxa"/>
-              <w:bottom w:w="70" w:type="dxa"/>
-              <w:right w:w="110" w:type="dxa"/>
-            </w:tcMar>
-          </w:tcPr>
-          <w:p>
-            <w:pPr>
-              <w:spacing w:after="0"/>
-            </w:pPr>
-            <w:r>
-              <w:rPr>
-                <w:rFonts w:ascii="Calibri" w:hAnsi="Calibri"/>
-                <w:b w:val="0"/>
-                <w:i w:val="0"/>
-                <w:sz w:val="19"/>
-              </w:rPr>
-              <w:t>Row</w:t>
-            </w:r>
-          </w:p>
-        </w:tc>
-        <w:tc>
-          <w:tcPr>
-            <w:tcW w:type="dxa" w:w="3028"/>
-            <w:tcMar>
-              <w:top w:w="70" w:type="dxa"/>
-              <w:left w:w="110" w:type="dxa"/>
-              <w:bottom w:w="70" w:type="dxa"/>
-              <w:right w:w="110" w:type="dxa"/>
-            </w:tcMar>
-          </w:tcPr>
-          <w:p>
-            <w:pPr>
-              <w:spacing w:after="0"/>
-            </w:pPr>
-            <w:r>
-              <w:rPr>
-                <w:rFonts w:ascii="Calibri" w:hAnsi="Calibri"/>
-                <w:b w:val="0"/>
-                <w:i w:val="0"/>
-                <w:sz w:val="19"/>
-              </w:rPr>
-              <w:t>Liña</w:t>
-            </w:r>
-          </w:p>
-        </w:tc>
-        <w:tc>
-          <w:tcPr>
-            <w:tcW w:type="dxa" w:w="3633"/>
-            <w:tcMar>
-              <w:top w:w="70" w:type="dxa"/>
-              <w:left w:w="110" w:type="dxa"/>
-              <w:bottom w:w="70" w:type="dxa"/>
-              <w:right w:w="110" w:type="dxa"/>
-            </w:tcMar>
-          </w:tcPr>
-          <w:p>
-            <w:pPr>
-              <w:spacing w:after="0"/>
-            </w:pPr>
-            <w:r>
-              <w:rPr>
-                <w:rFonts w:ascii="Calibri" w:hAnsi="Calibri"/>
-                <w:b w:val="0"/>
-                <w:i w:val="0"/>
-                <w:sz w:val="19"/>
-              </w:rPr>
-              <w:t>same word as 'line' — clarify from context</w:t>
-            </w:r>
-          </w:p>
-        </w:tc>
-      </w:tr>
-      <w:tr>
-        <w:tc>
-          <w:tcPr>
-            <w:tcW w:type="dxa" w:w="3431"/>
-            <w:tcMar>
-              <w:top w:w="70" w:type="dxa"/>
-              <w:left w:w="110" w:type="dxa"/>
-              <w:bottom w:w="70" w:type="dxa"/>
-              <w:right w:w="110" w:type="dxa"/>
-            </w:tcMar>
-            <w:shd w:val="clear" w:fill="F5F8FA"/>
-          </w:tcPr>
-          <w:p>
-            <w:pPr>
-              <w:spacing w:after="0"/>
-            </w:pPr>
-            <w:r>
-              <w:rPr>
-                <w:rFonts w:ascii="Calibri" w:hAnsi="Calibri"/>
-                <w:b w:val="0"/>
-                <w:i w:val="0"/>
-                <w:sz w:val="19"/>
-              </w:rPr>
-              <w:t>Title</w:t>
-            </w:r>
-          </w:p>
-        </w:tc>
-        <w:tc>
-          <w:tcPr>
-            <w:tcW w:type="dxa" w:w="3028"/>
-            <w:tcMar>
-              <w:top w:w="70" w:type="dxa"/>
-              <w:left w:w="110" w:type="dxa"/>
-              <w:bottom w:w="70" w:type="dxa"/>
-              <w:right w:w="110" w:type="dxa"/>
-            </w:tcMar>
-            <w:shd w:val="clear" w:fill="F5F8FA"/>
-          </w:tcPr>
-          <w:p>
-            <w:pPr>
-              <w:spacing w:after="0"/>
-            </w:pPr>
-            <w:r>
-              <w:rPr>
-                <w:rFonts w:ascii="Calibri" w:hAnsi="Calibri"/>
-                <w:b w:val="0"/>
-                <w:i w:val="0"/>
-                <w:sz w:val="19"/>
-              </w:rPr>
-              <w:t>Títulu</w:t>
-            </w:r>
-          </w:p>
-        </w:tc>
-        <w:tc>
-          <w:tcPr>
-            <w:tcW w:type="dxa" w:w="3633"/>
-            <w:tcMar>
-              <w:top w:w="70" w:type="dxa"/>
-              <w:left w:w="110" w:type="dxa"/>
-              <w:bottom w:w="70" w:type="dxa"/>
-              <w:right w:w="110" w:type="dxa"/>
-            </w:tcMar>
-            <w:shd w:val="clear" w:fill="F5F8FA"/>
-          </w:tcPr>
-          <w:p>
-            <w:pPr>
-              <w:spacing w:after="0"/>
-            </w:pPr>
-          </w:p>
-        </w:tc>
-      </w:tr>
-      <w:tr>
-        <w:tc>
-          <w:tcPr>
-            <w:tcW w:type="dxa" w:w="3431"/>
-            <w:tcMar>
-              <w:top w:w="70" w:type="dxa"/>
-              <w:left w:w="110" w:type="dxa"/>
-              <w:bottom w:w="70" w:type="dxa"/>
-              <w:right w:w="110" w:type="dxa"/>
-            </w:tcMar>
-          </w:tcPr>
-          <w:p>
-            <w:pPr>
-              <w:spacing w:after="0"/>
-            </w:pPr>
-            <w:r>
-              <w:rPr>
-                <w:rFonts w:ascii="Calibri" w:hAnsi="Calibri"/>
-                <w:b w:val="0"/>
-                <w:i w:val="0"/>
-                <w:sz w:val="19"/>
-              </w:rPr>
-              <w:t>Note / footnote</w:t>
-            </w:r>
-          </w:p>
-        </w:tc>
-        <w:tc>
-          <w:tcPr>
-            <w:tcW w:type="dxa" w:w="3028"/>
-            <w:tcMar>
-              <w:top w:w="70" w:type="dxa"/>
-              <w:left w:w="110" w:type="dxa"/>
-              <w:bottom w:w="70" w:type="dxa"/>
-              <w:right w:w="110" w:type="dxa"/>
-            </w:tcMar>
-          </w:tcPr>
-          <w:p>
-            <w:pPr>
-              <w:spacing w:after="0"/>
-            </w:pPr>
-            <w:r>
-              <w:rPr>
-                <w:rFonts w:ascii="Calibri" w:hAnsi="Calibri"/>
-                <w:b w:val="0"/>
-                <w:i w:val="0"/>
-                <w:sz w:val="19"/>
-              </w:rPr>
-              <w:t>Nota</w:t>
-            </w:r>
-          </w:p>
-        </w:tc>
-        <w:tc>
-          <w:tcPr>
-            <w:tcW w:type="dxa" w:w="3633"/>
-            <w:tcMar>
-              <w:top w:w="70" w:type="dxa"/>
-              <w:left w:w="110" w:type="dxa"/>
-              <w:bottom w:w="70" w:type="dxa"/>
-              <w:right w:w="110" w:type="dxa"/>
-            </w:tcMar>
-          </w:tcPr>
-          <w:p>
-            <w:pPr>
-              <w:spacing w:after="0"/>
-            </w:pPr>
-          </w:p>
-        </w:tc>
-      </w:tr>
-      <w:tr>
-        <w:tc>
-          <w:tcPr>
-            <w:tcW w:type="dxa" w:w="3431"/>
-            <w:tcMar>
-              <w:top w:w="70" w:type="dxa"/>
-              <w:left w:w="110" w:type="dxa"/>
-              <w:bottom w:w="70" w:type="dxa"/>
-              <w:right w:w="110" w:type="dxa"/>
-            </w:tcMar>
-            <w:shd w:val="clear" w:fill="F5F8FA"/>
-          </w:tcPr>
-          <w:p>
-            <w:pPr>
-              <w:spacing w:after="0"/>
-            </w:pPr>
-            <w:r>
-              <w:rPr>
-                <w:rFonts w:ascii="Calibri" w:hAnsi="Calibri"/>
-                <w:b w:val="0"/>
-                <w:i w:val="0"/>
-                <w:sz w:val="19"/>
-              </w:rPr>
-              <w:t>Picture / image</w:t>
-            </w:r>
-          </w:p>
-        </w:tc>
-        <w:tc>
-          <w:tcPr>
-            <w:tcW w:type="dxa" w:w="3028"/>
-            <w:tcMar>
-              <w:top w:w="70" w:type="dxa"/>
-              <w:left w:w="110" w:type="dxa"/>
-              <w:bottom w:w="70" w:type="dxa"/>
-              <w:right w:w="110" w:type="dxa"/>
-            </w:tcMar>
-            <w:shd w:val="clear" w:fill="F5F8FA"/>
-          </w:tcPr>
-          <w:p>
-            <w:pPr>
-              <w:spacing w:after="0"/>
-            </w:pPr>
-            <w:r>
-              <w:rPr>
-                <w:rFonts w:ascii="Calibri" w:hAnsi="Calibri"/>
-                <w:b w:val="0"/>
-                <w:i w:val="0"/>
-                <w:sz w:val="19"/>
-              </w:rPr>
-              <w:t>Imajen</w:t>
-            </w:r>
-          </w:p>
-        </w:tc>
-        <w:tc>
-          <w:tcPr>
-            <w:tcW w:type="dxa" w:w="3633"/>
-            <w:tcMar>
-              <w:top w:w="70" w:type="dxa"/>
-              <w:left w:w="110" w:type="dxa"/>
-              <w:bottom w:w="70" w:type="dxa"/>
-              <w:right w:w="110" w:type="dxa"/>
-            </w:tcMar>
-            <w:shd w:val="clear" w:fill="F5F8FA"/>
-          </w:tcPr>
-          <w:p>
-            <w:pPr>
-              <w:spacing w:after="0"/>
-            </w:pPr>
-          </w:p>
-        </w:tc>
-      </w:tr>
-      <w:tr>
-        <w:tc>
-          <w:tcPr>
-            <w:tcW w:type="dxa" w:w="3431"/>
-            <w:tcMar>
-              <w:top w:w="70" w:type="dxa"/>
-              <w:left w:w="110" w:type="dxa"/>
-              <w:bottom w:w="70" w:type="dxa"/>
-              <w:right w:w="110" w:type="dxa"/>
-            </w:tcMar>
-          </w:tcPr>
-          <w:p>
-            <w:pPr>
-              <w:spacing w:after="0"/>
-            </w:pPr>
-            <w:r>
-              <w:rPr>
-                <w:rFonts w:ascii="Calibri" w:hAnsi="Calibri"/>
-                <w:b w:val="0"/>
-                <w:i w:val="0"/>
-                <w:sz w:val="19"/>
-              </w:rPr>
-              <w:t>To compare</w:t>
-            </w:r>
-          </w:p>
-        </w:tc>
-        <w:tc>
-          <w:tcPr>
-            <w:tcW w:type="dxa" w:w="3028"/>
-            <w:tcMar>
-              <w:top w:w="70" w:type="dxa"/>
-              <w:left w:w="110" w:type="dxa"/>
-              <w:bottom w:w="70" w:type="dxa"/>
-              <w:right w:w="110" w:type="dxa"/>
-            </w:tcMar>
-          </w:tcPr>
-          <w:p>
-            <w:pPr>
-              <w:spacing w:after="0"/>
-            </w:pPr>
-            <w:r>
-              <w:rPr>
-                <w:rFonts w:ascii="Calibri" w:hAnsi="Calibri"/>
-                <w:b w:val="0"/>
-                <w:i w:val="0"/>
-                <w:sz w:val="19"/>
-              </w:rPr>
-              <w:t>Kompara</w:t>
-            </w:r>
-          </w:p>
-        </w:tc>
-        <w:tc>
-          <w:tcPr>
-            <w:tcW w:type="dxa" w:w="3633"/>
-            <w:tcMar>
-              <w:top w:w="70" w:type="dxa"/>
-              <w:left w:w="110" w:type="dxa"/>
-              <w:bottom w:w="70" w:type="dxa"/>
-              <w:right w:w="110" w:type="dxa"/>
-            </w:tcMar>
-          </w:tcPr>
-          <w:p>
-            <w:pPr>
-              <w:spacing w:after="0"/>
-            </w:pPr>
-          </w:p>
-        </w:tc>
-      </w:tr>
-      <w:tr>
-        <w:tc>
-          <w:tcPr>
-            <w:tcW w:type="dxa" w:w="3431"/>
-            <w:tcMar>
-              <w:top w:w="70" w:type="dxa"/>
-              <w:left w:w="110" w:type="dxa"/>
-              <w:bottom w:w="70" w:type="dxa"/>
-              <w:right w:w="110" w:type="dxa"/>
-            </w:tcMar>
-            <w:shd w:val="clear" w:fill="F5F8FA"/>
-          </w:tcPr>
-          <w:p>
-            <w:pPr>
-              <w:spacing w:after="0"/>
-            </w:pPr>
-            <w:r>
-              <w:rPr>
-                <w:rFonts w:ascii="Calibri" w:hAnsi="Calibri"/>
-                <w:b w:val="0"/>
-                <w:i w:val="0"/>
-                <w:sz w:val="19"/>
-              </w:rPr>
-              <w:t>To increase / decrease</w:t>
-            </w:r>
-          </w:p>
-        </w:tc>
-        <w:tc>
-          <w:tcPr>
-            <w:tcW w:type="dxa" w:w="3028"/>
-            <w:tcMar>
-              <w:top w:w="70" w:type="dxa"/>
-              <w:left w:w="110" w:type="dxa"/>
-              <w:bottom w:w="70" w:type="dxa"/>
-              <w:right w:w="110" w:type="dxa"/>
-            </w:tcMar>
-            <w:shd w:val="clear" w:fill="F5F8FA"/>
-          </w:tcPr>
-          <w:p>
-            <w:pPr>
-              <w:spacing w:after="0"/>
-            </w:pPr>
-            <w:r>
-              <w:rPr>
-                <w:rFonts w:ascii="Calibri" w:hAnsi="Calibri"/>
-                <w:b w:val="0"/>
-                <w:i w:val="0"/>
-                <w:sz w:val="19"/>
-              </w:rPr>
-              <w:t>Aumenta / hamenus</w:t>
-            </w:r>
-          </w:p>
-        </w:tc>
-        <w:tc>
-          <w:tcPr>
-            <w:tcW w:type="dxa" w:w="3633"/>
-            <w:tcMar>
-              <w:top w:w="70" w:type="dxa"/>
-              <w:left w:w="110" w:type="dxa"/>
-              <w:bottom w:w="70" w:type="dxa"/>
-              <w:right w:w="110" w:type="dxa"/>
-            </w:tcMar>
-            <w:shd w:val="clear" w:fill="F5F8FA"/>
-          </w:tcPr>
-          <w:p>
-            <w:pPr>
-              <w:spacing w:after="0"/>
-            </w:pPr>
-          </w:p>
-        </w:tc>
-      </w:tr>
-      <w:tr>
-        <w:tc>
-          <w:tcPr>
-            <w:tcW w:type="dxa" w:w="3431"/>
-            <w:tcMar>
-              <w:top w:w="70" w:type="dxa"/>
-              <w:left w:w="110" w:type="dxa"/>
-              <w:bottom w:w="70" w:type="dxa"/>
-              <w:right w:w="110" w:type="dxa"/>
-            </w:tcMar>
-          </w:tcPr>
-          <w:p>
-            <w:pPr>
-              <w:spacing w:after="0"/>
-            </w:pPr>
-            <w:r>
-              <w:rPr>
-                <w:rFonts w:ascii="Calibri" w:hAnsi="Calibri"/>
-                <w:b w:val="0"/>
-                <w:i w:val="0"/>
-                <w:sz w:val="19"/>
-              </w:rPr>
-              <w:t>High / low</w:t>
-            </w:r>
-          </w:p>
-        </w:tc>
-        <w:tc>
-          <w:tcPr>
-            <w:tcW w:type="dxa" w:w="3028"/>
-            <w:tcMar>
-              <w:top w:w="70" w:type="dxa"/>
-              <w:left w:w="110" w:type="dxa"/>
-              <w:bottom w:w="70" w:type="dxa"/>
-              <w:right w:w="110" w:type="dxa"/>
-            </w:tcMar>
-          </w:tcPr>
-          <w:p>
-            <w:pPr>
-              <w:spacing w:after="0"/>
-            </w:pPr>
-            <w:r>
-              <w:rPr>
-                <w:rFonts w:ascii="Calibri" w:hAnsi="Calibri"/>
-                <w:b w:val="0"/>
-                <w:i w:val="0"/>
-                <w:sz w:val="19"/>
-              </w:rPr>
-              <w:t>Aas / kraik</w:t>
-            </w:r>
-          </w:p>
-        </w:tc>
-        <w:tc>
-          <w:tcPr>
-            <w:tcW w:type="dxa" w:w="3633"/>
-            <w:tcMar>
-              <w:top w:w="70" w:type="dxa"/>
-              <w:left w:w="110" w:type="dxa"/>
-              <w:bottom w:w="70" w:type="dxa"/>
-              <w:right w:w="110" w:type="dxa"/>
-            </w:tcMar>
-          </w:tcPr>
-          <w:p>
-            <w:pPr>
-              <w:spacing w:after="0"/>
-            </w:pPr>
-          </w:p>
-        </w:tc>
-      </w:tr>
-      <w:tr>
-        <w:tc>
-          <w:tcPr>
-            <w:tcW w:type="dxa" w:w="3431"/>
-            <w:tcMar>
-              <w:top w:w="70" w:type="dxa"/>
-              <w:left w:w="110" w:type="dxa"/>
-              <w:bottom w:w="70" w:type="dxa"/>
-              <w:right w:w="110" w:type="dxa"/>
-            </w:tcMar>
-            <w:shd w:val="clear" w:fill="F5F8FA"/>
-          </w:tcPr>
-          <w:p>
-            <w:pPr>
-              <w:spacing w:after="0"/>
-            </w:pPr>
-            <w:r>
-              <w:rPr>
-                <w:rFonts w:ascii="Calibri" w:hAnsi="Calibri"/>
-                <w:b w:val="0"/>
-                <w:i w:val="0"/>
-                <w:sz w:val="19"/>
-              </w:rPr>
-              <w:t>Far / near</w:t>
-            </w:r>
-          </w:p>
-        </w:tc>
-        <w:tc>
-          <w:tcPr>
-            <w:tcW w:type="dxa" w:w="3028"/>
-            <w:tcMar>
-              <w:top w:w="70" w:type="dxa"/>
-              <w:left w:w="110" w:type="dxa"/>
-              <w:bottom w:w="70" w:type="dxa"/>
-              <w:right w:w="110" w:type="dxa"/>
-            </w:tcMar>
-            <w:shd w:val="clear" w:fill="F5F8FA"/>
-          </w:tcPr>
-          <w:p>
-            <w:pPr>
-              <w:spacing w:after="0"/>
-            </w:pPr>
-            <w:r>
-              <w:rPr>
-                <w:rFonts w:ascii="Calibri" w:hAnsi="Calibri"/>
-                <w:b w:val="0"/>
-                <w:i w:val="0"/>
-                <w:sz w:val="19"/>
-              </w:rPr>
-              <w:t>Dook / besik</w:t>
-            </w:r>
-          </w:p>
-        </w:tc>
-        <w:tc>
-          <w:tcPr>
-            <w:tcW w:type="dxa" w:w="3633"/>
-            <w:tcMar>
-              <w:top w:w="70" w:type="dxa"/>
-              <w:left w:w="110" w:type="dxa"/>
-              <w:bottom w:w="70" w:type="dxa"/>
-              <w:right w:w="110" w:type="dxa"/>
-            </w:tcMar>
-            <w:shd w:val="clear" w:fill="F5F8FA"/>
-          </w:tcPr>
-          <w:p>
-            <w:pPr>
-              <w:spacing w:after="0"/>
-            </w:pPr>
-          </w:p>
-        </w:tc>
-      </w:tr>
-      <w:tr>
-        <w:tc>
-          <w:tcPr>
-            <w:tcW w:type="dxa" w:w="3431"/>
-            <w:tcMar>
-              <w:top w:w="70" w:type="dxa"/>
-              <w:left w:w="110" w:type="dxa"/>
-              <w:bottom w:w="70" w:type="dxa"/>
-              <w:right w:w="110" w:type="dxa"/>
-            </w:tcMar>
-          </w:tcPr>
-          <w:p>
-            <w:pPr>
-              <w:spacing w:after="0"/>
-            </w:pPr>
-            <w:r>
-              <w:rPr>
-                <w:rFonts w:ascii="Calibri" w:hAnsi="Calibri"/>
-                <w:b w:val="0"/>
-                <w:i w:val="0"/>
-                <w:sz w:val="19"/>
-              </w:rPr>
-              <w:t>Middle</w:t>
-            </w:r>
-          </w:p>
-        </w:tc>
-        <w:tc>
-          <w:tcPr>
-            <w:tcW w:type="dxa" w:w="3028"/>
-            <w:tcMar>
-              <w:top w:w="70" w:type="dxa"/>
-              <w:left w:w="110" w:type="dxa"/>
-              <w:bottom w:w="70" w:type="dxa"/>
-              <w:right w:w="110" w:type="dxa"/>
-            </w:tcMar>
-          </w:tcPr>
-          <w:p>
-            <w:pPr>
-              <w:spacing w:after="0"/>
-            </w:pPr>
-            <w:r>
-              <w:rPr>
-                <w:rFonts w:ascii="Calibri" w:hAnsi="Calibri"/>
-                <w:b w:val="0"/>
-                <w:i w:val="0"/>
-                <w:sz w:val="19"/>
-              </w:rPr>
-              <w:t>Klaran</w:t>
-            </w:r>
-          </w:p>
-        </w:tc>
-        <w:tc>
-          <w:tcPr>
-            <w:tcW w:type="dxa" w:w="3633"/>
-            <w:tcMar>
-              <w:top w:w="70" w:type="dxa"/>
-              <w:left w:w="110" w:type="dxa"/>
-              <w:bottom w:w="70" w:type="dxa"/>
-              <w:right w:w="110" w:type="dxa"/>
-            </w:tcMar>
-          </w:tcPr>
-          <w:p>
-            <w:pPr>
-              <w:spacing w:after="0"/>
-            </w:pPr>
-          </w:p>
-        </w:tc>
-      </w:tr>
-      <w:tr>
-        <w:tc>
-          <w:tcPr>
-            <w:tcW w:type="dxa" w:w="3431"/>
-            <w:tcMar>
-              <w:top w:w="70" w:type="dxa"/>
-              <w:left w:w="110" w:type="dxa"/>
-              <w:bottom w:w="70" w:type="dxa"/>
-              <w:right w:w="110" w:type="dxa"/>
-            </w:tcMar>
-            <w:shd w:val="clear" w:fill="F5F8FA"/>
-          </w:tcPr>
-          <w:p>
-            <w:pPr>
-              <w:spacing w:after="0"/>
-            </w:pPr>
-            <w:r>
-              <w:rPr>
-                <w:rFonts w:ascii="Calibri" w:hAnsi="Calibri"/>
-                <w:b w:val="0"/>
-                <w:i w:val="0"/>
-                <w:sz w:val="19"/>
-              </w:rPr>
-              <w:t>Empty / blank</w:t>
-            </w:r>
-          </w:p>
-        </w:tc>
-        <w:tc>
-          <w:tcPr>
-            <w:tcW w:type="dxa" w:w="3028"/>
-            <w:tcMar>
-              <w:top w:w="70" w:type="dxa"/>
-              <w:left w:w="110" w:type="dxa"/>
-              <w:bottom w:w="70" w:type="dxa"/>
-              <w:right w:w="110" w:type="dxa"/>
-            </w:tcMar>
-            <w:shd w:val="clear" w:fill="F5F8FA"/>
-          </w:tcPr>
-          <w:p>
-            <w:pPr>
-              <w:spacing w:after="0"/>
-            </w:pPr>
-            <w:r>
-              <w:rPr>
-                <w:rFonts w:ascii="Calibri" w:hAnsi="Calibri"/>
-                <w:b w:val="0"/>
-                <w:i w:val="0"/>
-                <w:sz w:val="19"/>
-              </w:rPr>
-              <w:t>Mamuk</w:t>
-            </w:r>
-          </w:p>
-        </w:tc>
-        <w:tc>
-          <w:tcPr>
-            <w:tcW w:type="dxa" w:w="3633"/>
-            <w:tcMar>
-              <w:top w:w="70" w:type="dxa"/>
-              <w:left w:w="110" w:type="dxa"/>
-              <w:bottom w:w="70" w:type="dxa"/>
-              <w:right w:w="110" w:type="dxa"/>
-            </w:tcMar>
-            <w:shd w:val="clear" w:fill="F5F8FA"/>
-          </w:tcPr>
-          <w:p>
-            <w:pPr>
-              <w:spacing w:after="0"/>
-            </w:pPr>
-          </w:p>
-        </w:tc>
-      </w:tr>
-      <w:tr>
-        <w:tc>
-          <w:tcPr>
-            <w:tcW w:type="dxa" w:w="3431"/>
-            <w:tcMar>
-              <w:top w:w="70" w:type="dxa"/>
-              <w:left w:w="110" w:type="dxa"/>
-              <w:bottom w:w="70" w:type="dxa"/>
-              <w:right w:w="110" w:type="dxa"/>
-            </w:tcMar>
-          </w:tcPr>
-          <w:p>
-            <w:pPr>
-              <w:spacing w:after="0"/>
-            </w:pPr>
-            <w:r>
-              <w:rPr>
-                <w:rFonts w:ascii="Calibri" w:hAnsi="Calibri"/>
-                <w:b w:val="0"/>
-                <w:i w:val="0"/>
-                <w:sz w:val="19"/>
-              </w:rPr>
-              <w:t>Missing / not there</w:t>
-            </w:r>
-          </w:p>
-        </w:tc>
-        <w:tc>
-          <w:tcPr>
-            <w:tcW w:type="dxa" w:w="3028"/>
-            <w:tcMar>
-              <w:top w:w="70" w:type="dxa"/>
-              <w:left w:w="110" w:type="dxa"/>
-              <w:bottom w:w="70" w:type="dxa"/>
-              <w:right w:w="110" w:type="dxa"/>
-            </w:tcMar>
-          </w:tcPr>
-          <w:p>
-            <w:pPr>
-              <w:spacing w:after="0"/>
-            </w:pPr>
-            <w:r>
-              <w:rPr>
-                <w:rFonts w:ascii="Calibri" w:hAnsi="Calibri"/>
-                <w:b w:val="0"/>
-                <w:i w:val="0"/>
-                <w:sz w:val="19"/>
-              </w:rPr>
-              <w:t>La iha</w:t>
-            </w:r>
-          </w:p>
-        </w:tc>
-        <w:tc>
-          <w:tcPr>
-            <w:tcW w:type="dxa" w:w="3633"/>
-            <w:tcMar>
-              <w:top w:w="70" w:type="dxa"/>
-              <w:left w:w="110" w:type="dxa"/>
-              <w:bottom w:w="70" w:type="dxa"/>
-              <w:right w:w="110" w:type="dxa"/>
-            </w:tcMar>
-          </w:tcPr>
-          <w:p>
-            <w:pPr>
-              <w:spacing w:after="0"/>
-            </w:pPr>
-          </w:p>
-        </w:tc>
-      </w:tr>
-      <w:tr>
-        <w:tc>
-          <w:tcPr>
-            <w:tcW w:type="dxa" w:w="3431"/>
-            <w:tcMar>
-              <w:top w:w="70" w:type="dxa"/>
-              <w:left w:w="110" w:type="dxa"/>
-              <w:bottom w:w="70" w:type="dxa"/>
-              <w:right w:w="110" w:type="dxa"/>
-            </w:tcMar>
-            <w:shd w:val="clear" w:fill="F5F8FA"/>
-          </w:tcPr>
-          <w:p>
-            <w:pPr>
-              <w:spacing w:after="0"/>
-            </w:pPr>
-            <w:r>
-              <w:rPr>
-                <w:rFonts w:ascii="Calibri" w:hAnsi="Calibri"/>
-                <w:b w:val="0"/>
-                <w:i w:val="0"/>
-                <w:sz w:val="19"/>
-              </w:rPr>
-              <w:t>Mistake / error</w:t>
-            </w:r>
-          </w:p>
-        </w:tc>
-        <w:tc>
-          <w:tcPr>
-            <w:tcW w:type="dxa" w:w="3028"/>
-            <w:tcMar>
-              <w:top w:w="70" w:type="dxa"/>
-              <w:left w:w="110" w:type="dxa"/>
-              <w:bottom w:w="70" w:type="dxa"/>
-              <w:right w:w="110" w:type="dxa"/>
-            </w:tcMar>
-            <w:shd w:val="clear" w:fill="F5F8FA"/>
-          </w:tcPr>
-          <w:p>
-            <w:pPr>
-              <w:spacing w:after="0"/>
-            </w:pPr>
-            <w:r>
-              <w:rPr>
-                <w:rFonts w:ascii="Calibri" w:hAnsi="Calibri"/>
-                <w:b w:val="0"/>
-                <w:i w:val="0"/>
-                <w:sz w:val="19"/>
-              </w:rPr>
-              <w:t>Sala</w:t>
-            </w:r>
-          </w:p>
-        </w:tc>
-        <w:tc>
-          <w:tcPr>
-            <w:tcW w:type="dxa" w:w="3633"/>
-            <w:tcMar>
-              <w:top w:w="70" w:type="dxa"/>
-              <w:left w:w="110" w:type="dxa"/>
-              <w:bottom w:w="70" w:type="dxa"/>
-              <w:right w:w="110" w:type="dxa"/>
-            </w:tcMar>
-            <w:shd w:val="clear" w:fill="F5F8FA"/>
-          </w:tcPr>
-          <w:p>
-            <w:pPr>
-              <w:spacing w:after="0"/>
-            </w:pPr>
-          </w:p>
-        </w:tc>
-      </w:tr>
-      <w:tr>
-        <w:tc>
-          <w:tcPr>
-            <w:tcW w:type="dxa" w:w="3431"/>
-            <w:tcMar>
-              <w:top w:w="70" w:type="dxa"/>
-              <w:left w:w="110" w:type="dxa"/>
-              <w:bottom w:w="70" w:type="dxa"/>
-              <w:right w:w="110" w:type="dxa"/>
-            </w:tcMar>
-          </w:tcPr>
-          <w:p>
-            <w:pPr>
-              <w:spacing w:after="0"/>
-            </w:pPr>
-            <w:r>
-              <w:rPr>
-                <w:rFonts w:ascii="Calibri" w:hAnsi="Calibri"/>
-                <w:b w:val="0"/>
-                <w:i w:val="0"/>
-                <w:sz w:val="19"/>
-              </w:rPr>
-              <w:t>To check / verify</w:t>
-            </w:r>
-          </w:p>
-        </w:tc>
-        <w:tc>
-          <w:tcPr>
-            <w:tcW w:type="dxa" w:w="3028"/>
-            <w:tcMar>
-              <w:top w:w="70" w:type="dxa"/>
-              <w:left w:w="110" w:type="dxa"/>
-              <w:bottom w:w="70" w:type="dxa"/>
-              <w:right w:w="110" w:type="dxa"/>
-            </w:tcMar>
-          </w:tcPr>
-          <w:p>
-            <w:pPr>
-              <w:spacing w:after="0"/>
-            </w:pPr>
-            <w:r>
-              <w:rPr>
-                <w:rFonts w:ascii="Calibri" w:hAnsi="Calibri"/>
-                <w:b w:val="0"/>
-                <w:i w:val="0"/>
-                <w:sz w:val="19"/>
-              </w:rPr>
-              <w:t>Verifika</w:t>
-            </w:r>
-          </w:p>
-        </w:tc>
-        <w:tc>
-          <w:tcPr>
-            <w:tcW w:type="dxa" w:w="3633"/>
-            <w:tcMar>
-              <w:top w:w="70" w:type="dxa"/>
-              <w:left w:w="110" w:type="dxa"/>
-              <w:bottom w:w="70" w:type="dxa"/>
-              <w:right w:w="110" w:type="dxa"/>
-            </w:tcMar>
-          </w:tcPr>
-          <w:p>
-            <w:pPr>
-              <w:spacing w:after="0"/>
-            </w:pPr>
-          </w:p>
-        </w:tc>
-      </w:tr>
-      <w:tr>
-        <w:tc>
-          <w:tcPr>
-            <w:tcW w:type="dxa" w:w="3431"/>
-            <w:tcMar>
-              <w:top w:w="70" w:type="dxa"/>
-              <w:left w:w="110" w:type="dxa"/>
-              <w:bottom w:w="70" w:type="dxa"/>
-              <w:right w:w="110" w:type="dxa"/>
-            </w:tcMar>
-            <w:shd w:val="clear" w:fill="F5F8FA"/>
-          </w:tcPr>
-          <w:p>
-            <w:pPr>
-              <w:spacing w:after="0"/>
-            </w:pPr>
-            <w:r>
-              <w:rPr>
-                <w:rFonts w:ascii="Calibri" w:hAnsi="Calibri"/>
-                <w:b w:val="0"/>
-                <w:i w:val="0"/>
-                <w:sz w:val="19"/>
-              </w:rPr>
-              <w:t>To clean (data)</w:t>
-            </w:r>
-          </w:p>
-        </w:tc>
-        <w:tc>
-          <w:tcPr>
-            <w:tcW w:type="dxa" w:w="3028"/>
-            <w:tcMar>
-              <w:top w:w="70" w:type="dxa"/>
-              <w:left w:w="110" w:type="dxa"/>
-              <w:bottom w:w="70" w:type="dxa"/>
-              <w:right w:w="110" w:type="dxa"/>
-            </w:tcMar>
-            <w:shd w:val="clear" w:fill="F5F8FA"/>
-          </w:tcPr>
-          <w:p>
-            <w:pPr>
-              <w:spacing w:after="0"/>
-            </w:pPr>
-            <w:r>
-              <w:rPr>
-                <w:rFonts w:ascii="Calibri" w:hAnsi="Calibri"/>
-                <w:b w:val="0"/>
-                <w:i w:val="0"/>
-                <w:sz w:val="19"/>
-              </w:rPr>
-              <w:t>Hamoos dadus</w:t>
-            </w:r>
-          </w:p>
-        </w:tc>
-        <w:tc>
-          <w:tcPr>
-            <w:tcW w:type="dxa" w:w="3633"/>
-            <w:tcMar>
-              <w:top w:w="70" w:type="dxa"/>
-              <w:left w:w="110" w:type="dxa"/>
-              <w:bottom w:w="70" w:type="dxa"/>
-              <w:right w:w="110" w:type="dxa"/>
-            </w:tcMar>
-            <w:shd w:val="clear" w:fill="F5F8FA"/>
-          </w:tcPr>
-          <w:p>
-            <w:pPr>
-              <w:spacing w:after="0"/>
-            </w:pPr>
-          </w:p>
-        </w:tc>
-      </w:tr>
-      <w:tr>
-        <w:tc>
-          <w:tcPr>
-            <w:tcW w:type="dxa" w:w="3431"/>
-            <w:tcMar>
-              <w:top w:w="70" w:type="dxa"/>
-              <w:left w:w="110" w:type="dxa"/>
-              <w:bottom w:w="70" w:type="dxa"/>
-              <w:right w:w="110" w:type="dxa"/>
-            </w:tcMar>
-          </w:tcPr>
-          <w:p>
-            <w:pPr>
-              <w:spacing w:after="0"/>
-            </w:pPr>
-            <w:r>
-              <w:rPr>
-                <w:rFonts w:ascii="Calibri" w:hAnsi="Calibri"/>
-                <w:b w:val="0"/>
-                <w:i w:val="0"/>
-                <w:sz w:val="19"/>
-              </w:rPr>
-              <w:t>Duplicate</w:t>
-            </w:r>
-          </w:p>
-        </w:tc>
-        <w:tc>
-          <w:tcPr>
-            <w:tcW w:type="dxa" w:w="3028"/>
-            <w:tcMar>
-              <w:top w:w="70" w:type="dxa"/>
-              <w:left w:w="110" w:type="dxa"/>
-              <w:bottom w:w="70" w:type="dxa"/>
-              <w:right w:w="110" w:type="dxa"/>
-            </w:tcMar>
-          </w:tcPr>
-          <w:p>
-            <w:pPr>
-              <w:spacing w:after="0"/>
-            </w:pPr>
-            <w:r>
-              <w:rPr>
-                <w:rFonts w:ascii="Calibri" w:hAnsi="Calibri"/>
-                <w:b w:val="0"/>
-                <w:i w:val="0"/>
-                <w:sz w:val="19"/>
-              </w:rPr>
-              <w:t>Duplika</w:t>
-            </w:r>
-          </w:p>
-        </w:tc>
-        <w:tc>
-          <w:tcPr>
-            <w:tcW w:type="dxa" w:w="3633"/>
-            <w:tcMar>
-              <w:top w:w="70" w:type="dxa"/>
-              <w:left w:w="110" w:type="dxa"/>
-              <w:bottom w:w="70" w:type="dxa"/>
-              <w:right w:w="110" w:type="dxa"/>
-            </w:tcMar>
-          </w:tcPr>
-          <w:p>
-            <w:pPr>
-              <w:spacing w:after="0"/>
-            </w:pPr>
-          </w:p>
-        </w:tc>
-      </w:tr>
-      <w:tr>
-        <w:tc>
-          <w:tcPr>
-            <w:tcW w:type="dxa" w:w="3431"/>
-            <w:tcMar>
-              <w:top w:w="70" w:type="dxa"/>
-              <w:left w:w="110" w:type="dxa"/>
-              <w:bottom w:w="70" w:type="dxa"/>
-              <w:right w:w="110" w:type="dxa"/>
-            </w:tcMar>
-            <w:shd w:val="clear" w:fill="F5F8FA"/>
-          </w:tcPr>
-          <w:p>
-            <w:pPr>
-              <w:spacing w:after="0"/>
-            </w:pPr>
-            <w:r>
-              <w:rPr>
-                <w:rFonts w:ascii="Calibri" w:hAnsi="Calibri"/>
-                <w:b w:val="0"/>
-                <w:i w:val="0"/>
-                <w:sz w:val="19"/>
-              </w:rPr>
-              <w:t>To change</w:t>
-            </w:r>
-          </w:p>
-        </w:tc>
-        <w:tc>
-          <w:tcPr>
-            <w:tcW w:type="dxa" w:w="3028"/>
-            <w:tcMar>
-              <w:top w:w="70" w:type="dxa"/>
-              <w:left w:w="110" w:type="dxa"/>
-              <w:bottom w:w="70" w:type="dxa"/>
-              <w:right w:w="110" w:type="dxa"/>
-            </w:tcMar>
-            <w:shd w:val="clear" w:fill="F5F8FA"/>
-          </w:tcPr>
-          <w:p>
-            <w:pPr>
-              <w:spacing w:after="0"/>
-            </w:pPr>
-            <w:r>
-              <w:rPr>
-                <w:rFonts w:ascii="Calibri" w:hAnsi="Calibri"/>
-                <w:b w:val="0"/>
-                <w:i w:val="0"/>
-                <w:sz w:val="19"/>
-              </w:rPr>
-              <w:t>Muda</w:t>
-            </w:r>
-          </w:p>
-        </w:tc>
-        <w:tc>
-          <w:tcPr>
-            <w:tcW w:type="dxa" w:w="3633"/>
-            <w:tcMar>
-              <w:top w:w="70" w:type="dxa"/>
-              <w:left w:w="110" w:type="dxa"/>
-              <w:bottom w:w="70" w:type="dxa"/>
-              <w:right w:w="110" w:type="dxa"/>
-            </w:tcMar>
-            <w:shd w:val="clear" w:fill="F5F8FA"/>
-          </w:tcPr>
-          <w:p>
-            <w:pPr>
-              <w:spacing w:after="0"/>
-            </w:pPr>
-          </w:p>
-        </w:tc>
-      </w:tr>
-      <w:tr>
-        <w:tc>
-          <w:tcPr>
-            <w:tcW w:type="dxa" w:w="3431"/>
-            <w:tcMar>
-              <w:top w:w="70" w:type="dxa"/>
-              <w:left w:w="110" w:type="dxa"/>
-              <w:bottom w:w="70" w:type="dxa"/>
-              <w:right w:w="110" w:type="dxa"/>
-            </w:tcMar>
-          </w:tcPr>
-          <w:p>
-            <w:pPr>
-              <w:spacing w:after="0"/>
-            </w:pPr>
-            <w:r>
-              <w:rPr>
-                <w:rFonts w:ascii="Calibri" w:hAnsi="Calibri"/>
-                <w:b w:val="0"/>
-                <w:i w:val="0"/>
-                <w:sz w:val="19"/>
-              </w:rPr>
-              <w:t>Patient</w:t>
-            </w:r>
-          </w:p>
-        </w:tc>
-        <w:tc>
-          <w:tcPr>
-            <w:tcW w:type="dxa" w:w="3028"/>
-            <w:tcMar>
-              <w:top w:w="70" w:type="dxa"/>
-              <w:left w:w="110" w:type="dxa"/>
-              <w:bottom w:w="70" w:type="dxa"/>
-              <w:right w:w="110" w:type="dxa"/>
-            </w:tcMar>
-          </w:tcPr>
-          <w:p>
-            <w:pPr>
-              <w:spacing w:after="0"/>
-            </w:pPr>
-            <w:r>
-              <w:rPr>
-                <w:rFonts w:ascii="Calibri" w:hAnsi="Calibri"/>
-                <w:b w:val="0"/>
-                <w:i w:val="0"/>
-                <w:sz w:val="19"/>
-              </w:rPr>
-              <w:t>Pasiente</w:t>
-            </w:r>
-          </w:p>
-        </w:tc>
-        <w:tc>
-          <w:tcPr>
-            <w:tcW w:type="dxa" w:w="3633"/>
-            <w:tcMar>
-              <w:top w:w="70" w:type="dxa"/>
-              <w:left w:w="110" w:type="dxa"/>
-              <w:bottom w:w="70" w:type="dxa"/>
-              <w:right w:w="110" w:type="dxa"/>
-            </w:tcMar>
-          </w:tcPr>
-          <w:p>
-            <w:pPr>
-              <w:spacing w:after="0"/>
-            </w:pPr>
-          </w:p>
-        </w:tc>
-      </w:tr>
-      <w:tr>
-        <w:tc>
-          <w:tcPr>
-            <w:tcW w:type="dxa" w:w="3431"/>
-            <w:tcMar>
-              <w:top w:w="70" w:type="dxa"/>
-              <w:left w:w="110" w:type="dxa"/>
-              <w:bottom w:w="70" w:type="dxa"/>
-              <w:right w:w="110" w:type="dxa"/>
-            </w:tcMar>
-            <w:shd w:val="clear" w:fill="F5F8FA"/>
-          </w:tcPr>
-          <w:p>
-            <w:pPr>
-              <w:spacing w:after="0"/>
-            </w:pPr>
-            <w:r>
-              <w:rPr>
-                <w:rFonts w:ascii="Calibri" w:hAnsi="Calibri"/>
-                <w:b w:val="0"/>
-                <w:i w:val="0"/>
-                <w:sz w:val="19"/>
-              </w:rPr>
-              <w:t>Treatment</w:t>
-            </w:r>
-          </w:p>
-        </w:tc>
-        <w:tc>
-          <w:tcPr>
-            <w:tcW w:type="dxa" w:w="3028"/>
-            <w:tcMar>
-              <w:top w:w="70" w:type="dxa"/>
-              <w:left w:w="110" w:type="dxa"/>
-              <w:bottom w:w="70" w:type="dxa"/>
-              <w:right w:w="110" w:type="dxa"/>
-            </w:tcMar>
-            <w:shd w:val="clear" w:fill="F5F8FA"/>
-          </w:tcPr>
-          <w:p>
-            <w:pPr>
-              <w:spacing w:after="0"/>
-            </w:pPr>
-            <w:r>
-              <w:rPr>
-                <w:rFonts w:ascii="Calibri" w:hAnsi="Calibri"/>
-                <w:b w:val="0"/>
-                <w:i w:val="0"/>
-                <w:sz w:val="19"/>
-              </w:rPr>
-              <w:t>Tratamentu</w:t>
-            </w:r>
-          </w:p>
-        </w:tc>
-        <w:tc>
-          <w:tcPr>
-            <w:tcW w:type="dxa" w:w="3633"/>
-            <w:tcMar>
-              <w:top w:w="70" w:type="dxa"/>
-              <w:left w:w="110" w:type="dxa"/>
-              <w:bottom w:w="70" w:type="dxa"/>
-              <w:right w:w="110" w:type="dxa"/>
-            </w:tcMar>
-            <w:shd w:val="clear" w:fill="F5F8FA"/>
-          </w:tcPr>
-          <w:p>
-            <w:pPr>
-              <w:spacing w:after="0"/>
-            </w:pPr>
-          </w:p>
-        </w:tc>
-      </w:tr>
-      <w:tr>
-        <w:tc>
-          <w:tcPr>
-            <w:tcW w:type="dxa" w:w="3431"/>
-            <w:tcMar>
-              <w:top w:w="70" w:type="dxa"/>
-              <w:left w:w="110" w:type="dxa"/>
-              <w:bottom w:w="70" w:type="dxa"/>
-              <w:right w:w="110" w:type="dxa"/>
-            </w:tcMar>
-          </w:tcPr>
-          <w:p>
-            <w:pPr>
-              <w:spacing w:after="0"/>
-            </w:pPr>
-            <w:r>
-              <w:rPr>
-                <w:rFonts w:ascii="Calibri" w:hAnsi="Calibri"/>
-                <w:b w:val="0"/>
-                <w:i w:val="0"/>
-                <w:sz w:val="19"/>
-              </w:rPr>
-              <w:t>Disease / illness</w:t>
-            </w:r>
-          </w:p>
-        </w:tc>
-        <w:tc>
-          <w:tcPr>
-            <w:tcW w:type="dxa" w:w="3028"/>
-            <w:tcMar>
-              <w:top w:w="70" w:type="dxa"/>
-              <w:left w:w="110" w:type="dxa"/>
-              <w:bottom w:w="70" w:type="dxa"/>
-              <w:right w:w="110" w:type="dxa"/>
-            </w:tcMar>
-          </w:tcPr>
-          <w:p>
-            <w:pPr>
-              <w:spacing w:after="0"/>
-            </w:pPr>
-            <w:r>
-              <w:rPr>
-                <w:rFonts w:ascii="Calibri" w:hAnsi="Calibri"/>
-                <w:b w:val="0"/>
-                <w:i w:val="0"/>
-                <w:sz w:val="19"/>
-              </w:rPr>
-              <w:t>Moras</w:t>
-            </w:r>
-          </w:p>
-        </w:tc>
-        <w:tc>
-          <w:tcPr>
-            <w:tcW w:type="dxa" w:w="3633"/>
-            <w:tcMar>
-              <w:top w:w="70" w:type="dxa"/>
-              <w:left w:w="110" w:type="dxa"/>
-              <w:bottom w:w="70" w:type="dxa"/>
-              <w:right w:w="110" w:type="dxa"/>
-            </w:tcMar>
-          </w:tcPr>
-          <w:p>
-            <w:pPr>
-              <w:spacing w:after="0"/>
-            </w:pPr>
-          </w:p>
-        </w:tc>
-      </w:tr>
-      <w:tr>
-        <w:tc>
-          <w:tcPr>
-            <w:tcW w:type="dxa" w:w="3431"/>
-            <w:tcMar>
-              <w:top w:w="70" w:type="dxa"/>
-              <w:left w:w="110" w:type="dxa"/>
-              <w:bottom w:w="70" w:type="dxa"/>
-              <w:right w:w="110" w:type="dxa"/>
-            </w:tcMar>
-            <w:shd w:val="clear" w:fill="F5F8FA"/>
-          </w:tcPr>
-          <w:p>
-            <w:pPr>
-              <w:spacing w:after="0"/>
-            </w:pPr>
-            <w:r>
-              <w:rPr>
-                <w:rFonts w:ascii="Calibri" w:hAnsi="Calibri"/>
-                <w:b w:val="0"/>
-                <w:i w:val="0"/>
-                <w:sz w:val="19"/>
-              </w:rPr>
-              <w:t>Tuberculosis</w:t>
-            </w:r>
-          </w:p>
-        </w:tc>
-        <w:tc>
-          <w:tcPr>
-            <w:tcW w:type="dxa" w:w="3028"/>
-            <w:tcMar>
-              <w:top w:w="70" w:type="dxa"/>
-              <w:left w:w="110" w:type="dxa"/>
-              <w:bottom w:w="70" w:type="dxa"/>
-              <w:right w:w="110" w:type="dxa"/>
-            </w:tcMar>
-            <w:shd w:val="clear" w:fill="F5F8FA"/>
-          </w:tcPr>
-          <w:p>
-            <w:pPr>
-              <w:spacing w:after="0"/>
-            </w:pPr>
-            <w:r>
-              <w:rPr>
-                <w:rFonts w:ascii="Calibri" w:hAnsi="Calibri"/>
-                <w:b w:val="0"/>
-                <w:i w:val="0"/>
-                <w:sz w:val="19"/>
-              </w:rPr>
-              <w:t>Moras TB / tuberkuloze</w:t>
-            </w:r>
-          </w:p>
-        </w:tc>
-        <w:tc>
-          <w:tcPr>
-            <w:tcW w:type="dxa" w:w="3633"/>
-            <w:tcMar>
-              <w:top w:w="70" w:type="dxa"/>
-              <w:left w:w="110" w:type="dxa"/>
-              <w:bottom w:w="70" w:type="dxa"/>
-              <w:right w:w="110" w:type="dxa"/>
-            </w:tcMar>
-            <w:shd w:val="clear" w:fill="F5F8FA"/>
-          </w:tcPr>
-          <w:p>
-            <w:pPr>
-              <w:spacing w:after="0"/>
-            </w:pPr>
-          </w:p>
-        </w:tc>
-      </w:tr>
-      <w:tr>
-        <w:tc>
-          <w:tcPr>
-            <w:tcW w:type="dxa" w:w="3431"/>
-            <w:tcMar>
-              <w:top w:w="70" w:type="dxa"/>
-              <w:left w:w="110" w:type="dxa"/>
-              <w:bottom w:w="70" w:type="dxa"/>
-              <w:right w:w="110" w:type="dxa"/>
-            </w:tcMar>
-          </w:tcPr>
-          <w:p>
-            <w:pPr>
-              <w:spacing w:after="0"/>
-            </w:pPr>
-            <w:r>
-              <w:rPr>
-                <w:rFonts w:ascii="Calibri" w:hAnsi="Calibri"/>
-                <w:b w:val="0"/>
-                <w:i w:val="0"/>
-                <w:sz w:val="19"/>
-              </w:rPr>
-              <w:t>Age</w:t>
-            </w:r>
-          </w:p>
-        </w:tc>
-        <w:tc>
-          <w:tcPr>
-            <w:tcW w:type="dxa" w:w="3028"/>
-            <w:tcMar>
-              <w:top w:w="70" w:type="dxa"/>
-              <w:left w:w="110" w:type="dxa"/>
-              <w:bottom w:w="70" w:type="dxa"/>
-              <w:right w:w="110" w:type="dxa"/>
-            </w:tcMar>
-          </w:tcPr>
-          <w:p>
-            <w:pPr>
-              <w:spacing w:after="0"/>
-            </w:pPr>
-            <w:r>
-              <w:rPr>
-                <w:rFonts w:ascii="Calibri" w:hAnsi="Calibri"/>
-                <w:b w:val="0"/>
-                <w:i w:val="0"/>
-                <w:sz w:val="19"/>
-              </w:rPr>
-              <w:t>Idade</w:t>
-            </w:r>
-          </w:p>
-        </w:tc>
-        <w:tc>
-          <w:tcPr>
-            <w:tcW w:type="dxa" w:w="3633"/>
-            <w:tcMar>
-              <w:top w:w="70" w:type="dxa"/>
-              <w:left w:w="110" w:type="dxa"/>
-              <w:bottom w:w="70" w:type="dxa"/>
-              <w:right w:w="110" w:type="dxa"/>
-            </w:tcMar>
-          </w:tcPr>
-          <w:p>
-            <w:pPr>
-              <w:spacing w:after="0"/>
-            </w:pPr>
-          </w:p>
-        </w:tc>
-      </w:tr>
-      <w:tr>
-        <w:tc>
-          <w:tcPr>
-            <w:tcW w:type="dxa" w:w="3431"/>
-            <w:tcMar>
-              <w:top w:w="70" w:type="dxa"/>
-              <w:left w:w="110" w:type="dxa"/>
-              <w:bottom w:w="70" w:type="dxa"/>
-              <w:right w:w="110" w:type="dxa"/>
-            </w:tcMar>
-            <w:shd w:val="clear" w:fill="F5F8FA"/>
-          </w:tcPr>
-          <w:p>
-            <w:pPr>
-              <w:spacing w:after="0"/>
-            </w:pPr>
-            <w:r>
-              <w:rPr>
-                <w:rFonts w:ascii="Calibri" w:hAnsi="Calibri"/>
-                <w:b w:val="0"/>
-                <w:i w:val="0"/>
-                <w:sz w:val="19"/>
-              </w:rPr>
-              <w:t>Sex (female / male)</w:t>
-            </w:r>
-          </w:p>
-        </w:tc>
-        <w:tc>
-          <w:tcPr>
-            <w:tcW w:type="dxa" w:w="3028"/>
-            <w:tcMar>
-              <w:top w:w="70" w:type="dxa"/>
-              <w:left w:w="110" w:type="dxa"/>
-              <w:bottom w:w="70" w:type="dxa"/>
-              <w:right w:w="110" w:type="dxa"/>
-            </w:tcMar>
-            <w:shd w:val="clear" w:fill="F5F8FA"/>
-          </w:tcPr>
-          <w:p>
-            <w:pPr>
-              <w:spacing w:after="0"/>
-            </w:pPr>
-            <w:r>
-              <w:rPr>
-                <w:rFonts w:ascii="Calibri" w:hAnsi="Calibri"/>
-                <w:b w:val="0"/>
-                <w:i w:val="0"/>
-                <w:sz w:val="19"/>
-              </w:rPr>
-              <w:t>Seksu (feto / mane)</w:t>
-            </w:r>
-          </w:p>
-        </w:tc>
-        <w:tc>
-          <w:tcPr>
-            <w:tcW w:type="dxa" w:w="3633"/>
-            <w:tcMar>
-              <w:top w:w="70" w:type="dxa"/>
-              <w:left w:w="110" w:type="dxa"/>
-              <w:bottom w:w="70" w:type="dxa"/>
-              <w:right w:w="110" w:type="dxa"/>
-            </w:tcMar>
-            <w:shd w:val="clear" w:fill="F5F8FA"/>
-          </w:tcPr>
-          <w:p>
-            <w:pPr>
-              <w:spacing w:after="0"/>
-            </w:pPr>
-          </w:p>
-        </w:tc>
-      </w:tr>
-      <w:tr>
-        <w:tc>
-          <w:tcPr>
-            <w:tcW w:type="dxa" w:w="3431"/>
-            <w:tcMar>
-              <w:top w:w="70" w:type="dxa"/>
-              <w:left w:w="110" w:type="dxa"/>
-              <w:bottom w:w="70" w:type="dxa"/>
-              <w:right w:w="110" w:type="dxa"/>
-            </w:tcMar>
-          </w:tcPr>
-          <w:p>
-            <w:pPr>
-              <w:spacing w:after="0"/>
-            </w:pPr>
-            <w:r>
-              <w:rPr>
-                <w:rFonts w:ascii="Calibri" w:hAnsi="Calibri"/>
-                <w:b w:val="0"/>
-                <w:i w:val="0"/>
-                <w:sz w:val="19"/>
-              </w:rPr>
-              <w:t>Municipality</w:t>
-            </w:r>
-          </w:p>
-        </w:tc>
-        <w:tc>
-          <w:tcPr>
-            <w:tcW w:type="dxa" w:w="3028"/>
-            <w:tcMar>
-              <w:top w:w="70" w:type="dxa"/>
-              <w:left w:w="110" w:type="dxa"/>
-              <w:bottom w:w="70" w:type="dxa"/>
-              <w:right w:w="110" w:type="dxa"/>
-            </w:tcMar>
-          </w:tcPr>
-          <w:p>
-            <w:pPr>
-              <w:spacing w:after="0"/>
-            </w:pPr>
-            <w:r>
-              <w:rPr>
-                <w:rFonts w:ascii="Calibri" w:hAnsi="Calibri"/>
-                <w:b w:val="0"/>
-                <w:i w:val="0"/>
-                <w:sz w:val="19"/>
-              </w:rPr>
-              <w:t>Munisípiu</w:t>
-            </w:r>
-          </w:p>
-        </w:tc>
-        <w:tc>
-          <w:tcPr>
-            <w:tcW w:type="dxa" w:w="3633"/>
-            <w:tcMar>
-              <w:top w:w="70" w:type="dxa"/>
-              <w:left w:w="110" w:type="dxa"/>
-              <w:bottom w:w="70" w:type="dxa"/>
-              <w:right w:w="110" w:type="dxa"/>
-            </w:tcMar>
-          </w:tcPr>
-          <w:p>
-            <w:pPr>
-              <w:spacing w:after="0"/>
-            </w:pPr>
-          </w:p>
-        </w:tc>
-      </w:tr>
-      <w:tr>
-        <w:tc>
-          <w:tcPr>
-            <w:tcW w:type="dxa" w:w="3431"/>
-            <w:tcMar>
-              <w:top w:w="70" w:type="dxa"/>
-              <w:left w:w="110" w:type="dxa"/>
-              <w:bottom w:w="70" w:type="dxa"/>
-              <w:right w:w="110" w:type="dxa"/>
-            </w:tcMar>
-            <w:shd w:val="clear" w:fill="F5F8FA"/>
-          </w:tcPr>
-          <w:p>
-            <w:pPr>
-              <w:spacing w:after="0"/>
-            </w:pPr>
-            <w:r>
-              <w:rPr>
-                <w:rFonts w:ascii="Calibri" w:hAnsi="Calibri"/>
-                <w:b w:val="0"/>
-                <w:i w:val="0"/>
-                <w:sz w:val="19"/>
-              </w:rPr>
-              <w:t>Health facility</w:t>
-            </w:r>
-          </w:p>
-        </w:tc>
-        <w:tc>
-          <w:tcPr>
-            <w:tcW w:type="dxa" w:w="3028"/>
-            <w:tcMar>
-              <w:top w:w="70" w:type="dxa"/>
-              <w:left w:w="110" w:type="dxa"/>
-              <w:bottom w:w="70" w:type="dxa"/>
-              <w:right w:w="110" w:type="dxa"/>
-            </w:tcMar>
-            <w:shd w:val="clear" w:fill="F5F8FA"/>
-          </w:tcPr>
-          <w:p>
-            <w:pPr>
-              <w:spacing w:after="0"/>
-            </w:pPr>
-            <w:r>
-              <w:rPr>
-                <w:rFonts w:ascii="Calibri" w:hAnsi="Calibri"/>
-                <w:b w:val="0"/>
-                <w:i w:val="0"/>
-                <w:sz w:val="19"/>
-              </w:rPr>
-              <w:t>Fasilidade saúde</w:t>
-            </w:r>
-          </w:p>
-        </w:tc>
-        <w:tc>
-          <w:tcPr>
-            <w:tcW w:type="dxa" w:w="3633"/>
-            <w:tcMar>
-              <w:top w:w="70" w:type="dxa"/>
-              <w:left w:w="110" w:type="dxa"/>
-              <w:bottom w:w="70" w:type="dxa"/>
-              <w:right w:w="110" w:type="dxa"/>
-            </w:tcMar>
-            <w:shd w:val="clear" w:fill="F5F8FA"/>
-          </w:tcPr>
-          <w:p>
-            <w:pPr>
-              <w:spacing w:after="0"/>
-            </w:pPr>
-          </w:p>
-        </w:tc>
-      </w:tr>
-      <w:tr>
-        <w:tc>
-          <w:tcPr>
-            <w:tcW w:type="dxa" w:w="3431"/>
-            <w:tcMar>
-              <w:top w:w="70" w:type="dxa"/>
-              <w:left w:w="110" w:type="dxa"/>
-              <w:bottom w:w="70" w:type="dxa"/>
-              <w:right w:w="110" w:type="dxa"/>
-            </w:tcMar>
-          </w:tcPr>
-          <w:p>
-            <w:pPr>
-              <w:spacing w:after="0"/>
-            </w:pPr>
-            <w:r>
-              <w:rPr>
-                <w:rFonts w:ascii="Calibri" w:hAnsi="Calibri"/>
-                <w:b w:val="0"/>
-                <w:i w:val="0"/>
-                <w:sz w:val="19"/>
-              </w:rPr>
-              <w:t>Success</w:t>
-            </w:r>
-          </w:p>
-        </w:tc>
-        <w:tc>
-          <w:tcPr>
-            <w:tcW w:type="dxa" w:w="3028"/>
-            <w:tcMar>
-              <w:top w:w="70" w:type="dxa"/>
-              <w:left w:w="110" w:type="dxa"/>
-              <w:bottom w:w="70" w:type="dxa"/>
-              <w:right w:w="110" w:type="dxa"/>
-            </w:tcMar>
-          </w:tcPr>
-          <w:p>
-            <w:pPr>
-              <w:spacing w:after="0"/>
-            </w:pPr>
-            <w:r>
-              <w:rPr>
-                <w:rFonts w:ascii="Calibri" w:hAnsi="Calibri"/>
-                <w:b w:val="0"/>
-                <w:i w:val="0"/>
-                <w:sz w:val="19"/>
-              </w:rPr>
-              <w:t>Susesu</w:t>
-            </w:r>
-          </w:p>
-        </w:tc>
-        <w:tc>
-          <w:tcPr>
-            <w:tcW w:type="dxa" w:w="3633"/>
-            <w:tcMar>
-              <w:top w:w="70" w:type="dxa"/>
-              <w:left w:w="110" w:type="dxa"/>
-              <w:bottom w:w="70" w:type="dxa"/>
-              <w:right w:w="110" w:type="dxa"/>
-            </w:tcMar>
-          </w:tcPr>
-          <w:p>
-            <w:pPr>
-              <w:spacing w:after="0"/>
-            </w:pPr>
-          </w:p>
-        </w:tc>
-      </w:tr>
-      <w:tr>
-        <w:tc>
-          <w:tcPr>
-            <w:tcW w:type="dxa" w:w="3431"/>
-            <w:tcMar>
-              <w:top w:w="70" w:type="dxa"/>
-              <w:left w:w="110" w:type="dxa"/>
-              <w:bottom w:w="70" w:type="dxa"/>
-              <w:right w:w="110" w:type="dxa"/>
-            </w:tcMar>
-            <w:shd w:val="clear" w:fill="F5F8FA"/>
-          </w:tcPr>
-          <w:p>
-            <w:pPr>
-              <w:spacing w:after="0"/>
-            </w:pPr>
-            <w:r>
-              <w:rPr>
-                <w:rFonts w:ascii="Calibri" w:hAnsi="Calibri"/>
-                <w:b w:val="0"/>
-                <w:i w:val="0"/>
-                <w:sz w:val="19"/>
-              </w:rPr>
-              <w:t>Died</w:t>
-            </w:r>
-          </w:p>
-        </w:tc>
-        <w:tc>
-          <w:tcPr>
-            <w:tcW w:type="dxa" w:w="3028"/>
-            <w:tcMar>
-              <w:top w:w="70" w:type="dxa"/>
-              <w:left w:w="110" w:type="dxa"/>
-              <w:bottom w:w="70" w:type="dxa"/>
-              <w:right w:w="110" w:type="dxa"/>
-            </w:tcMar>
-            <w:shd w:val="clear" w:fill="F5F8FA"/>
-          </w:tcPr>
-          <w:p>
-            <w:pPr>
-              <w:spacing w:after="0"/>
-            </w:pPr>
-            <w:r>
-              <w:rPr>
-                <w:rFonts w:ascii="Calibri" w:hAnsi="Calibri"/>
-                <w:b w:val="0"/>
-                <w:i w:val="0"/>
-                <w:sz w:val="19"/>
-              </w:rPr>
-              <w:t>Mate</w:t>
-            </w:r>
-          </w:p>
-        </w:tc>
-        <w:tc>
-          <w:tcPr>
-            <w:tcW w:type="dxa" w:w="3633"/>
-            <w:tcMar>
-              <w:top w:w="70" w:type="dxa"/>
-              <w:left w:w="110" w:type="dxa"/>
-              <w:bottom w:w="70" w:type="dxa"/>
-              <w:right w:w="110" w:type="dxa"/>
-            </w:tcMar>
-            <w:shd w:val="clear" w:fill="F5F8FA"/>
-          </w:tcPr>
-          <w:p>
-            <w:pPr>
-              <w:spacing w:after="0"/>
-            </w:pPr>
-          </w:p>
-        </w:tc>
-      </w:tr>
-      <w:tr>
-        <w:tc>
-          <w:tcPr>
-            <w:tcW w:type="dxa" w:w="3431"/>
-            <w:tcMar>
-              <w:top w:w="70" w:type="dxa"/>
-              <w:left w:w="110" w:type="dxa"/>
-              <w:bottom w:w="70" w:type="dxa"/>
-              <w:right w:w="110" w:type="dxa"/>
-            </w:tcMar>
-          </w:tcPr>
-          <w:p>
-            <w:pPr>
-              <w:spacing w:after="0"/>
-            </w:pPr>
-            <w:r>
-              <w:rPr>
-                <w:rFonts w:ascii="Calibri" w:hAnsi="Calibri"/>
-                <w:b w:val="0"/>
-                <w:i w:val="0"/>
-                <w:sz w:val="19"/>
-              </w:rPr>
-              <w:t>Lost / disappeared</w:t>
-            </w:r>
-          </w:p>
-        </w:tc>
-        <w:tc>
-          <w:tcPr>
-            <w:tcW w:type="dxa" w:w="3028"/>
-            <w:tcMar>
-              <w:top w:w="70" w:type="dxa"/>
-              <w:left w:w="110" w:type="dxa"/>
-              <w:bottom w:w="70" w:type="dxa"/>
-              <w:right w:w="110" w:type="dxa"/>
-            </w:tcMar>
-          </w:tcPr>
-          <w:p>
-            <w:pPr>
-              <w:spacing w:after="0"/>
-            </w:pPr>
-            <w:r>
-              <w:rPr>
-                <w:rFonts w:ascii="Calibri" w:hAnsi="Calibri"/>
-                <w:b w:val="0"/>
-                <w:i w:val="0"/>
-                <w:sz w:val="19"/>
-              </w:rPr>
-              <w:t>Lakon</w:t>
-            </w:r>
-          </w:p>
-        </w:tc>
-        <w:tc>
-          <w:tcPr>
-            <w:tcW w:type="dxa" w:w="3633"/>
-            <w:tcMar>
-              <w:top w:w="70" w:type="dxa"/>
-              <w:left w:w="110" w:type="dxa"/>
-              <w:bottom w:w="70" w:type="dxa"/>
-              <w:right w:w="110" w:type="dxa"/>
-            </w:tcMar>
-          </w:tcPr>
-          <w:p>
-            <w:pPr>
-              <w:spacing w:after="0"/>
-            </w:pPr>
-          </w:p>
-        </w:tc>
-      </w:tr>
-      <w:tr>
-        <w:tc>
-          <w:tcPr>
-            <w:tcW w:type="dxa" w:w="3431"/>
-            <w:tcMar>
-              <w:top w:w="70" w:type="dxa"/>
-              <w:left w:w="110" w:type="dxa"/>
-              <w:bottom w:w="70" w:type="dxa"/>
-              <w:right w:w="110" w:type="dxa"/>
-            </w:tcMar>
-            <w:shd w:val="clear" w:fill="F5F8FA"/>
-          </w:tcPr>
-          <w:p>
-            <w:pPr>
-              <w:spacing w:after="0"/>
-            </w:pPr>
-            <w:r>
-              <w:rPr>
-                <w:rFonts w:ascii="Calibri" w:hAnsi="Calibri"/>
-                <w:b w:val="0"/>
-                <w:i w:val="0"/>
-                <w:sz w:val="19"/>
-              </w:rPr>
-              <w:t>Sample</w:t>
-            </w:r>
-          </w:p>
-        </w:tc>
-        <w:tc>
-          <w:tcPr>
-            <w:tcW w:type="dxa" w:w="3028"/>
-            <w:tcMar>
-              <w:top w:w="70" w:type="dxa"/>
-              <w:left w:w="110" w:type="dxa"/>
-              <w:bottom w:w="70" w:type="dxa"/>
-              <w:right w:w="110" w:type="dxa"/>
-            </w:tcMar>
-            <w:shd w:val="clear" w:fill="F5F8FA"/>
-          </w:tcPr>
-          <w:p>
-            <w:pPr>
-              <w:spacing w:after="0"/>
-            </w:pPr>
-            <w:r>
-              <w:rPr>
-                <w:rFonts w:ascii="Calibri" w:hAnsi="Calibri"/>
-                <w:b w:val="0"/>
-                <w:i w:val="0"/>
-                <w:sz w:val="19"/>
-              </w:rPr>
-              <w:t>Amostra</w:t>
-            </w:r>
-          </w:p>
-        </w:tc>
-        <w:tc>
-          <w:tcPr>
-            <w:tcW w:type="dxa" w:w="3633"/>
-            <w:tcMar>
-              <w:top w:w="70" w:type="dxa"/>
-              <w:left w:w="110" w:type="dxa"/>
-              <w:bottom w:w="70" w:type="dxa"/>
-              <w:right w:w="110" w:type="dxa"/>
-            </w:tcMar>
-            <w:shd w:val="clear" w:fill="F5F8FA"/>
-          </w:tcPr>
-          <w:p>
-            <w:pPr>
-              <w:spacing w:after="0"/>
-            </w:pPr>
-          </w:p>
-        </w:tc>
-      </w:tr>
-      <w:tr>
-        <w:tc>
-          <w:tcPr>
-            <w:tcW w:type="dxa" w:w="3431"/>
-            <w:tcMar>
-              <w:top w:w="70" w:type="dxa"/>
-              <w:left w:w="110" w:type="dxa"/>
-              <w:bottom w:w="70" w:type="dxa"/>
-              <w:right w:w="110" w:type="dxa"/>
-            </w:tcMar>
-          </w:tcPr>
-          <w:p>
-            <w:pPr>
-              <w:spacing w:after="0"/>
-            </w:pPr>
-            <w:r>
-              <w:rPr>
-                <w:rFonts w:ascii="Calibri" w:hAnsi="Calibri"/>
-                <w:b w:val="0"/>
-                <w:i w:val="0"/>
-                <w:sz w:val="19"/>
-              </w:rPr>
-              <w:t>Questionnaire</w:t>
-            </w:r>
-          </w:p>
-        </w:tc>
-        <w:tc>
-          <w:tcPr>
-            <w:tcW w:type="dxa" w:w="3028"/>
-            <w:tcMar>
-              <w:top w:w="70" w:type="dxa"/>
-              <w:left w:w="110" w:type="dxa"/>
-              <w:bottom w:w="70" w:type="dxa"/>
-              <w:right w:w="110" w:type="dxa"/>
-            </w:tcMar>
-          </w:tcPr>
-          <w:p>
-            <w:pPr>
-              <w:spacing w:after="0"/>
-            </w:pPr>
-            <w:r>
-              <w:rPr>
-                <w:rFonts w:ascii="Calibri" w:hAnsi="Calibri"/>
-                <w:b w:val="0"/>
-                <w:i w:val="0"/>
-                <w:sz w:val="19"/>
-              </w:rPr>
-              <w:t>Kestionáriu</w:t>
-            </w:r>
-          </w:p>
-        </w:tc>
-        <w:tc>
-          <w:tcPr>
-            <w:tcW w:type="dxa" w:w="3633"/>
-            <w:tcMar>
-              <w:top w:w="70" w:type="dxa"/>
-              <w:left w:w="110" w:type="dxa"/>
-              <w:bottom w:w="70" w:type="dxa"/>
-              <w:right w:w="110" w:type="dxa"/>
-            </w:tcMar>
-          </w:tcPr>
-          <w:p>
-            <w:pPr>
-              <w:spacing w:after="0"/>
-            </w:pPr>
-          </w:p>
-        </w:tc>
-      </w:tr>
-      <w:tr>
-        <w:tc>
-          <w:tcPr>
-            <w:tcW w:type="dxa" w:w="3431"/>
-            <w:tcMar>
-              <w:top w:w="70" w:type="dxa"/>
-              <w:left w:w="110" w:type="dxa"/>
-              <w:bottom w:w="70" w:type="dxa"/>
-              <w:right w:w="110" w:type="dxa"/>
-            </w:tcMar>
-            <w:shd w:val="clear" w:fill="F5F8FA"/>
-          </w:tcPr>
-          <w:p>
-            <w:pPr>
-              <w:spacing w:after="0"/>
-            </w:pPr>
-            <w:r>
-              <w:rPr>
-                <w:rFonts w:ascii="Calibri" w:hAnsi="Calibri"/>
-                <w:b w:val="0"/>
-                <w:i w:val="0"/>
-                <w:sz w:val="19"/>
-              </w:rPr>
-              <w:t>Quality</w:t>
-            </w:r>
-          </w:p>
-        </w:tc>
-        <w:tc>
-          <w:tcPr>
-            <w:tcW w:type="dxa" w:w="3028"/>
-            <w:tcMar>
-              <w:top w:w="70" w:type="dxa"/>
-              <w:left w:w="110" w:type="dxa"/>
-              <w:bottom w:w="70" w:type="dxa"/>
-              <w:right w:w="110" w:type="dxa"/>
-            </w:tcMar>
-            <w:shd w:val="clear" w:fill="F5F8FA"/>
-          </w:tcPr>
-          <w:p>
-            <w:pPr>
-              <w:spacing w:after="0"/>
-            </w:pPr>
-            <w:r>
-              <w:rPr>
-                <w:rFonts w:ascii="Calibri" w:hAnsi="Calibri"/>
-                <w:b w:val="0"/>
-                <w:i w:val="0"/>
-                <w:sz w:val="19"/>
-              </w:rPr>
-              <w:t>Kualidade</w:t>
-            </w:r>
-          </w:p>
-        </w:tc>
-        <w:tc>
-          <w:tcPr>
-            <w:tcW w:type="dxa" w:w="3633"/>
-            <w:tcMar>
-              <w:top w:w="70" w:type="dxa"/>
-              <w:left w:w="110" w:type="dxa"/>
-              <w:bottom w:w="70" w:type="dxa"/>
-              <w:right w:w="110" w:type="dxa"/>
-            </w:tcMar>
-            <w:shd w:val="clear" w:fill="F5F8FA"/>
-          </w:tcPr>
-          <w:p>
-            <w:pPr>
-              <w:spacing w:after="0"/>
-            </w:pPr>
-          </w:p>
-        </w:tc>
-      </w:tr>
-      <w:tr>
-        <w:tc>
-          <w:tcPr>
-            <w:tcW w:type="dxa" w:w="3431"/>
-            <w:tcMar>
-              <w:top w:w="70" w:type="dxa"/>
-              <w:left w:w="110" w:type="dxa"/>
-              <w:bottom w:w="70" w:type="dxa"/>
-              <w:right w:w="110" w:type="dxa"/>
-            </w:tcMar>
-          </w:tcPr>
-          <w:p>
-            <w:pPr>
-              <w:spacing w:after="0"/>
-            </w:pPr>
-            <w:r>
-              <w:rPr>
-                <w:rFonts w:ascii="Calibri" w:hAnsi="Calibri"/>
-                <w:b w:val="0"/>
-                <w:i w:val="0"/>
-                <w:sz w:val="19"/>
-              </w:rPr>
-              <w:t>To explain</w:t>
-            </w:r>
-          </w:p>
-        </w:tc>
-        <w:tc>
-          <w:tcPr>
-            <w:tcW w:type="dxa" w:w="3028"/>
-            <w:tcMar>
-              <w:top w:w="70" w:type="dxa"/>
-              <w:left w:w="110" w:type="dxa"/>
-              <w:bottom w:w="70" w:type="dxa"/>
-              <w:right w:w="110" w:type="dxa"/>
-            </w:tcMar>
-          </w:tcPr>
-          <w:p>
-            <w:pPr>
-              <w:spacing w:after="0"/>
-            </w:pPr>
-            <w:r>
-              <w:rPr>
-                <w:rFonts w:ascii="Calibri" w:hAnsi="Calibri"/>
-                <w:b w:val="0"/>
-                <w:i w:val="0"/>
-                <w:sz w:val="19"/>
-              </w:rPr>
-              <w:t>Esplika</w:t>
-            </w:r>
-          </w:p>
-        </w:tc>
-        <w:tc>
-          <w:tcPr>
-            <w:tcW w:type="dxa" w:w="3633"/>
-            <w:tcMar>
-              <w:top w:w="70" w:type="dxa"/>
-              <w:left w:w="110" w:type="dxa"/>
-              <w:bottom w:w="70" w:type="dxa"/>
-              <w:right w:w="110" w:type="dxa"/>
-            </w:tcMar>
-          </w:tcPr>
-          <w:p>
-            <w:pPr>
-              <w:spacing w:after="0"/>
-            </w:pPr>
-          </w:p>
-        </w:tc>
-      </w:tr>
-      <w:tr>
-        <w:tc>
-          <w:tcPr>
-            <w:tcW w:type="dxa" w:w="3431"/>
-            <w:tcMar>
-              <w:top w:w="70" w:type="dxa"/>
-              <w:left w:w="110" w:type="dxa"/>
-              <w:bottom w:w="70" w:type="dxa"/>
-              <w:right w:w="110" w:type="dxa"/>
-            </w:tcMar>
-            <w:shd w:val="clear" w:fill="F5F8FA"/>
-          </w:tcPr>
-          <w:p>
-            <w:pPr>
-              <w:spacing w:after="0"/>
-            </w:pPr>
-            <w:r>
-              <w:rPr>
-                <w:rFonts w:ascii="Calibri" w:hAnsi="Calibri"/>
-                <w:b w:val="0"/>
-                <w:i w:val="0"/>
-                <w:sz w:val="19"/>
-              </w:rPr>
-              <w:t>Meaning</w:t>
-            </w:r>
-          </w:p>
-        </w:tc>
-        <w:tc>
-          <w:tcPr>
-            <w:tcW w:type="dxa" w:w="3028"/>
-            <w:tcMar>
-              <w:top w:w="70" w:type="dxa"/>
-              <w:left w:w="110" w:type="dxa"/>
-              <w:bottom w:w="70" w:type="dxa"/>
-              <w:right w:w="110" w:type="dxa"/>
-            </w:tcMar>
-            <w:shd w:val="clear" w:fill="F5F8FA"/>
-          </w:tcPr>
-          <w:p>
-            <w:pPr>
-              <w:spacing w:after="0"/>
-            </w:pPr>
-            <w:r>
-              <w:rPr>
-                <w:rFonts w:ascii="Calibri" w:hAnsi="Calibri"/>
-                <w:b w:val="0"/>
-                <w:i w:val="0"/>
-                <w:sz w:val="19"/>
-              </w:rPr>
-              <w:t>Signifikadu</w:t>
-            </w:r>
-          </w:p>
-        </w:tc>
-        <w:tc>
-          <w:tcPr>
-            <w:tcW w:type="dxa" w:w="3633"/>
-            <w:tcMar>
-              <w:top w:w="70" w:type="dxa"/>
-              <w:left w:w="110" w:type="dxa"/>
-              <w:bottom w:w="70" w:type="dxa"/>
-              <w:right w:w="110" w:type="dxa"/>
-            </w:tcMar>
-            <w:shd w:val="clear" w:fill="F5F8FA"/>
-          </w:tcPr>
-          <w:p>
-            <w:pPr>
-              <w:spacing w:after="0"/>
-            </w:pPr>
-          </w:p>
-        </w:tc>
-      </w:tr>
-      <w:tr>
-        <w:tc>
-          <w:tcPr>
-            <w:tcW w:type="dxa" w:w="3431"/>
-            <w:tcMar>
-              <w:top w:w="70" w:type="dxa"/>
-              <w:left w:w="110" w:type="dxa"/>
-              <w:bottom w:w="70" w:type="dxa"/>
-              <w:right w:w="110" w:type="dxa"/>
-            </w:tcMar>
-          </w:tcPr>
-          <w:p>
-            <w:pPr>
-              <w:spacing w:after="0"/>
-            </w:pPr>
-            <w:r>
-              <w:rPr>
-                <w:rFonts w:ascii="Calibri" w:hAnsi="Calibri"/>
-                <w:b w:val="0"/>
-                <w:i w:val="0"/>
-                <w:sz w:val="19"/>
-              </w:rPr>
-              <w:t>Because of</w:t>
-            </w:r>
-          </w:p>
-        </w:tc>
-        <w:tc>
-          <w:tcPr>
-            <w:tcW w:type="dxa" w:w="3028"/>
-            <w:tcMar>
-              <w:top w:w="70" w:type="dxa"/>
-              <w:left w:w="110" w:type="dxa"/>
-              <w:bottom w:w="70" w:type="dxa"/>
-              <w:right w:w="110" w:type="dxa"/>
-            </w:tcMar>
-          </w:tcPr>
-          <w:p>
-            <w:pPr>
-              <w:spacing w:after="0"/>
-            </w:pPr>
-            <w:r>
-              <w:rPr>
-                <w:rFonts w:ascii="Calibri" w:hAnsi="Calibri"/>
-                <w:b w:val="0"/>
-                <w:i w:val="0"/>
-                <w:sz w:val="19"/>
-              </w:rPr>
-              <w:t>Tanba</w:t>
-            </w:r>
-          </w:p>
-        </w:tc>
-        <w:tc>
-          <w:tcPr>
-            <w:tcW w:type="dxa" w:w="3633"/>
-            <w:tcMar>
-              <w:top w:w="70" w:type="dxa"/>
-              <w:left w:w="110" w:type="dxa"/>
-              <w:bottom w:w="70" w:type="dxa"/>
-              <w:right w:w="110" w:type="dxa"/>
-            </w:tcMar>
-          </w:tcPr>
-          <w:p>
-            <w:pPr>
-              <w:spacing w:after="0"/>
-            </w:pPr>
-          </w:p>
-        </w:tc>
-      </w:tr>
-      <w:tr>
-        <w:tc>
-          <w:tcPr>
-            <w:tcW w:type="dxa" w:w="3431"/>
-            <w:tcMar>
-              <w:top w:w="70" w:type="dxa"/>
-              <w:left w:w="110" w:type="dxa"/>
-              <w:bottom w:w="70" w:type="dxa"/>
-              <w:right w:w="110" w:type="dxa"/>
-            </w:tcMar>
-            <w:shd w:val="clear" w:fill="F5F8FA"/>
-          </w:tcPr>
-          <w:p>
-            <w:pPr>
-              <w:spacing w:after="0"/>
-            </w:pPr>
-            <w:r>
-              <w:rPr>
-                <w:rFonts w:ascii="Calibri" w:hAnsi="Calibri"/>
-                <w:b w:val="0"/>
-                <w:i w:val="0"/>
-                <w:sz w:val="19"/>
-              </w:rPr>
-              <w:t>Recommendation</w:t>
-            </w:r>
-          </w:p>
-        </w:tc>
-        <w:tc>
-          <w:tcPr>
-            <w:tcW w:type="dxa" w:w="3028"/>
-            <w:tcMar>
-              <w:top w:w="70" w:type="dxa"/>
-              <w:left w:w="110" w:type="dxa"/>
-              <w:bottom w:w="70" w:type="dxa"/>
-              <w:right w:w="110" w:type="dxa"/>
-            </w:tcMar>
-            <w:shd w:val="clear" w:fill="F5F8FA"/>
-          </w:tcPr>
-          <w:p>
-            <w:pPr>
-              <w:spacing w:after="0"/>
-            </w:pPr>
-            <w:r>
-              <w:rPr>
-                <w:rFonts w:ascii="Calibri" w:hAnsi="Calibri"/>
-                <w:b w:val="0"/>
-                <w:i w:val="0"/>
-                <w:sz w:val="19"/>
-              </w:rPr>
-              <w:t>Rekomendasaun</w:t>
-            </w:r>
-          </w:p>
-        </w:tc>
-        <w:tc>
-          <w:tcPr>
-            <w:tcW w:type="dxa" w:w="3633"/>
-            <w:tcMar>
-              <w:top w:w="70" w:type="dxa"/>
-              <w:left w:w="110" w:type="dxa"/>
-              <w:bottom w:w="70" w:type="dxa"/>
-              <w:right w:w="110" w:type="dxa"/>
-            </w:tcMar>
-            <w:shd w:val="clear" w:fill="F5F8FA"/>
-          </w:tcPr>
-          <w:p>
-            <w:pPr>
-              <w:spacing w:after="0"/>
-            </w:pPr>
-          </w:p>
-        </w:tc>
-      </w:tr>
-      <w:tr>
-        <w:tc>
-          <w:tcPr>
-            <w:tcW w:type="dxa" w:w="3431"/>
-            <w:tcMar>
-              <w:top w:w="70" w:type="dxa"/>
-              <w:left w:w="110" w:type="dxa"/>
-              <w:bottom w:w="70" w:type="dxa"/>
-              <w:right w:w="110" w:type="dxa"/>
-            </w:tcMar>
-          </w:tcPr>
-          <w:p>
-            <w:pPr>
-              <w:spacing w:after="0"/>
-            </w:pPr>
-            <w:r>
-              <w:rPr>
-                <w:rFonts w:ascii="Calibri" w:hAnsi="Calibri"/>
-                <w:b w:val="0"/>
-                <w:i w:val="0"/>
-                <w:sz w:val="19"/>
-              </w:rPr>
-              <w:t>Conclusion</w:t>
-            </w:r>
-          </w:p>
-        </w:tc>
-        <w:tc>
-          <w:tcPr>
-            <w:tcW w:type="dxa" w:w="3028"/>
-            <w:tcMar>
-              <w:top w:w="70" w:type="dxa"/>
-              <w:left w:w="110" w:type="dxa"/>
-              <w:bottom w:w="70" w:type="dxa"/>
-              <w:right w:w="110" w:type="dxa"/>
-            </w:tcMar>
-          </w:tcPr>
-          <w:p>
-            <w:pPr>
-              <w:spacing w:after="0"/>
-            </w:pPr>
-            <w:r>
-              <w:rPr>
-                <w:rFonts w:ascii="Calibri" w:hAnsi="Calibri"/>
-                <w:b w:val="0"/>
-                <w:i w:val="0"/>
-                <w:sz w:val="19"/>
-              </w:rPr>
-              <w:t>Konkluzaun</w:t>
-            </w:r>
-          </w:p>
-        </w:tc>
-        <w:tc>
-          <w:tcPr>
-            <w:tcW w:type="dxa" w:w="3633"/>
-            <w:tcMar>
-              <w:top w:w="70" w:type="dxa"/>
-              <w:left w:w="110" w:type="dxa"/>
-              <w:bottom w:w="70" w:type="dxa"/>
-              <w:right w:w="110" w:type="dxa"/>
-            </w:tcMar>
-          </w:tcPr>
-          <w:p>
-            <w:pPr>
-              <w:spacing w:after="0"/>
-            </w:pPr>
-          </w:p>
-        </w:tc>
-      </w:tr>
-      <w:tr>
-        <w:tc>
-          <w:tcPr>
-            <w:tcW w:type="dxa" w:w="3431"/>
-            <w:tcMar>
-              <w:top w:w="70" w:type="dxa"/>
-              <w:left w:w="110" w:type="dxa"/>
-              <w:bottom w:w="70" w:type="dxa"/>
-              <w:right w:w="110" w:type="dxa"/>
-            </w:tcMar>
-            <w:shd w:val="clear" w:fill="F5F8FA"/>
-          </w:tcPr>
-          <w:p>
-            <w:pPr>
-              <w:spacing w:after="0"/>
-            </w:pPr>
-            <w:r>
-              <w:rPr>
-                <w:rFonts w:ascii="Calibri" w:hAnsi="Calibri"/>
-                <w:b w:val="0"/>
-                <w:i w:val="0"/>
-                <w:sz w:val="19"/>
-              </w:rPr>
-              <w:t>Report</w:t>
-            </w:r>
-          </w:p>
-        </w:tc>
-        <w:tc>
-          <w:tcPr>
-            <w:tcW w:type="dxa" w:w="3028"/>
-            <w:tcMar>
-              <w:top w:w="70" w:type="dxa"/>
-              <w:left w:w="110" w:type="dxa"/>
-              <w:bottom w:w="70" w:type="dxa"/>
-              <w:right w:w="110" w:type="dxa"/>
-            </w:tcMar>
-            <w:shd w:val="clear" w:fill="F5F8FA"/>
-          </w:tcPr>
-          <w:p>
-            <w:pPr>
-              <w:spacing w:after="0"/>
-            </w:pPr>
-            <w:r>
-              <w:rPr>
-                <w:rFonts w:ascii="Calibri" w:hAnsi="Calibri"/>
-                <w:b w:val="0"/>
-                <w:i w:val="0"/>
-                <w:sz w:val="19"/>
-              </w:rPr>
-              <w:t>Relatóriu</w:t>
-            </w:r>
-          </w:p>
-        </w:tc>
-        <w:tc>
-          <w:tcPr>
-            <w:tcW w:type="dxa" w:w="3633"/>
-            <w:tcMar>
-              <w:top w:w="70" w:type="dxa"/>
-              <w:left w:w="110" w:type="dxa"/>
-              <w:bottom w:w="70" w:type="dxa"/>
-              <w:right w:w="110" w:type="dxa"/>
-            </w:tcMar>
-            <w:shd w:val="clear" w:fill="F5F8FA"/>
-          </w:tcPr>
-          <w:p>
-            <w:pPr>
-              <w:spacing w:after="0"/>
-            </w:pPr>
-          </w:p>
-        </w:tc>
-      </w:tr>
-      <w:tr>
-        <w:tc>
-          <w:tcPr>
-            <w:tcW w:type="dxa" w:w="3431"/>
-            <w:tcMar>
-              <w:top w:w="70" w:type="dxa"/>
-              <w:left w:w="110" w:type="dxa"/>
-              <w:bottom w:w="70" w:type="dxa"/>
-              <w:right w:w="110" w:type="dxa"/>
-            </w:tcMar>
-          </w:tcPr>
-          <w:p>
-            <w:pPr>
-              <w:spacing w:after="0"/>
-            </w:pPr>
-            <w:r>
-              <w:rPr>
-                <w:rFonts w:ascii="Calibri" w:hAnsi="Calibri"/>
-                <w:b w:val="0"/>
-                <w:i w:val="0"/>
-                <w:sz w:val="19"/>
-              </w:rPr>
-              <w:t>Who is responsible</w:t>
-            </w:r>
-          </w:p>
-        </w:tc>
-        <w:tc>
-          <w:tcPr>
-            <w:tcW w:type="dxa" w:w="3028"/>
-            <w:tcMar>
-              <w:top w:w="70" w:type="dxa"/>
-              <w:left w:w="110" w:type="dxa"/>
-              <w:bottom w:w="70" w:type="dxa"/>
-              <w:right w:w="110" w:type="dxa"/>
-            </w:tcMar>
-          </w:tcPr>
-          <w:p>
-            <w:pPr>
-              <w:spacing w:after="0"/>
-            </w:pPr>
-            <w:r>
-              <w:rPr>
-                <w:rFonts w:ascii="Calibri" w:hAnsi="Calibri"/>
-                <w:b w:val="0"/>
-                <w:i w:val="0"/>
-                <w:sz w:val="19"/>
-              </w:rPr>
-              <w:t>Se mak responsavel</w:t>
-            </w:r>
-          </w:p>
-        </w:tc>
-        <w:tc>
-          <w:tcPr>
-            <w:tcW w:type="dxa" w:w="3633"/>
-            <w:tcMar>
-              <w:top w:w="70" w:type="dxa"/>
-              <w:left w:w="110" w:type="dxa"/>
-              <w:bottom w:w="70" w:type="dxa"/>
-              <w:right w:w="110" w:type="dxa"/>
-            </w:tcMar>
-          </w:tcPr>
-          <w:p>
-            <w:pPr>
-              <w:spacing w:after="0"/>
-            </w:pPr>
-          </w:p>
-        </w:tc>
-      </w:tr>
-      <w:tr>
-        <w:tc>
-          <w:tcPr>
-            <w:tcW w:type="dxa" w:w="3431"/>
-            <w:tcMar>
-              <w:top w:w="70" w:type="dxa"/>
-              <w:left w:w="110" w:type="dxa"/>
-              <w:bottom w:w="70" w:type="dxa"/>
-              <w:right w:w="110" w:type="dxa"/>
-            </w:tcMar>
-            <w:shd w:val="clear" w:fill="F5F8FA"/>
-          </w:tcPr>
-          <w:p>
-            <w:pPr>
-              <w:spacing w:after="0"/>
-            </w:pPr>
-            <w:r>
-              <w:rPr>
-                <w:rFonts w:ascii="Calibri" w:hAnsi="Calibri"/>
-                <w:b w:val="0"/>
-                <w:i w:val="0"/>
-                <w:sz w:val="19"/>
-              </w:rPr>
-              <w:t>Must change</w:t>
-            </w:r>
-          </w:p>
-        </w:tc>
-        <w:tc>
-          <w:tcPr>
-            <w:tcW w:type="dxa" w:w="3028"/>
-            <w:tcMar>
-              <w:top w:w="70" w:type="dxa"/>
-              <w:left w:w="110" w:type="dxa"/>
-              <w:bottom w:w="70" w:type="dxa"/>
-              <w:right w:w="110" w:type="dxa"/>
-            </w:tcMar>
-            <w:shd w:val="clear" w:fill="F5F8FA"/>
-          </w:tcPr>
-          <w:p>
-            <w:pPr>
-              <w:spacing w:after="0"/>
-            </w:pPr>
-            <w:r>
-              <w:rPr>
-                <w:rFonts w:ascii="Calibri" w:hAnsi="Calibri"/>
-                <w:b w:val="0"/>
-                <w:i w:val="0"/>
-                <w:sz w:val="19"/>
-              </w:rPr>
-              <w:t>Presiza muda</w:t>
-            </w:r>
-          </w:p>
-        </w:tc>
-        <w:tc>
-          <w:tcPr>
-            <w:tcW w:type="dxa" w:w="3633"/>
-            <w:tcMar>
-              <w:top w:w="70" w:type="dxa"/>
-              <w:left w:w="110" w:type="dxa"/>
-              <w:bottom w:w="70" w:type="dxa"/>
-              <w:right w:w="110" w:type="dxa"/>
-            </w:tcMar>
-            <w:shd w:val="clear" w:fill="F5F8FA"/>
-          </w:tcPr>
-          <w:p>
-            <w:pPr>
-              <w:spacing w:after="0"/>
-            </w:pPr>
-          </w:p>
-        </w:tc>
-      </w:tr>
-      <w:tr>
-        <w:tc>
-          <w:tcPr>
-            <w:tcW w:type="dxa" w:w="3431"/>
-            <w:tcMar>
-              <w:top w:w="70" w:type="dxa"/>
-              <w:left w:w="110" w:type="dxa"/>
-              <w:bottom w:w="70" w:type="dxa"/>
-              <w:right w:w="110" w:type="dxa"/>
-            </w:tcMar>
-          </w:tcPr>
-          <w:p>
-            <w:pPr>
-              <w:spacing w:after="0"/>
-            </w:pPr>
-            <w:r>
-              <w:rPr>
-                <w:rFonts w:ascii="Calibri" w:hAnsi="Calibri"/>
-                <w:b w:val="0"/>
-                <w:i w:val="0"/>
-                <w:sz w:val="19"/>
-              </w:rPr>
-              <w:t>Statistically significant</w:t>
-            </w:r>
-          </w:p>
-        </w:tc>
-        <w:tc>
-          <w:tcPr>
-            <w:tcW w:type="dxa" w:w="3028"/>
-            <w:tcMar>
-              <w:top w:w="70" w:type="dxa"/>
-              <w:left w:w="110" w:type="dxa"/>
-              <w:bottom w:w="70" w:type="dxa"/>
-              <w:right w:w="110" w:type="dxa"/>
-            </w:tcMar>
-          </w:tcPr>
-          <w:p>
-            <w:pPr>
-              <w:spacing w:after="0"/>
-            </w:pPr>
-            <w:r>
-              <w:rPr>
-                <w:rFonts w:ascii="Calibri" w:hAnsi="Calibri"/>
-                <w:b w:val="0"/>
-                <w:i w:val="0"/>
-                <w:sz w:val="19"/>
-              </w:rPr>
-              <w:t>—</w:t>
-            </w:r>
-          </w:p>
-        </w:tc>
-        <w:tc>
-          <w:tcPr>
-            <w:tcW w:type="dxa" w:w="3633"/>
-            <w:tcMar>
-              <w:top w:w="70" w:type="dxa"/>
-              <w:left w:w="110" w:type="dxa"/>
-              <w:bottom w:w="70" w:type="dxa"/>
-              <w:right w:w="110" w:type="dxa"/>
-            </w:tcMar>
-          </w:tcPr>
-          <w:p>
-            <w:pPr>
-              <w:spacing w:after="0"/>
-            </w:pPr>
-            <w:r>
-              <w:rPr>
-                <w:rFonts w:ascii="Calibri" w:hAnsi="Calibri"/>
-                <w:b w:val="0"/>
-                <w:i w:val="0"/>
-                <w:sz w:val="19"/>
-              </w:rPr>
-              <w:t>no settled Tetum term; explain in plain words instead</w:t>
-            </w:r>
-          </w:p>
-        </w:tc>
-      </w:tr>
-      <w:tr>
-        <w:tc>
-          <w:tcPr>
-            <w:tcW w:type="dxa" w:w="3431"/>
-            <w:tcMar>
-              <w:top w:w="70" w:type="dxa"/>
-              <w:left w:w="110" w:type="dxa"/>
-              <w:bottom w:w="70" w:type="dxa"/>
-              <w:right w:w="110" w:type="dxa"/>
-            </w:tcMar>
-            <w:shd w:val="clear" w:fill="F5F8FA"/>
-          </w:tcPr>
-          <w:p>
-            <w:pPr>
-              <w:spacing w:after="0"/>
-            </w:pPr>
-            <w:r>
-              <w:rPr>
-                <w:rFonts w:ascii="Calibri" w:hAnsi="Calibri"/>
-                <w:b w:val="0"/>
-                <w:i w:val="0"/>
-                <w:sz w:val="19"/>
-              </w:rPr>
-              <w:t>Confidence interval</w:t>
-            </w:r>
-          </w:p>
-        </w:tc>
-        <w:tc>
-          <w:tcPr>
-            <w:tcW w:type="dxa" w:w="3028"/>
-            <w:tcMar>
-              <w:top w:w="70" w:type="dxa"/>
-              <w:left w:w="110" w:type="dxa"/>
-              <w:bottom w:w="70" w:type="dxa"/>
-              <w:right w:w="110" w:type="dxa"/>
-            </w:tcMar>
-            <w:shd w:val="clear" w:fill="F5F8FA"/>
-          </w:tcPr>
-          <w:p>
-            <w:pPr>
-              <w:spacing w:after="0"/>
-            </w:pPr>
-            <w:r>
-              <w:rPr>
-                <w:rFonts w:ascii="Calibri" w:hAnsi="Calibri"/>
-                <w:b w:val="0"/>
-                <w:i w:val="0"/>
-                <w:sz w:val="19"/>
-              </w:rPr>
-              <w:t>—</w:t>
-            </w:r>
-          </w:p>
-        </w:tc>
-        <w:tc>
-          <w:tcPr>
-            <w:tcW w:type="dxa" w:w="3633"/>
-            <w:tcMar>
-              <w:top w:w="70" w:type="dxa"/>
-              <w:left w:w="110" w:type="dxa"/>
-              <w:bottom w:w="70" w:type="dxa"/>
-              <w:right w:w="110" w:type="dxa"/>
-            </w:tcMar>
-            <w:shd w:val="clear" w:fill="F5F8FA"/>
-          </w:tcPr>
-          <w:p>
-            <w:pPr>
-              <w:spacing w:after="0"/>
-            </w:pPr>
-            <w:r>
-              <w:rPr>
-                <w:rFonts w:ascii="Calibri" w:hAnsi="Calibri"/>
-                <w:b w:val="0"/>
-                <w:i w:val="0"/>
-                <w:sz w:val="19"/>
-              </w:rPr>
-              <w:t>used in English; explain as 'the range we are fairly sure about'</w:t>
-            </w:r>
-          </w:p>
-        </w:tc>
-      </w:tr>
-    </w:tbl>
     <w:tbl>
       <w:tblPr>
         <w:tblW w:type="auto" w:w="0"/>
@@ -4692,7 +137,7 @@
                 <w:color w:val="0F7B7B"/>
                 <w:sz w:val="21"/>
               </w:rPr>
-              <w:t>TIP</w:t>
+              <w:t>Reviewed terminology</w:t>
             </w:r>
           </w:p>
           <w:p>
@@ -4706,7 +151,7 @@
                 <w:i w:val="0"/>
                 <w:sz w:val="20"/>
               </w:rPr>
-              <w:t xml:space="preserve">The last two rows matter most. </w:t>
+              <w:t xml:space="preserve">Every term below was checked by a Tetum-speaking colleague in August 2026. This glossary is the </w:t>
             </w:r>
             <w:r>
               <w:rPr>
@@ -4715,7 +160,7 @@
                 <w:i w:val="0"/>
                 <w:sz w:val="20"/>
               </w:rPr>
-              <w:t>‘Statistically significant’ has no clean Tetum equivalent</w:t>
+              <w:t>single source of truth</w:t>
             </w:r>
             <w:r>
               <w:rPr>
@@ -4724,7 +169,7 @@
                 <w:i w:val="0"/>
                 <w:sz w:val="20"/>
               </w:rPr>
-              <w:t xml:space="preserve"> — which is a gift, because it forces you to explain what you actually mean. If a participant cannot say their finding in Tetum without using an English statistics word, they probably have not understood it yet. Use that as a teaching test.</w:t>
+              <w:t xml:space="preserve"> — the training materials, the website and the platform all draw their Tetum from this list, so a correction made here reaches everything.</w:t>
             </w:r>
           </w:p>
         </w:tc>
@@ -4734,6 +179,5234 @@
       <w:pPr>
         <w:spacing w:after="60"/>
       </w:pPr>
+    </w:p>
+    <w:p>
+      <w:pPr>
+        <w:keepNext/>
+        <w:spacing w:before="240" w:after="80"/>
+      </w:pPr>
+      <w:r>
+        <w:rPr>
+          <w:rFonts w:ascii="Calibri" w:hAnsi="Calibri"/>
+          <w:b/>
+          <w:color w:val="1F3864"/>
+          <w:sz w:val="30"/>
+        </w:rPr>
+        <w:t>Research and the programme</w:t>
+      </w:r>
+    </w:p>
+    <w:tbl>
+      <w:tblPr>
+        <w:tblW w:type="auto" w:w="0"/>
+        <w:jc w:val="center"/>
+        <w:tblLayout w:type="fixed"/>
+        <w:tblLook w:firstColumn="1" w:firstRow="1" w:lastColumn="0" w:lastRow="0" w:noHBand="0" w:noVBand="1" w:val="04A0"/>
+        <w:tblBorders>
+          <w:top w:val="single" w:sz="4" w:color="D0D7DE"/>
+          <w:left w:val="single" w:sz="4" w:color="D0D7DE"/>
+          <w:bottom w:val="single" w:sz="4" w:color="D0D7DE"/>
+          <w:right w:val="single" w:sz="4" w:color="D0D7DE"/>
+          <w:insideH w:val="single" w:sz="4" w:color="D0D7DE"/>
+          <w:insideV w:val="single" w:sz="4" w:color="D0D7DE"/>
+        </w:tblBorders>
+      </w:tblPr>
+      <w:tblGrid>
+        <w:gridCol w:w="5046"/>
+        <w:gridCol w:w="5046"/>
+      </w:tblGrid>
+      <w:tr>
+        <w:trPr>
+          <w:tblHeader w:val="true"/>
+        </w:trPr>
+        <w:tc>
+          <w:tcPr>
+            <w:tcW w:type="dxa" w:w="5046"/>
+            <w:shd w:val="clear" w:fill="1F3864"/>
+            <w:tcMar>
+              <w:top w:w="80" w:type="dxa"/>
+              <w:left w:w="110" w:type="dxa"/>
+              <w:bottom w:w="80" w:type="dxa"/>
+              <w:right w:w="110" w:type="dxa"/>
+            </w:tcMar>
+          </w:tcPr>
+          <w:p>
+            <w:pPr>
+              <w:spacing w:after="0"/>
+            </w:pPr>
+            <w:r>
+              <w:rPr>
+                <w:rFonts w:ascii="Calibri" w:hAnsi="Calibri"/>
+                <w:b/>
+                <w:color w:val="FFFFFF"/>
+                <w:sz w:val="20"/>
+              </w:rPr>
+              <w:t>English</w:t>
+            </w:r>
+          </w:p>
+        </w:tc>
+        <w:tc>
+          <w:tcPr>
+            <w:tcW w:type="dxa" w:w="5046"/>
+            <w:shd w:val="clear" w:fill="1F3864"/>
+            <w:tcMar>
+              <w:top w:w="80" w:type="dxa"/>
+              <w:left w:w="110" w:type="dxa"/>
+              <w:bottom w:w="80" w:type="dxa"/>
+              <w:right w:w="110" w:type="dxa"/>
+            </w:tcMar>
+          </w:tcPr>
+          <w:p>
+            <w:pPr>
+              <w:spacing w:after="0"/>
+            </w:pPr>
+            <w:r>
+              <w:rPr>
+                <w:rFonts w:ascii="Calibri" w:hAnsi="Calibri"/>
+                <w:b/>
+                <w:color w:val="FFFFFF"/>
+                <w:sz w:val="20"/>
+              </w:rPr>
+              <w:t>Tetum</w:t>
+            </w:r>
+          </w:p>
+        </w:tc>
+      </w:tr>
+      <w:tr>
+        <w:tc>
+          <w:tcPr>
+            <w:tcW w:type="dxa" w:w="5046"/>
+            <w:tcMar>
+              <w:top w:w="70" w:type="dxa"/>
+              <w:left w:w="110" w:type="dxa"/>
+              <w:bottom w:w="70" w:type="dxa"/>
+              <w:right w:w="110" w:type="dxa"/>
+            </w:tcMar>
+          </w:tcPr>
+          <w:p>
+            <w:pPr>
+              <w:spacing w:after="0"/>
+            </w:pPr>
+            <w:r>
+              <w:rPr>
+                <w:rFonts w:ascii="Calibri" w:hAnsi="Calibri"/>
+                <w:b w:val="0"/>
+                <w:i w:val="0"/>
+                <w:sz w:val="20"/>
+              </w:rPr>
+              <w:t>Research</w:t>
+            </w:r>
+          </w:p>
+        </w:tc>
+        <w:tc>
+          <w:tcPr>
+            <w:tcW w:type="dxa" w:w="5046"/>
+            <w:tcMar>
+              <w:top w:w="70" w:type="dxa"/>
+              <w:left w:w="110" w:type="dxa"/>
+              <w:bottom w:w="70" w:type="dxa"/>
+              <w:right w:w="110" w:type="dxa"/>
+            </w:tcMar>
+          </w:tcPr>
+          <w:p>
+            <w:pPr>
+              <w:spacing w:after="0"/>
+            </w:pPr>
+            <w:r>
+              <w:rPr>
+                <w:rFonts w:ascii="Calibri" w:hAnsi="Calibri"/>
+                <w:b w:val="0"/>
+                <w:i w:val="0"/>
+                <w:sz w:val="20"/>
+              </w:rPr>
+              <w:t>Peskiza</w:t>
+            </w:r>
+          </w:p>
+        </w:tc>
+      </w:tr>
+      <w:tr>
+        <w:tc>
+          <w:tcPr>
+            <w:tcW w:type="dxa" w:w="5046"/>
+            <w:tcMar>
+              <w:top w:w="70" w:type="dxa"/>
+              <w:left w:w="110" w:type="dxa"/>
+              <w:bottom w:w="70" w:type="dxa"/>
+              <w:right w:w="110" w:type="dxa"/>
+            </w:tcMar>
+            <w:shd w:val="clear" w:fill="F5F8FA"/>
+          </w:tcPr>
+          <w:p>
+            <w:pPr>
+              <w:spacing w:after="0"/>
+            </w:pPr>
+            <w:r>
+              <w:rPr>
+                <w:rFonts w:ascii="Calibri" w:hAnsi="Calibri"/>
+                <w:b w:val="0"/>
+                <w:i w:val="0"/>
+                <w:sz w:val="20"/>
+              </w:rPr>
+              <w:t>Operational research</w:t>
+            </w:r>
+          </w:p>
+        </w:tc>
+        <w:tc>
+          <w:tcPr>
+            <w:tcW w:type="dxa" w:w="5046"/>
+            <w:tcMar>
+              <w:top w:w="70" w:type="dxa"/>
+              <w:left w:w="110" w:type="dxa"/>
+              <w:bottom w:w="70" w:type="dxa"/>
+              <w:right w:w="110" w:type="dxa"/>
+            </w:tcMar>
+            <w:shd w:val="clear" w:fill="F5F8FA"/>
+          </w:tcPr>
+          <w:p>
+            <w:pPr>
+              <w:spacing w:after="0"/>
+            </w:pPr>
+            <w:r>
+              <w:rPr>
+                <w:rFonts w:ascii="Calibri" w:hAnsi="Calibri"/>
+                <w:b w:val="0"/>
+                <w:i w:val="0"/>
+                <w:sz w:val="20"/>
+              </w:rPr>
+              <w:t>Peskiza operasionál</w:t>
+            </w:r>
+          </w:p>
+        </w:tc>
+      </w:tr>
+      <w:tr>
+        <w:tc>
+          <w:tcPr>
+            <w:tcW w:type="dxa" w:w="5046"/>
+            <w:tcMar>
+              <w:top w:w="70" w:type="dxa"/>
+              <w:left w:w="110" w:type="dxa"/>
+              <w:bottom w:w="70" w:type="dxa"/>
+              <w:right w:w="110" w:type="dxa"/>
+            </w:tcMar>
+          </w:tcPr>
+          <w:p>
+            <w:pPr>
+              <w:spacing w:after="0"/>
+            </w:pPr>
+            <w:r>
+              <w:rPr>
+                <w:rFonts w:ascii="Calibri" w:hAnsi="Calibri"/>
+                <w:b w:val="0"/>
+                <w:i w:val="0"/>
+                <w:sz w:val="20"/>
+              </w:rPr>
+              <w:t>Data analysis</w:t>
+            </w:r>
+          </w:p>
+        </w:tc>
+        <w:tc>
+          <w:tcPr>
+            <w:tcW w:type="dxa" w:w="5046"/>
+            <w:tcMar>
+              <w:top w:w="70" w:type="dxa"/>
+              <w:left w:w="110" w:type="dxa"/>
+              <w:bottom w:w="70" w:type="dxa"/>
+              <w:right w:w="110" w:type="dxa"/>
+            </w:tcMar>
+          </w:tcPr>
+          <w:p>
+            <w:pPr>
+              <w:spacing w:after="0"/>
+            </w:pPr>
+            <w:r>
+              <w:rPr>
+                <w:rFonts w:ascii="Calibri" w:hAnsi="Calibri"/>
+                <w:b w:val="0"/>
+                <w:i w:val="0"/>
+                <w:sz w:val="20"/>
+              </w:rPr>
+              <w:t>Analiza dadus</w:t>
+            </w:r>
+          </w:p>
+        </w:tc>
+      </w:tr>
+      <w:tr>
+        <w:tc>
+          <w:tcPr>
+            <w:tcW w:type="dxa" w:w="5046"/>
+            <w:tcMar>
+              <w:top w:w="70" w:type="dxa"/>
+              <w:left w:w="110" w:type="dxa"/>
+              <w:bottom w:w="70" w:type="dxa"/>
+              <w:right w:w="110" w:type="dxa"/>
+            </w:tcMar>
+            <w:shd w:val="clear" w:fill="F5F8FA"/>
+          </w:tcPr>
+          <w:p>
+            <w:pPr>
+              <w:spacing w:after="0"/>
+            </w:pPr>
+            <w:r>
+              <w:rPr>
+                <w:rFonts w:ascii="Calibri" w:hAnsi="Calibri"/>
+                <w:b w:val="0"/>
+                <w:i w:val="0"/>
+                <w:sz w:val="20"/>
+              </w:rPr>
+              <w:t>Result</w:t>
+            </w:r>
+          </w:p>
+        </w:tc>
+        <w:tc>
+          <w:tcPr>
+            <w:tcW w:type="dxa" w:w="5046"/>
+            <w:tcMar>
+              <w:top w:w="70" w:type="dxa"/>
+              <w:left w:w="110" w:type="dxa"/>
+              <w:bottom w:w="70" w:type="dxa"/>
+              <w:right w:w="110" w:type="dxa"/>
+            </w:tcMar>
+            <w:shd w:val="clear" w:fill="F5F8FA"/>
+          </w:tcPr>
+          <w:p>
+            <w:pPr>
+              <w:spacing w:after="0"/>
+            </w:pPr>
+            <w:r>
+              <w:rPr>
+                <w:rFonts w:ascii="Calibri" w:hAnsi="Calibri"/>
+                <w:b w:val="0"/>
+                <w:i w:val="0"/>
+                <w:sz w:val="20"/>
+              </w:rPr>
+              <w:t>Rezultadu</w:t>
+            </w:r>
+          </w:p>
+        </w:tc>
+      </w:tr>
+      <w:tr>
+        <w:tc>
+          <w:tcPr>
+            <w:tcW w:type="dxa" w:w="5046"/>
+            <w:tcMar>
+              <w:top w:w="70" w:type="dxa"/>
+              <w:left w:w="110" w:type="dxa"/>
+              <w:bottom w:w="70" w:type="dxa"/>
+              <w:right w:w="110" w:type="dxa"/>
+            </w:tcMar>
+          </w:tcPr>
+          <w:p>
+            <w:pPr>
+              <w:spacing w:after="0"/>
+            </w:pPr>
+            <w:r>
+              <w:rPr>
+                <w:rFonts w:ascii="Calibri" w:hAnsi="Calibri"/>
+                <w:b w:val="0"/>
+                <w:i w:val="0"/>
+                <w:sz w:val="20"/>
+              </w:rPr>
+              <w:t>Research question agreed</w:t>
+            </w:r>
+          </w:p>
+        </w:tc>
+        <w:tc>
+          <w:tcPr>
+            <w:tcW w:type="dxa" w:w="5046"/>
+            <w:tcMar>
+              <w:top w:w="70" w:type="dxa"/>
+              <w:left w:w="110" w:type="dxa"/>
+              <w:bottom w:w="70" w:type="dxa"/>
+              <w:right w:w="110" w:type="dxa"/>
+            </w:tcMar>
+          </w:tcPr>
+          <w:p>
+            <w:pPr>
+              <w:spacing w:after="0"/>
+            </w:pPr>
+            <w:r>
+              <w:rPr>
+                <w:rFonts w:ascii="Calibri" w:hAnsi="Calibri"/>
+                <w:b w:val="0"/>
+                <w:i w:val="0"/>
+                <w:sz w:val="20"/>
+              </w:rPr>
+              <w:t>Pergunta peskiza konkorda ona</w:t>
+            </w:r>
+          </w:p>
+        </w:tc>
+      </w:tr>
+      <w:tr>
+        <w:tc>
+          <w:tcPr>
+            <w:tcW w:type="dxa" w:w="5046"/>
+            <w:tcMar>
+              <w:top w:w="70" w:type="dxa"/>
+              <w:left w:w="110" w:type="dxa"/>
+              <w:bottom w:w="70" w:type="dxa"/>
+              <w:right w:w="110" w:type="dxa"/>
+            </w:tcMar>
+            <w:shd w:val="clear" w:fill="F5F8FA"/>
+          </w:tcPr>
+          <w:p>
+            <w:pPr>
+              <w:spacing w:after="0"/>
+            </w:pPr>
+            <w:r>
+              <w:rPr>
+                <w:rFonts w:ascii="Calibri" w:hAnsi="Calibri"/>
+                <w:b w:val="0"/>
+                <w:i w:val="0"/>
+                <w:sz w:val="20"/>
+              </w:rPr>
+              <w:t>Protocol completed</w:t>
+            </w:r>
+          </w:p>
+        </w:tc>
+        <w:tc>
+          <w:tcPr>
+            <w:tcW w:type="dxa" w:w="5046"/>
+            <w:tcMar>
+              <w:top w:w="70" w:type="dxa"/>
+              <w:left w:w="110" w:type="dxa"/>
+              <w:bottom w:w="70" w:type="dxa"/>
+              <w:right w:w="110" w:type="dxa"/>
+            </w:tcMar>
+            <w:shd w:val="clear" w:fill="F5F8FA"/>
+          </w:tcPr>
+          <w:p>
+            <w:pPr>
+              <w:spacing w:after="0"/>
+            </w:pPr>
+            <w:r>
+              <w:rPr>
+                <w:rFonts w:ascii="Calibri" w:hAnsi="Calibri"/>
+                <w:b w:val="0"/>
+                <w:i w:val="0"/>
+                <w:sz w:val="20"/>
+              </w:rPr>
+              <w:t>Protokolu kompletu</w:t>
+            </w:r>
+          </w:p>
+        </w:tc>
+      </w:tr>
+      <w:tr>
+        <w:tc>
+          <w:tcPr>
+            <w:tcW w:type="dxa" w:w="5046"/>
+            <w:tcMar>
+              <w:top w:w="70" w:type="dxa"/>
+              <w:left w:w="110" w:type="dxa"/>
+              <w:bottom w:w="70" w:type="dxa"/>
+              <w:right w:w="110" w:type="dxa"/>
+            </w:tcMar>
+          </w:tcPr>
+          <w:p>
+            <w:pPr>
+              <w:spacing w:after="0"/>
+            </w:pPr>
+            <w:r>
+              <w:rPr>
+                <w:rFonts w:ascii="Calibri" w:hAnsi="Calibri"/>
+                <w:b w:val="0"/>
+                <w:i w:val="0"/>
+                <w:sz w:val="20"/>
+              </w:rPr>
+              <w:t>Ethics approval obtained</w:t>
+            </w:r>
+          </w:p>
+        </w:tc>
+        <w:tc>
+          <w:tcPr>
+            <w:tcW w:type="dxa" w:w="5046"/>
+            <w:tcMar>
+              <w:top w:w="70" w:type="dxa"/>
+              <w:left w:w="110" w:type="dxa"/>
+              <w:bottom w:w="70" w:type="dxa"/>
+              <w:right w:w="110" w:type="dxa"/>
+            </w:tcMar>
+          </w:tcPr>
+          <w:p>
+            <w:pPr>
+              <w:spacing w:after="0"/>
+            </w:pPr>
+            <w:r>
+              <w:rPr>
+                <w:rFonts w:ascii="Calibri" w:hAnsi="Calibri"/>
+                <w:b w:val="0"/>
+                <w:i w:val="0"/>
+                <w:sz w:val="20"/>
+              </w:rPr>
+              <w:t>Aprovasaun etika simu ona</w:t>
+            </w:r>
+          </w:p>
+        </w:tc>
+      </w:tr>
+      <w:tr>
+        <w:tc>
+          <w:tcPr>
+            <w:tcW w:type="dxa" w:w="5046"/>
+            <w:tcMar>
+              <w:top w:w="70" w:type="dxa"/>
+              <w:left w:w="110" w:type="dxa"/>
+              <w:bottom w:w="70" w:type="dxa"/>
+              <w:right w:w="110" w:type="dxa"/>
+            </w:tcMar>
+            <w:shd w:val="clear" w:fill="F5F8FA"/>
+          </w:tcPr>
+          <w:p>
+            <w:pPr>
+              <w:spacing w:after="0"/>
+            </w:pPr>
+            <w:r>
+              <w:rPr>
+                <w:rFonts w:ascii="Calibri" w:hAnsi="Calibri"/>
+                <w:b w:val="0"/>
+                <w:i w:val="0"/>
+                <w:sz w:val="20"/>
+              </w:rPr>
+              <w:t>Data collection completed</w:t>
+            </w:r>
+          </w:p>
+        </w:tc>
+        <w:tc>
+          <w:tcPr>
+            <w:tcW w:type="dxa" w:w="5046"/>
+            <w:tcMar>
+              <w:top w:w="70" w:type="dxa"/>
+              <w:left w:w="110" w:type="dxa"/>
+              <w:bottom w:w="70" w:type="dxa"/>
+              <w:right w:w="110" w:type="dxa"/>
+            </w:tcMar>
+            <w:shd w:val="clear" w:fill="F5F8FA"/>
+          </w:tcPr>
+          <w:p>
+            <w:pPr>
+              <w:spacing w:after="0"/>
+            </w:pPr>
+            <w:r>
+              <w:rPr>
+                <w:rFonts w:ascii="Calibri" w:hAnsi="Calibri"/>
+                <w:b w:val="0"/>
+                <w:i w:val="0"/>
+                <w:sz w:val="20"/>
+              </w:rPr>
+              <w:t>Rekolla dadus kompletu</w:t>
+            </w:r>
+          </w:p>
+        </w:tc>
+      </w:tr>
+      <w:tr>
+        <w:tc>
+          <w:tcPr>
+            <w:tcW w:type="dxa" w:w="5046"/>
+            <w:tcMar>
+              <w:top w:w="70" w:type="dxa"/>
+              <w:left w:w="110" w:type="dxa"/>
+              <w:bottom w:w="70" w:type="dxa"/>
+              <w:right w:w="110" w:type="dxa"/>
+            </w:tcMar>
+          </w:tcPr>
+          <w:p>
+            <w:pPr>
+              <w:spacing w:after="0"/>
+            </w:pPr>
+            <w:r>
+              <w:rPr>
+                <w:rFonts w:ascii="Calibri" w:hAnsi="Calibri"/>
+                <w:b w:val="0"/>
+                <w:i w:val="0"/>
+                <w:sz w:val="20"/>
+              </w:rPr>
+              <w:t>Analysis completed</w:t>
+            </w:r>
+          </w:p>
+        </w:tc>
+        <w:tc>
+          <w:tcPr>
+            <w:tcW w:type="dxa" w:w="5046"/>
+            <w:tcMar>
+              <w:top w:w="70" w:type="dxa"/>
+              <w:left w:w="110" w:type="dxa"/>
+              <w:bottom w:w="70" w:type="dxa"/>
+              <w:right w:w="110" w:type="dxa"/>
+            </w:tcMar>
+          </w:tcPr>
+          <w:p>
+            <w:pPr>
+              <w:spacing w:after="0"/>
+            </w:pPr>
+            <w:r>
+              <w:rPr>
+                <w:rFonts w:ascii="Calibri" w:hAnsi="Calibri"/>
+                <w:b w:val="0"/>
+                <w:i w:val="0"/>
+                <w:sz w:val="20"/>
+              </w:rPr>
+              <w:t>Analiza kompletu</w:t>
+            </w:r>
+          </w:p>
+        </w:tc>
+      </w:tr>
+      <w:tr>
+        <w:tc>
+          <w:tcPr>
+            <w:tcW w:type="dxa" w:w="5046"/>
+            <w:tcMar>
+              <w:top w:w="70" w:type="dxa"/>
+              <w:left w:w="110" w:type="dxa"/>
+              <w:bottom w:w="70" w:type="dxa"/>
+              <w:right w:w="110" w:type="dxa"/>
+            </w:tcMar>
+            <w:shd w:val="clear" w:fill="F5F8FA"/>
+          </w:tcPr>
+          <w:p>
+            <w:pPr>
+              <w:spacing w:after="0"/>
+            </w:pPr>
+            <w:r>
+              <w:rPr>
+                <w:rFonts w:ascii="Calibri" w:hAnsi="Calibri"/>
+                <w:b w:val="0"/>
+                <w:i w:val="0"/>
+                <w:sz w:val="20"/>
+              </w:rPr>
+              <w:t>Draft manuscript completed</w:t>
+            </w:r>
+          </w:p>
+        </w:tc>
+        <w:tc>
+          <w:tcPr>
+            <w:tcW w:type="dxa" w:w="5046"/>
+            <w:tcMar>
+              <w:top w:w="70" w:type="dxa"/>
+              <w:left w:w="110" w:type="dxa"/>
+              <w:bottom w:w="70" w:type="dxa"/>
+              <w:right w:w="110" w:type="dxa"/>
+            </w:tcMar>
+            <w:shd w:val="clear" w:fill="F5F8FA"/>
+          </w:tcPr>
+          <w:p>
+            <w:pPr>
+              <w:spacing w:after="0"/>
+            </w:pPr>
+            <w:r>
+              <w:rPr>
+                <w:rFonts w:ascii="Calibri" w:hAnsi="Calibri"/>
+                <w:b w:val="0"/>
+                <w:i w:val="0"/>
+                <w:sz w:val="20"/>
+              </w:rPr>
+              <w:t>Esbosu manuscript kompletu</w:t>
+            </w:r>
+          </w:p>
+        </w:tc>
+      </w:tr>
+      <w:tr>
+        <w:tc>
+          <w:tcPr>
+            <w:tcW w:type="dxa" w:w="5046"/>
+            <w:tcMar>
+              <w:top w:w="70" w:type="dxa"/>
+              <w:left w:w="110" w:type="dxa"/>
+              <w:bottom w:w="70" w:type="dxa"/>
+              <w:right w:w="110" w:type="dxa"/>
+            </w:tcMar>
+          </w:tcPr>
+          <w:p>
+            <w:pPr>
+              <w:spacing w:after="0"/>
+            </w:pPr>
+            <w:r>
+              <w:rPr>
+                <w:rFonts w:ascii="Calibri" w:hAnsi="Calibri"/>
+                <w:b w:val="0"/>
+                <w:i w:val="0"/>
+                <w:sz w:val="20"/>
+              </w:rPr>
+              <w:t>Submitted to journal</w:t>
+            </w:r>
+          </w:p>
+        </w:tc>
+        <w:tc>
+          <w:tcPr>
+            <w:tcW w:type="dxa" w:w="5046"/>
+            <w:tcMar>
+              <w:top w:w="70" w:type="dxa"/>
+              <w:left w:w="110" w:type="dxa"/>
+              <w:bottom w:w="70" w:type="dxa"/>
+              <w:right w:w="110" w:type="dxa"/>
+            </w:tcMar>
+          </w:tcPr>
+          <w:p>
+            <w:pPr>
+              <w:spacing w:after="0"/>
+            </w:pPr>
+            <w:r>
+              <w:rPr>
+                <w:rFonts w:ascii="Calibri" w:hAnsi="Calibri"/>
+                <w:b w:val="0"/>
+                <w:i w:val="0"/>
+                <w:sz w:val="20"/>
+              </w:rPr>
+              <w:t>Submete ba revista</w:t>
+            </w:r>
+          </w:p>
+        </w:tc>
+      </w:tr>
+      <w:tr>
+        <w:tc>
+          <w:tcPr>
+            <w:tcW w:type="dxa" w:w="5046"/>
+            <w:tcMar>
+              <w:top w:w="70" w:type="dxa"/>
+              <w:left w:w="110" w:type="dxa"/>
+              <w:bottom w:w="70" w:type="dxa"/>
+              <w:right w:w="110" w:type="dxa"/>
+            </w:tcMar>
+            <w:shd w:val="clear" w:fill="F5F8FA"/>
+          </w:tcPr>
+          <w:p>
+            <w:pPr>
+              <w:spacing w:after="0"/>
+            </w:pPr>
+            <w:r>
+              <w:rPr>
+                <w:rFonts w:ascii="Calibri" w:hAnsi="Calibri"/>
+                <w:b w:val="0"/>
+                <w:i w:val="0"/>
+                <w:sz w:val="20"/>
+              </w:rPr>
+              <w:t>Published</w:t>
+            </w:r>
+          </w:p>
+        </w:tc>
+        <w:tc>
+          <w:tcPr>
+            <w:tcW w:type="dxa" w:w="5046"/>
+            <w:tcMar>
+              <w:top w:w="70" w:type="dxa"/>
+              <w:left w:w="110" w:type="dxa"/>
+              <w:bottom w:w="70" w:type="dxa"/>
+              <w:right w:w="110" w:type="dxa"/>
+            </w:tcMar>
+            <w:shd w:val="clear" w:fill="F5F8FA"/>
+          </w:tcPr>
+          <w:p>
+            <w:pPr>
+              <w:spacing w:after="0"/>
+            </w:pPr>
+            <w:r>
+              <w:rPr>
+                <w:rFonts w:ascii="Calibri" w:hAnsi="Calibri"/>
+                <w:b w:val="0"/>
+                <w:i w:val="0"/>
+                <w:sz w:val="20"/>
+              </w:rPr>
+              <w:t>Publika ona</w:t>
+            </w:r>
+          </w:p>
+        </w:tc>
+      </w:tr>
+      <w:tr>
+        <w:tc>
+          <w:tcPr>
+            <w:tcW w:type="dxa" w:w="5046"/>
+            <w:tcMar>
+              <w:top w:w="70" w:type="dxa"/>
+              <w:left w:w="110" w:type="dxa"/>
+              <w:bottom w:w="70" w:type="dxa"/>
+              <w:right w:w="110" w:type="dxa"/>
+            </w:tcMar>
+          </w:tcPr>
+          <w:p>
+            <w:pPr>
+              <w:spacing w:after="0"/>
+            </w:pPr>
+            <w:r>
+              <w:rPr>
+                <w:rFonts w:ascii="Calibri" w:hAnsi="Calibri"/>
+                <w:b w:val="0"/>
+                <w:i w:val="0"/>
+                <w:sz w:val="20"/>
+              </w:rPr>
+              <w:t>Report</w:t>
+            </w:r>
+          </w:p>
+        </w:tc>
+        <w:tc>
+          <w:tcPr>
+            <w:tcW w:type="dxa" w:w="5046"/>
+            <w:tcMar>
+              <w:top w:w="70" w:type="dxa"/>
+              <w:left w:w="110" w:type="dxa"/>
+              <w:bottom w:w="70" w:type="dxa"/>
+              <w:right w:w="110" w:type="dxa"/>
+            </w:tcMar>
+          </w:tcPr>
+          <w:p>
+            <w:pPr>
+              <w:spacing w:after="0"/>
+            </w:pPr>
+            <w:r>
+              <w:rPr>
+                <w:rFonts w:ascii="Calibri" w:hAnsi="Calibri"/>
+                <w:b w:val="0"/>
+                <w:i w:val="0"/>
+                <w:sz w:val="20"/>
+              </w:rPr>
+              <w:t>Relatóriu</w:t>
+            </w:r>
+          </w:p>
+        </w:tc>
+      </w:tr>
+      <w:tr>
+        <w:tc>
+          <w:tcPr>
+            <w:tcW w:type="dxa" w:w="5046"/>
+            <w:tcMar>
+              <w:top w:w="70" w:type="dxa"/>
+              <w:left w:w="110" w:type="dxa"/>
+              <w:bottom w:w="70" w:type="dxa"/>
+              <w:right w:w="110" w:type="dxa"/>
+            </w:tcMar>
+            <w:shd w:val="clear" w:fill="F5F8FA"/>
+          </w:tcPr>
+          <w:p>
+            <w:pPr>
+              <w:spacing w:after="0"/>
+            </w:pPr>
+            <w:r>
+              <w:rPr>
+                <w:rFonts w:ascii="Calibri" w:hAnsi="Calibri"/>
+                <w:b w:val="0"/>
+                <w:i w:val="0"/>
+                <w:sz w:val="20"/>
+              </w:rPr>
+              <w:t>Recommendation</w:t>
+            </w:r>
+          </w:p>
+        </w:tc>
+        <w:tc>
+          <w:tcPr>
+            <w:tcW w:type="dxa" w:w="5046"/>
+            <w:tcMar>
+              <w:top w:w="70" w:type="dxa"/>
+              <w:left w:w="110" w:type="dxa"/>
+              <w:bottom w:w="70" w:type="dxa"/>
+              <w:right w:w="110" w:type="dxa"/>
+            </w:tcMar>
+            <w:shd w:val="clear" w:fill="F5F8FA"/>
+          </w:tcPr>
+          <w:p>
+            <w:pPr>
+              <w:spacing w:after="0"/>
+            </w:pPr>
+            <w:r>
+              <w:rPr>
+                <w:rFonts w:ascii="Calibri" w:hAnsi="Calibri"/>
+                <w:b w:val="0"/>
+                <w:i w:val="0"/>
+                <w:sz w:val="20"/>
+              </w:rPr>
+              <w:t>Rekomendasaun</w:t>
+            </w:r>
+          </w:p>
+        </w:tc>
+      </w:tr>
+      <w:tr>
+        <w:tc>
+          <w:tcPr>
+            <w:tcW w:type="dxa" w:w="5046"/>
+            <w:tcMar>
+              <w:top w:w="70" w:type="dxa"/>
+              <w:left w:w="110" w:type="dxa"/>
+              <w:bottom w:w="70" w:type="dxa"/>
+              <w:right w:w="110" w:type="dxa"/>
+            </w:tcMar>
+          </w:tcPr>
+          <w:p>
+            <w:pPr>
+              <w:spacing w:after="0"/>
+            </w:pPr>
+            <w:r>
+              <w:rPr>
+                <w:rFonts w:ascii="Calibri" w:hAnsi="Calibri"/>
+                <w:b w:val="0"/>
+                <w:i w:val="0"/>
+                <w:sz w:val="20"/>
+              </w:rPr>
+              <w:t>Conclusion</w:t>
+            </w:r>
+          </w:p>
+        </w:tc>
+        <w:tc>
+          <w:tcPr>
+            <w:tcW w:type="dxa" w:w="5046"/>
+            <w:tcMar>
+              <w:top w:w="70" w:type="dxa"/>
+              <w:left w:w="110" w:type="dxa"/>
+              <w:bottom w:w="70" w:type="dxa"/>
+              <w:right w:w="110" w:type="dxa"/>
+            </w:tcMar>
+          </w:tcPr>
+          <w:p>
+            <w:pPr>
+              <w:spacing w:after="0"/>
+            </w:pPr>
+            <w:r>
+              <w:rPr>
+                <w:rFonts w:ascii="Calibri" w:hAnsi="Calibri"/>
+                <w:b w:val="0"/>
+                <w:i w:val="0"/>
+                <w:sz w:val="20"/>
+              </w:rPr>
+              <w:t>Konkluzaun</w:t>
+            </w:r>
+          </w:p>
+        </w:tc>
+      </w:tr>
+      <w:tr>
+        <w:tc>
+          <w:tcPr>
+            <w:tcW w:type="dxa" w:w="5046"/>
+            <w:tcMar>
+              <w:top w:w="70" w:type="dxa"/>
+              <w:left w:w="110" w:type="dxa"/>
+              <w:bottom w:w="70" w:type="dxa"/>
+              <w:right w:w="110" w:type="dxa"/>
+            </w:tcMar>
+            <w:shd w:val="clear" w:fill="F5F8FA"/>
+          </w:tcPr>
+          <w:p>
+            <w:pPr>
+              <w:spacing w:after="0"/>
+            </w:pPr>
+            <w:r>
+              <w:rPr>
+                <w:rFonts w:ascii="Calibri" w:hAnsi="Calibri"/>
+                <w:b w:val="0"/>
+                <w:i w:val="0"/>
+                <w:sz w:val="20"/>
+              </w:rPr>
+              <w:t>Questionnaire</w:t>
+            </w:r>
+          </w:p>
+        </w:tc>
+        <w:tc>
+          <w:tcPr>
+            <w:tcW w:type="dxa" w:w="5046"/>
+            <w:tcMar>
+              <w:top w:w="70" w:type="dxa"/>
+              <w:left w:w="110" w:type="dxa"/>
+              <w:bottom w:w="70" w:type="dxa"/>
+              <w:right w:w="110" w:type="dxa"/>
+            </w:tcMar>
+            <w:shd w:val="clear" w:fill="F5F8FA"/>
+          </w:tcPr>
+          <w:p>
+            <w:pPr>
+              <w:spacing w:after="0"/>
+            </w:pPr>
+            <w:r>
+              <w:rPr>
+                <w:rFonts w:ascii="Calibri" w:hAnsi="Calibri"/>
+                <w:b w:val="0"/>
+                <w:i w:val="0"/>
+                <w:sz w:val="20"/>
+              </w:rPr>
+              <w:t>Kestionáriu</w:t>
+            </w:r>
+          </w:p>
+        </w:tc>
+      </w:tr>
+      <w:tr>
+        <w:tc>
+          <w:tcPr>
+            <w:tcW w:type="dxa" w:w="5046"/>
+            <w:tcMar>
+              <w:top w:w="70" w:type="dxa"/>
+              <w:left w:w="110" w:type="dxa"/>
+              <w:bottom w:w="70" w:type="dxa"/>
+              <w:right w:w="110" w:type="dxa"/>
+            </w:tcMar>
+          </w:tcPr>
+          <w:p>
+            <w:pPr>
+              <w:spacing w:after="0"/>
+            </w:pPr>
+            <w:r>
+              <w:rPr>
+                <w:rFonts w:ascii="Calibri" w:hAnsi="Calibri"/>
+                <w:b w:val="0"/>
+                <w:i w:val="0"/>
+                <w:sz w:val="20"/>
+              </w:rPr>
+              <w:t>Sample</w:t>
+            </w:r>
+          </w:p>
+        </w:tc>
+        <w:tc>
+          <w:tcPr>
+            <w:tcW w:type="dxa" w:w="5046"/>
+            <w:tcMar>
+              <w:top w:w="70" w:type="dxa"/>
+              <w:left w:w="110" w:type="dxa"/>
+              <w:bottom w:w="70" w:type="dxa"/>
+              <w:right w:w="110" w:type="dxa"/>
+            </w:tcMar>
+          </w:tcPr>
+          <w:p>
+            <w:pPr>
+              <w:spacing w:after="0"/>
+            </w:pPr>
+            <w:r>
+              <w:rPr>
+                <w:rFonts w:ascii="Calibri" w:hAnsi="Calibri"/>
+                <w:b w:val="0"/>
+                <w:i w:val="0"/>
+                <w:sz w:val="20"/>
+              </w:rPr>
+              <w:t>Amostra</w:t>
+            </w:r>
+          </w:p>
+        </w:tc>
+      </w:tr>
+    </w:tbl>
+    <w:p>
+      <w:pPr>
+        <w:keepNext/>
+        <w:spacing w:before="240" w:after="80"/>
+      </w:pPr>
+      <w:r>
+        <w:rPr>
+          <w:rFonts w:ascii="Calibri" w:hAnsi="Calibri"/>
+          <w:b/>
+          <w:color w:val="1F3864"/>
+          <w:sz w:val="30"/>
+        </w:rPr>
+        <w:t>Data and analysis</w:t>
+      </w:r>
+    </w:p>
+    <w:tbl>
+      <w:tblPr>
+        <w:tblW w:type="auto" w:w="0"/>
+        <w:jc w:val="center"/>
+        <w:tblLayout w:type="fixed"/>
+        <w:tblLook w:firstColumn="1" w:firstRow="1" w:lastColumn="0" w:lastRow="0" w:noHBand="0" w:noVBand="1" w:val="04A0"/>
+        <w:tblBorders>
+          <w:top w:val="single" w:sz="4" w:color="D0D7DE"/>
+          <w:left w:val="single" w:sz="4" w:color="D0D7DE"/>
+          <w:bottom w:val="single" w:sz="4" w:color="D0D7DE"/>
+          <w:right w:val="single" w:sz="4" w:color="D0D7DE"/>
+          <w:insideH w:val="single" w:sz="4" w:color="D0D7DE"/>
+          <w:insideV w:val="single" w:sz="4" w:color="D0D7DE"/>
+        </w:tblBorders>
+      </w:tblPr>
+      <w:tblGrid>
+        <w:gridCol w:w="5046"/>
+        <w:gridCol w:w="5046"/>
+      </w:tblGrid>
+      <w:tr>
+        <w:trPr>
+          <w:tblHeader w:val="true"/>
+        </w:trPr>
+        <w:tc>
+          <w:tcPr>
+            <w:tcW w:type="dxa" w:w="5046"/>
+            <w:shd w:val="clear" w:fill="1F3864"/>
+            <w:tcMar>
+              <w:top w:w="80" w:type="dxa"/>
+              <w:left w:w="110" w:type="dxa"/>
+              <w:bottom w:w="80" w:type="dxa"/>
+              <w:right w:w="110" w:type="dxa"/>
+            </w:tcMar>
+          </w:tcPr>
+          <w:p>
+            <w:pPr>
+              <w:spacing w:after="0"/>
+            </w:pPr>
+            <w:r>
+              <w:rPr>
+                <w:rFonts w:ascii="Calibri" w:hAnsi="Calibri"/>
+                <w:b/>
+                <w:color w:val="FFFFFF"/>
+                <w:sz w:val="20"/>
+              </w:rPr>
+              <w:t>English</w:t>
+            </w:r>
+          </w:p>
+        </w:tc>
+        <w:tc>
+          <w:tcPr>
+            <w:tcW w:type="dxa" w:w="5046"/>
+            <w:shd w:val="clear" w:fill="1F3864"/>
+            <w:tcMar>
+              <w:top w:w="80" w:type="dxa"/>
+              <w:left w:w="110" w:type="dxa"/>
+              <w:bottom w:w="80" w:type="dxa"/>
+              <w:right w:w="110" w:type="dxa"/>
+            </w:tcMar>
+          </w:tcPr>
+          <w:p>
+            <w:pPr>
+              <w:spacing w:after="0"/>
+            </w:pPr>
+            <w:r>
+              <w:rPr>
+                <w:rFonts w:ascii="Calibri" w:hAnsi="Calibri"/>
+                <w:b/>
+                <w:color w:val="FFFFFF"/>
+                <w:sz w:val="20"/>
+              </w:rPr>
+              <w:t>Tetum</w:t>
+            </w:r>
+          </w:p>
+        </w:tc>
+      </w:tr>
+      <w:tr>
+        <w:tc>
+          <w:tcPr>
+            <w:tcW w:type="dxa" w:w="5046"/>
+            <w:tcMar>
+              <w:top w:w="70" w:type="dxa"/>
+              <w:left w:w="110" w:type="dxa"/>
+              <w:bottom w:w="70" w:type="dxa"/>
+              <w:right w:w="110" w:type="dxa"/>
+            </w:tcMar>
+          </w:tcPr>
+          <w:p>
+            <w:pPr>
+              <w:spacing w:after="0"/>
+            </w:pPr>
+            <w:r>
+              <w:rPr>
+                <w:rFonts w:ascii="Calibri" w:hAnsi="Calibri"/>
+                <w:b w:val="0"/>
+                <w:i w:val="0"/>
+                <w:sz w:val="20"/>
+              </w:rPr>
+              <w:t>Data / dataset</w:t>
+            </w:r>
+          </w:p>
+        </w:tc>
+        <w:tc>
+          <w:tcPr>
+            <w:tcW w:type="dxa" w:w="5046"/>
+            <w:tcMar>
+              <w:top w:w="70" w:type="dxa"/>
+              <w:left w:w="110" w:type="dxa"/>
+              <w:bottom w:w="70" w:type="dxa"/>
+              <w:right w:w="110" w:type="dxa"/>
+            </w:tcMar>
+          </w:tcPr>
+          <w:p>
+            <w:pPr>
+              <w:spacing w:after="0"/>
+            </w:pPr>
+            <w:r>
+              <w:rPr>
+                <w:rFonts w:ascii="Calibri" w:hAnsi="Calibri"/>
+                <w:b w:val="0"/>
+                <w:i w:val="0"/>
+                <w:sz w:val="20"/>
+              </w:rPr>
+              <w:t>Dadus</w:t>
+            </w:r>
+          </w:p>
+        </w:tc>
+      </w:tr>
+      <w:tr>
+        <w:tc>
+          <w:tcPr>
+            <w:tcW w:type="dxa" w:w="5046"/>
+            <w:tcMar>
+              <w:top w:w="70" w:type="dxa"/>
+              <w:left w:w="110" w:type="dxa"/>
+              <w:bottom w:w="70" w:type="dxa"/>
+              <w:right w:w="110" w:type="dxa"/>
+            </w:tcMar>
+            <w:shd w:val="clear" w:fill="F5F8FA"/>
+          </w:tcPr>
+          <w:p>
+            <w:pPr>
+              <w:spacing w:after="0"/>
+            </w:pPr>
+            <w:r>
+              <w:rPr>
+                <w:rFonts w:ascii="Calibri" w:hAnsi="Calibri"/>
+                <w:b w:val="0"/>
+                <w:i w:val="0"/>
+                <w:sz w:val="20"/>
+              </w:rPr>
+              <w:t>Variable</w:t>
+            </w:r>
+          </w:p>
+        </w:tc>
+        <w:tc>
+          <w:tcPr>
+            <w:tcW w:type="dxa" w:w="5046"/>
+            <w:tcMar>
+              <w:top w:w="70" w:type="dxa"/>
+              <w:left w:w="110" w:type="dxa"/>
+              <w:bottom w:w="70" w:type="dxa"/>
+              <w:right w:w="110" w:type="dxa"/>
+            </w:tcMar>
+            <w:shd w:val="clear" w:fill="F5F8FA"/>
+          </w:tcPr>
+          <w:p>
+            <w:pPr>
+              <w:spacing w:after="0"/>
+            </w:pPr>
+            <w:r>
+              <w:rPr>
+                <w:rFonts w:ascii="Calibri" w:hAnsi="Calibri"/>
+                <w:b w:val="0"/>
+                <w:i w:val="0"/>
+                <w:sz w:val="20"/>
+              </w:rPr>
+              <w:t>Variavel</w:t>
+            </w:r>
+          </w:p>
+        </w:tc>
+      </w:tr>
+      <w:tr>
+        <w:tc>
+          <w:tcPr>
+            <w:tcW w:type="dxa" w:w="5046"/>
+            <w:tcMar>
+              <w:top w:w="70" w:type="dxa"/>
+              <w:left w:w="110" w:type="dxa"/>
+              <w:bottom w:w="70" w:type="dxa"/>
+              <w:right w:w="110" w:type="dxa"/>
+            </w:tcMar>
+          </w:tcPr>
+          <w:p>
+            <w:pPr>
+              <w:spacing w:after="0"/>
+            </w:pPr>
+            <w:r>
+              <w:rPr>
+                <w:rFonts w:ascii="Calibri" w:hAnsi="Calibri"/>
+                <w:b w:val="0"/>
+                <w:i w:val="0"/>
+                <w:sz w:val="20"/>
+              </w:rPr>
+              <w:t>Category / group</w:t>
+            </w:r>
+          </w:p>
+        </w:tc>
+        <w:tc>
+          <w:tcPr>
+            <w:tcW w:type="dxa" w:w="5046"/>
+            <w:tcMar>
+              <w:top w:w="70" w:type="dxa"/>
+              <w:left w:w="110" w:type="dxa"/>
+              <w:bottom w:w="70" w:type="dxa"/>
+              <w:right w:w="110" w:type="dxa"/>
+            </w:tcMar>
+          </w:tcPr>
+          <w:p>
+            <w:pPr>
+              <w:spacing w:after="0"/>
+            </w:pPr>
+            <w:r>
+              <w:rPr>
+                <w:rFonts w:ascii="Calibri" w:hAnsi="Calibri"/>
+                <w:b w:val="0"/>
+                <w:i w:val="0"/>
+                <w:sz w:val="20"/>
+              </w:rPr>
+              <w:t>Kategoria / grupu</w:t>
+            </w:r>
+          </w:p>
+        </w:tc>
+      </w:tr>
+      <w:tr>
+        <w:tc>
+          <w:tcPr>
+            <w:tcW w:type="dxa" w:w="5046"/>
+            <w:tcMar>
+              <w:top w:w="70" w:type="dxa"/>
+              <w:left w:w="110" w:type="dxa"/>
+              <w:bottom w:w="70" w:type="dxa"/>
+              <w:right w:w="110" w:type="dxa"/>
+            </w:tcMar>
+            <w:shd w:val="clear" w:fill="F5F8FA"/>
+          </w:tcPr>
+          <w:p>
+            <w:pPr>
+              <w:spacing w:after="0"/>
+            </w:pPr>
+            <w:r>
+              <w:rPr>
+                <w:rFonts w:ascii="Calibri" w:hAnsi="Calibri"/>
+                <w:b w:val="0"/>
+                <w:i w:val="0"/>
+                <w:sz w:val="20"/>
+              </w:rPr>
+              <w:t>Number</w:t>
+            </w:r>
+          </w:p>
+        </w:tc>
+        <w:tc>
+          <w:tcPr>
+            <w:tcW w:type="dxa" w:w="5046"/>
+            <w:tcMar>
+              <w:top w:w="70" w:type="dxa"/>
+              <w:left w:w="110" w:type="dxa"/>
+              <w:bottom w:w="70" w:type="dxa"/>
+              <w:right w:w="110" w:type="dxa"/>
+            </w:tcMar>
+            <w:shd w:val="clear" w:fill="F5F8FA"/>
+          </w:tcPr>
+          <w:p>
+            <w:pPr>
+              <w:spacing w:after="0"/>
+            </w:pPr>
+            <w:r>
+              <w:rPr>
+                <w:rFonts w:ascii="Calibri" w:hAnsi="Calibri"/>
+                <w:b w:val="0"/>
+                <w:i w:val="0"/>
+                <w:sz w:val="20"/>
+              </w:rPr>
+              <w:t>Numeru</w:t>
+            </w:r>
+          </w:p>
+        </w:tc>
+      </w:tr>
+      <w:tr>
+        <w:tc>
+          <w:tcPr>
+            <w:tcW w:type="dxa" w:w="5046"/>
+            <w:tcMar>
+              <w:top w:w="70" w:type="dxa"/>
+              <w:left w:w="110" w:type="dxa"/>
+              <w:bottom w:w="70" w:type="dxa"/>
+              <w:right w:w="110" w:type="dxa"/>
+            </w:tcMar>
+          </w:tcPr>
+          <w:p>
+            <w:pPr>
+              <w:spacing w:after="0"/>
+            </w:pPr>
+            <w:r>
+              <w:rPr>
+                <w:rFonts w:ascii="Calibri" w:hAnsi="Calibri"/>
+                <w:b w:val="0"/>
+                <w:i w:val="0"/>
+                <w:sz w:val="20"/>
+              </w:rPr>
+              <w:t>Count</w:t>
+            </w:r>
+          </w:p>
+        </w:tc>
+        <w:tc>
+          <w:tcPr>
+            <w:tcW w:type="dxa" w:w="5046"/>
+            <w:tcMar>
+              <w:top w:w="70" w:type="dxa"/>
+              <w:left w:w="110" w:type="dxa"/>
+              <w:bottom w:w="70" w:type="dxa"/>
+              <w:right w:w="110" w:type="dxa"/>
+            </w:tcMar>
+          </w:tcPr>
+          <w:p>
+            <w:pPr>
+              <w:spacing w:after="0"/>
+            </w:pPr>
+            <w:r>
+              <w:rPr>
+                <w:rFonts w:ascii="Calibri" w:hAnsi="Calibri"/>
+                <w:b w:val="0"/>
+                <w:i w:val="0"/>
+                <w:sz w:val="20"/>
+              </w:rPr>
+              <w:t>Konta</w:t>
+            </w:r>
+          </w:p>
+        </w:tc>
+      </w:tr>
+      <w:tr>
+        <w:tc>
+          <w:tcPr>
+            <w:tcW w:type="dxa" w:w="5046"/>
+            <w:tcMar>
+              <w:top w:w="70" w:type="dxa"/>
+              <w:left w:w="110" w:type="dxa"/>
+              <w:bottom w:w="70" w:type="dxa"/>
+              <w:right w:w="110" w:type="dxa"/>
+            </w:tcMar>
+            <w:shd w:val="clear" w:fill="F5F8FA"/>
+          </w:tcPr>
+          <w:p>
+            <w:pPr>
+              <w:spacing w:after="0"/>
+            </w:pPr>
+            <w:r>
+              <w:rPr>
+                <w:rFonts w:ascii="Calibri" w:hAnsi="Calibri"/>
+                <w:b w:val="0"/>
+                <w:i w:val="0"/>
+                <w:sz w:val="20"/>
+              </w:rPr>
+              <w:t>Total</w:t>
+            </w:r>
+          </w:p>
+        </w:tc>
+        <w:tc>
+          <w:tcPr>
+            <w:tcW w:type="dxa" w:w="5046"/>
+            <w:tcMar>
+              <w:top w:w="70" w:type="dxa"/>
+              <w:left w:w="110" w:type="dxa"/>
+              <w:bottom w:w="70" w:type="dxa"/>
+              <w:right w:w="110" w:type="dxa"/>
+            </w:tcMar>
+            <w:shd w:val="clear" w:fill="F5F8FA"/>
+          </w:tcPr>
+          <w:p>
+            <w:pPr>
+              <w:spacing w:after="0"/>
+            </w:pPr>
+            <w:r>
+              <w:rPr>
+                <w:rFonts w:ascii="Calibri" w:hAnsi="Calibri"/>
+                <w:b w:val="0"/>
+                <w:i w:val="0"/>
+                <w:sz w:val="20"/>
+              </w:rPr>
+              <w:t>Totál</w:t>
+            </w:r>
+          </w:p>
+        </w:tc>
+      </w:tr>
+      <w:tr>
+        <w:tc>
+          <w:tcPr>
+            <w:tcW w:type="dxa" w:w="5046"/>
+            <w:tcMar>
+              <w:top w:w="70" w:type="dxa"/>
+              <w:left w:w="110" w:type="dxa"/>
+              <w:bottom w:w="70" w:type="dxa"/>
+              <w:right w:w="110" w:type="dxa"/>
+            </w:tcMar>
+          </w:tcPr>
+          <w:p>
+            <w:pPr>
+              <w:spacing w:after="0"/>
+            </w:pPr>
+            <w:r>
+              <w:rPr>
+                <w:rFonts w:ascii="Calibri" w:hAnsi="Calibri"/>
+                <w:b w:val="0"/>
+                <w:i w:val="0"/>
+                <w:sz w:val="20"/>
+              </w:rPr>
+              <w:t>Percentage</w:t>
+            </w:r>
+          </w:p>
+        </w:tc>
+        <w:tc>
+          <w:tcPr>
+            <w:tcW w:type="dxa" w:w="5046"/>
+            <w:tcMar>
+              <w:top w:w="70" w:type="dxa"/>
+              <w:left w:w="110" w:type="dxa"/>
+              <w:bottom w:w="70" w:type="dxa"/>
+              <w:right w:w="110" w:type="dxa"/>
+            </w:tcMar>
+          </w:tcPr>
+          <w:p>
+            <w:pPr>
+              <w:spacing w:after="0"/>
+            </w:pPr>
+            <w:r>
+              <w:rPr>
+                <w:rFonts w:ascii="Calibri" w:hAnsi="Calibri"/>
+                <w:b w:val="0"/>
+                <w:i w:val="0"/>
+                <w:sz w:val="20"/>
+              </w:rPr>
+              <w:t>Pursentu</w:t>
+            </w:r>
+          </w:p>
+        </w:tc>
+      </w:tr>
+      <w:tr>
+        <w:tc>
+          <w:tcPr>
+            <w:tcW w:type="dxa" w:w="5046"/>
+            <w:tcMar>
+              <w:top w:w="70" w:type="dxa"/>
+              <w:left w:w="110" w:type="dxa"/>
+              <w:bottom w:w="70" w:type="dxa"/>
+              <w:right w:w="110" w:type="dxa"/>
+            </w:tcMar>
+            <w:shd w:val="clear" w:fill="F5F8FA"/>
+          </w:tcPr>
+          <w:p>
+            <w:pPr>
+              <w:spacing w:after="0"/>
+            </w:pPr>
+            <w:r>
+              <w:rPr>
+                <w:rFonts w:ascii="Calibri" w:hAnsi="Calibri"/>
+                <w:b w:val="0"/>
+                <w:i w:val="0"/>
+                <w:sz w:val="20"/>
+              </w:rPr>
+              <w:t>Numerator</w:t>
+            </w:r>
+          </w:p>
+        </w:tc>
+        <w:tc>
+          <w:tcPr>
+            <w:tcW w:type="dxa" w:w="5046"/>
+            <w:tcMar>
+              <w:top w:w="70" w:type="dxa"/>
+              <w:left w:w="110" w:type="dxa"/>
+              <w:bottom w:w="70" w:type="dxa"/>
+              <w:right w:w="110" w:type="dxa"/>
+            </w:tcMar>
+            <w:shd w:val="clear" w:fill="F5F8FA"/>
+          </w:tcPr>
+          <w:p>
+            <w:pPr>
+              <w:spacing w:after="0"/>
+            </w:pPr>
+            <w:r>
+              <w:rPr>
+                <w:rFonts w:ascii="Calibri" w:hAnsi="Calibri"/>
+                <w:b w:val="0"/>
+                <w:i w:val="0"/>
+                <w:sz w:val="20"/>
+              </w:rPr>
+              <w:t>Numeradór</w:t>
+            </w:r>
+          </w:p>
+        </w:tc>
+      </w:tr>
+      <w:tr>
+        <w:tc>
+          <w:tcPr>
+            <w:tcW w:type="dxa" w:w="5046"/>
+            <w:tcMar>
+              <w:top w:w="70" w:type="dxa"/>
+              <w:left w:w="110" w:type="dxa"/>
+              <w:bottom w:w="70" w:type="dxa"/>
+              <w:right w:w="110" w:type="dxa"/>
+            </w:tcMar>
+          </w:tcPr>
+          <w:p>
+            <w:pPr>
+              <w:spacing w:after="0"/>
+            </w:pPr>
+            <w:r>
+              <w:rPr>
+                <w:rFonts w:ascii="Calibri" w:hAnsi="Calibri"/>
+                <w:b w:val="0"/>
+                <w:i w:val="0"/>
+                <w:sz w:val="20"/>
+              </w:rPr>
+              <w:t>Denominator</w:t>
+            </w:r>
+          </w:p>
+        </w:tc>
+        <w:tc>
+          <w:tcPr>
+            <w:tcW w:type="dxa" w:w="5046"/>
+            <w:tcMar>
+              <w:top w:w="70" w:type="dxa"/>
+              <w:left w:w="110" w:type="dxa"/>
+              <w:bottom w:w="70" w:type="dxa"/>
+              <w:right w:w="110" w:type="dxa"/>
+            </w:tcMar>
+          </w:tcPr>
+          <w:p>
+            <w:pPr>
+              <w:spacing w:after="0"/>
+            </w:pPr>
+            <w:r>
+              <w:rPr>
+                <w:rFonts w:ascii="Calibri" w:hAnsi="Calibri"/>
+                <w:b w:val="0"/>
+                <w:i w:val="0"/>
+                <w:sz w:val="20"/>
+              </w:rPr>
+              <w:t>Denominadór</w:t>
+            </w:r>
+          </w:p>
+        </w:tc>
+      </w:tr>
+      <w:tr>
+        <w:tc>
+          <w:tcPr>
+            <w:tcW w:type="dxa" w:w="5046"/>
+            <w:tcMar>
+              <w:top w:w="70" w:type="dxa"/>
+              <w:left w:w="110" w:type="dxa"/>
+              <w:bottom w:w="70" w:type="dxa"/>
+              <w:right w:w="110" w:type="dxa"/>
+            </w:tcMar>
+            <w:shd w:val="clear" w:fill="F5F8FA"/>
+          </w:tcPr>
+          <w:p>
+            <w:pPr>
+              <w:spacing w:after="0"/>
+            </w:pPr>
+            <w:r>
+              <w:rPr>
+                <w:rFonts w:ascii="Calibri" w:hAnsi="Calibri"/>
+                <w:b w:val="0"/>
+                <w:i w:val="0"/>
+                <w:sz w:val="20"/>
+              </w:rPr>
+              <w:t>Mean / average</w:t>
+            </w:r>
+          </w:p>
+        </w:tc>
+        <w:tc>
+          <w:tcPr>
+            <w:tcW w:type="dxa" w:w="5046"/>
+            <w:tcMar>
+              <w:top w:w="70" w:type="dxa"/>
+              <w:left w:w="110" w:type="dxa"/>
+              <w:bottom w:w="70" w:type="dxa"/>
+              <w:right w:w="110" w:type="dxa"/>
+            </w:tcMar>
+            <w:shd w:val="clear" w:fill="F5F8FA"/>
+          </w:tcPr>
+          <w:p>
+            <w:pPr>
+              <w:spacing w:after="0"/>
+            </w:pPr>
+            <w:r>
+              <w:rPr>
+                <w:rFonts w:ascii="Calibri" w:hAnsi="Calibri"/>
+                <w:b w:val="0"/>
+                <w:i w:val="0"/>
+                <w:sz w:val="20"/>
+              </w:rPr>
+              <w:t>Média</w:t>
+            </w:r>
+          </w:p>
+        </w:tc>
+      </w:tr>
+      <w:tr>
+        <w:tc>
+          <w:tcPr>
+            <w:tcW w:type="dxa" w:w="5046"/>
+            <w:tcMar>
+              <w:top w:w="70" w:type="dxa"/>
+              <w:left w:w="110" w:type="dxa"/>
+              <w:bottom w:w="70" w:type="dxa"/>
+              <w:right w:w="110" w:type="dxa"/>
+            </w:tcMar>
+          </w:tcPr>
+          <w:p>
+            <w:pPr>
+              <w:spacing w:after="0"/>
+            </w:pPr>
+            <w:r>
+              <w:rPr>
+                <w:rFonts w:ascii="Calibri" w:hAnsi="Calibri"/>
+                <w:b w:val="0"/>
+                <w:i w:val="0"/>
+                <w:sz w:val="20"/>
+              </w:rPr>
+              <w:t>Median</w:t>
+            </w:r>
+          </w:p>
+        </w:tc>
+        <w:tc>
+          <w:tcPr>
+            <w:tcW w:type="dxa" w:w="5046"/>
+            <w:tcMar>
+              <w:top w:w="70" w:type="dxa"/>
+              <w:left w:w="110" w:type="dxa"/>
+              <w:bottom w:w="70" w:type="dxa"/>
+              <w:right w:w="110" w:type="dxa"/>
+            </w:tcMar>
+          </w:tcPr>
+          <w:p>
+            <w:pPr>
+              <w:spacing w:after="0"/>
+            </w:pPr>
+            <w:r>
+              <w:rPr>
+                <w:rFonts w:ascii="Calibri" w:hAnsi="Calibri"/>
+                <w:b w:val="0"/>
+                <w:i w:val="0"/>
+                <w:sz w:val="20"/>
+              </w:rPr>
+              <w:t>Valór klaran</w:t>
+            </w:r>
+          </w:p>
+        </w:tc>
+      </w:tr>
+      <w:tr>
+        <w:tc>
+          <w:tcPr>
+            <w:tcW w:type="dxa" w:w="5046"/>
+            <w:tcMar>
+              <w:top w:w="70" w:type="dxa"/>
+              <w:left w:w="110" w:type="dxa"/>
+              <w:bottom w:w="70" w:type="dxa"/>
+              <w:right w:w="110" w:type="dxa"/>
+            </w:tcMar>
+            <w:shd w:val="clear" w:fill="F5F8FA"/>
+          </w:tcPr>
+          <w:p>
+            <w:pPr>
+              <w:spacing w:after="0"/>
+            </w:pPr>
+            <w:r>
+              <w:rPr>
+                <w:rFonts w:ascii="Calibri" w:hAnsi="Calibri"/>
+                <w:b w:val="0"/>
+                <w:i w:val="0"/>
+                <w:sz w:val="20"/>
+              </w:rPr>
+              <w:t>Range</w:t>
+            </w:r>
+          </w:p>
+        </w:tc>
+        <w:tc>
+          <w:tcPr>
+            <w:tcW w:type="dxa" w:w="5046"/>
+            <w:tcMar>
+              <w:top w:w="70" w:type="dxa"/>
+              <w:left w:w="110" w:type="dxa"/>
+              <w:bottom w:w="70" w:type="dxa"/>
+              <w:right w:w="110" w:type="dxa"/>
+            </w:tcMar>
+            <w:shd w:val="clear" w:fill="F5F8FA"/>
+          </w:tcPr>
+          <w:p>
+            <w:pPr>
+              <w:spacing w:after="0"/>
+            </w:pPr>
+            <w:r>
+              <w:rPr>
+                <w:rFonts w:ascii="Calibri" w:hAnsi="Calibri"/>
+                <w:b w:val="0"/>
+                <w:i w:val="0"/>
+                <w:sz w:val="20"/>
+              </w:rPr>
+              <w:t>Intervalu</w:t>
+            </w:r>
+          </w:p>
+        </w:tc>
+      </w:tr>
+      <w:tr>
+        <w:tc>
+          <w:tcPr>
+            <w:tcW w:type="dxa" w:w="5046"/>
+            <w:tcMar>
+              <w:top w:w="70" w:type="dxa"/>
+              <w:left w:w="110" w:type="dxa"/>
+              <w:bottom w:w="70" w:type="dxa"/>
+              <w:right w:w="110" w:type="dxa"/>
+            </w:tcMar>
+          </w:tcPr>
+          <w:p>
+            <w:pPr>
+              <w:spacing w:after="0"/>
+            </w:pPr>
+            <w:r>
+              <w:rPr>
+                <w:rFonts w:ascii="Calibri" w:hAnsi="Calibri"/>
+                <w:b w:val="0"/>
+                <w:i w:val="0"/>
+                <w:sz w:val="20"/>
+              </w:rPr>
+              <w:t>Typical, usual</w:t>
+            </w:r>
+          </w:p>
+        </w:tc>
+        <w:tc>
+          <w:tcPr>
+            <w:tcW w:type="dxa" w:w="5046"/>
+            <w:tcMar>
+              <w:top w:w="70" w:type="dxa"/>
+              <w:left w:w="110" w:type="dxa"/>
+              <w:bottom w:w="70" w:type="dxa"/>
+              <w:right w:w="110" w:type="dxa"/>
+            </w:tcMar>
+          </w:tcPr>
+          <w:p>
+            <w:pPr>
+              <w:spacing w:after="0"/>
+            </w:pPr>
+            <w:r>
+              <w:rPr>
+                <w:rFonts w:ascii="Calibri" w:hAnsi="Calibri"/>
+                <w:b w:val="0"/>
+                <w:i w:val="0"/>
+                <w:sz w:val="20"/>
+              </w:rPr>
+              <w:t>Baibain</w:t>
+            </w:r>
+          </w:p>
+        </w:tc>
+      </w:tr>
+      <w:tr>
+        <w:tc>
+          <w:tcPr>
+            <w:tcW w:type="dxa" w:w="5046"/>
+            <w:tcMar>
+              <w:top w:w="70" w:type="dxa"/>
+              <w:left w:w="110" w:type="dxa"/>
+              <w:bottom w:w="70" w:type="dxa"/>
+              <w:right w:w="110" w:type="dxa"/>
+            </w:tcMar>
+            <w:shd w:val="clear" w:fill="F5F8FA"/>
+          </w:tcPr>
+          <w:p>
+            <w:pPr>
+              <w:spacing w:after="0"/>
+            </w:pPr>
+            <w:r>
+              <w:rPr>
+                <w:rFonts w:ascii="Calibri" w:hAnsi="Calibri"/>
+                <w:b w:val="0"/>
+                <w:i w:val="0"/>
+                <w:sz w:val="20"/>
+              </w:rPr>
+              <w:t>Middle</w:t>
+            </w:r>
+          </w:p>
+        </w:tc>
+        <w:tc>
+          <w:tcPr>
+            <w:tcW w:type="dxa" w:w="5046"/>
+            <w:tcMar>
+              <w:top w:w="70" w:type="dxa"/>
+              <w:left w:w="110" w:type="dxa"/>
+              <w:bottom w:w="70" w:type="dxa"/>
+              <w:right w:w="110" w:type="dxa"/>
+            </w:tcMar>
+            <w:shd w:val="clear" w:fill="F5F8FA"/>
+          </w:tcPr>
+          <w:p>
+            <w:pPr>
+              <w:spacing w:after="0"/>
+            </w:pPr>
+            <w:r>
+              <w:rPr>
+                <w:rFonts w:ascii="Calibri" w:hAnsi="Calibri"/>
+                <w:b w:val="0"/>
+                <w:i w:val="0"/>
+                <w:sz w:val="20"/>
+              </w:rPr>
+              <w:t>Klaran</w:t>
+            </w:r>
+          </w:p>
+        </w:tc>
+      </w:tr>
+      <w:tr>
+        <w:tc>
+          <w:tcPr>
+            <w:tcW w:type="dxa" w:w="5046"/>
+            <w:tcMar>
+              <w:top w:w="70" w:type="dxa"/>
+              <w:left w:w="110" w:type="dxa"/>
+              <w:bottom w:w="70" w:type="dxa"/>
+              <w:right w:w="110" w:type="dxa"/>
+            </w:tcMar>
+          </w:tcPr>
+          <w:p>
+            <w:pPr>
+              <w:spacing w:after="0"/>
+            </w:pPr>
+            <w:r>
+              <w:rPr>
+                <w:rFonts w:ascii="Calibri" w:hAnsi="Calibri"/>
+                <w:b w:val="0"/>
+                <w:i w:val="0"/>
+                <w:sz w:val="20"/>
+              </w:rPr>
+              <w:t>High / low</w:t>
+            </w:r>
+          </w:p>
+        </w:tc>
+        <w:tc>
+          <w:tcPr>
+            <w:tcW w:type="dxa" w:w="5046"/>
+            <w:tcMar>
+              <w:top w:w="70" w:type="dxa"/>
+              <w:left w:w="110" w:type="dxa"/>
+              <w:bottom w:w="70" w:type="dxa"/>
+              <w:right w:w="110" w:type="dxa"/>
+            </w:tcMar>
+          </w:tcPr>
+          <w:p>
+            <w:pPr>
+              <w:spacing w:after="0"/>
+            </w:pPr>
+            <w:r>
+              <w:rPr>
+                <w:rFonts w:ascii="Calibri" w:hAnsi="Calibri"/>
+                <w:b w:val="0"/>
+                <w:i w:val="0"/>
+                <w:sz w:val="20"/>
+              </w:rPr>
+              <w:t>Aas / kraik</w:t>
+            </w:r>
+          </w:p>
+        </w:tc>
+      </w:tr>
+      <w:tr>
+        <w:tc>
+          <w:tcPr>
+            <w:tcW w:type="dxa" w:w="5046"/>
+            <w:tcMar>
+              <w:top w:w="70" w:type="dxa"/>
+              <w:left w:w="110" w:type="dxa"/>
+              <w:bottom w:w="70" w:type="dxa"/>
+              <w:right w:w="110" w:type="dxa"/>
+            </w:tcMar>
+            <w:shd w:val="clear" w:fill="F5F8FA"/>
+          </w:tcPr>
+          <w:p>
+            <w:pPr>
+              <w:spacing w:after="0"/>
+            </w:pPr>
+            <w:r>
+              <w:rPr>
+                <w:rFonts w:ascii="Calibri" w:hAnsi="Calibri"/>
+                <w:b w:val="0"/>
+                <w:i w:val="0"/>
+                <w:sz w:val="20"/>
+              </w:rPr>
+              <w:t>Order / sequence</w:t>
+            </w:r>
+          </w:p>
+        </w:tc>
+        <w:tc>
+          <w:tcPr>
+            <w:tcW w:type="dxa" w:w="5046"/>
+            <w:tcMar>
+              <w:top w:w="70" w:type="dxa"/>
+              <w:left w:w="110" w:type="dxa"/>
+              <w:bottom w:w="70" w:type="dxa"/>
+              <w:right w:w="110" w:type="dxa"/>
+            </w:tcMar>
+            <w:shd w:val="clear" w:fill="F5F8FA"/>
+          </w:tcPr>
+          <w:p>
+            <w:pPr>
+              <w:spacing w:after="0"/>
+            </w:pPr>
+            <w:r>
+              <w:rPr>
+                <w:rFonts w:ascii="Calibri" w:hAnsi="Calibri"/>
+                <w:b w:val="0"/>
+                <w:i w:val="0"/>
+                <w:sz w:val="20"/>
+              </w:rPr>
+              <w:t>ordem, sekuensia</w:t>
+            </w:r>
+          </w:p>
+        </w:tc>
+      </w:tr>
+    </w:tbl>
+    <w:p>
+      <w:pPr>
+        <w:keepNext/>
+        <w:spacing w:before="240" w:after="80"/>
+      </w:pPr>
+      <w:r>
+        <w:rPr>
+          <w:rFonts w:ascii="Calibri" w:hAnsi="Calibri"/>
+          <w:b/>
+          <w:color w:val="1F3864"/>
+          <w:sz w:val="30"/>
+        </w:rPr>
+        <w:t>Presenting results</w:t>
+      </w:r>
+    </w:p>
+    <w:tbl>
+      <w:tblPr>
+        <w:tblW w:type="auto" w:w="0"/>
+        <w:jc w:val="center"/>
+        <w:tblLayout w:type="fixed"/>
+        <w:tblLook w:firstColumn="1" w:firstRow="1" w:lastColumn="0" w:lastRow="0" w:noHBand="0" w:noVBand="1" w:val="04A0"/>
+        <w:tblBorders>
+          <w:top w:val="single" w:sz="4" w:color="D0D7DE"/>
+          <w:left w:val="single" w:sz="4" w:color="D0D7DE"/>
+          <w:bottom w:val="single" w:sz="4" w:color="D0D7DE"/>
+          <w:right w:val="single" w:sz="4" w:color="D0D7DE"/>
+          <w:insideH w:val="single" w:sz="4" w:color="D0D7DE"/>
+          <w:insideV w:val="single" w:sz="4" w:color="D0D7DE"/>
+        </w:tblBorders>
+      </w:tblPr>
+      <w:tblGrid>
+        <w:gridCol w:w="5046"/>
+        <w:gridCol w:w="5046"/>
+      </w:tblGrid>
+      <w:tr>
+        <w:trPr>
+          <w:tblHeader w:val="true"/>
+        </w:trPr>
+        <w:tc>
+          <w:tcPr>
+            <w:tcW w:type="dxa" w:w="5046"/>
+            <w:shd w:val="clear" w:fill="1F3864"/>
+            <w:tcMar>
+              <w:top w:w="80" w:type="dxa"/>
+              <w:left w:w="110" w:type="dxa"/>
+              <w:bottom w:w="80" w:type="dxa"/>
+              <w:right w:w="110" w:type="dxa"/>
+            </w:tcMar>
+          </w:tcPr>
+          <w:p>
+            <w:pPr>
+              <w:spacing w:after="0"/>
+            </w:pPr>
+            <w:r>
+              <w:rPr>
+                <w:rFonts w:ascii="Calibri" w:hAnsi="Calibri"/>
+                <w:b/>
+                <w:color w:val="FFFFFF"/>
+                <w:sz w:val="20"/>
+              </w:rPr>
+              <w:t>English</w:t>
+            </w:r>
+          </w:p>
+        </w:tc>
+        <w:tc>
+          <w:tcPr>
+            <w:tcW w:type="dxa" w:w="5046"/>
+            <w:shd w:val="clear" w:fill="1F3864"/>
+            <w:tcMar>
+              <w:top w:w="80" w:type="dxa"/>
+              <w:left w:w="110" w:type="dxa"/>
+              <w:bottom w:w="80" w:type="dxa"/>
+              <w:right w:w="110" w:type="dxa"/>
+            </w:tcMar>
+          </w:tcPr>
+          <w:p>
+            <w:pPr>
+              <w:spacing w:after="0"/>
+            </w:pPr>
+            <w:r>
+              <w:rPr>
+                <w:rFonts w:ascii="Calibri" w:hAnsi="Calibri"/>
+                <w:b/>
+                <w:color w:val="FFFFFF"/>
+                <w:sz w:val="20"/>
+              </w:rPr>
+              <w:t>Tetum</w:t>
+            </w:r>
+          </w:p>
+        </w:tc>
+      </w:tr>
+      <w:tr>
+        <w:tc>
+          <w:tcPr>
+            <w:tcW w:type="dxa" w:w="5046"/>
+            <w:tcMar>
+              <w:top w:w="70" w:type="dxa"/>
+              <w:left w:w="110" w:type="dxa"/>
+              <w:bottom w:w="70" w:type="dxa"/>
+              <w:right w:w="110" w:type="dxa"/>
+            </w:tcMar>
+          </w:tcPr>
+          <w:p>
+            <w:pPr>
+              <w:spacing w:after="0"/>
+            </w:pPr>
+            <w:r>
+              <w:rPr>
+                <w:rFonts w:ascii="Calibri" w:hAnsi="Calibri"/>
+                <w:b w:val="0"/>
+                <w:i w:val="0"/>
+                <w:sz w:val="20"/>
+              </w:rPr>
+              <w:t>Table</w:t>
+            </w:r>
+          </w:p>
+        </w:tc>
+        <w:tc>
+          <w:tcPr>
+            <w:tcW w:type="dxa" w:w="5046"/>
+            <w:tcMar>
+              <w:top w:w="70" w:type="dxa"/>
+              <w:left w:w="110" w:type="dxa"/>
+              <w:bottom w:w="70" w:type="dxa"/>
+              <w:right w:w="110" w:type="dxa"/>
+            </w:tcMar>
+          </w:tcPr>
+          <w:p>
+            <w:pPr>
+              <w:spacing w:after="0"/>
+            </w:pPr>
+            <w:r>
+              <w:rPr>
+                <w:rFonts w:ascii="Calibri" w:hAnsi="Calibri"/>
+                <w:b w:val="0"/>
+                <w:i w:val="0"/>
+                <w:sz w:val="20"/>
+              </w:rPr>
+              <w:t>Tabela</w:t>
+            </w:r>
+          </w:p>
+        </w:tc>
+      </w:tr>
+      <w:tr>
+        <w:tc>
+          <w:tcPr>
+            <w:tcW w:type="dxa" w:w="5046"/>
+            <w:tcMar>
+              <w:top w:w="70" w:type="dxa"/>
+              <w:left w:w="110" w:type="dxa"/>
+              <w:bottom w:w="70" w:type="dxa"/>
+              <w:right w:w="110" w:type="dxa"/>
+            </w:tcMar>
+            <w:shd w:val="clear" w:fill="F5F8FA"/>
+          </w:tcPr>
+          <w:p>
+            <w:pPr>
+              <w:spacing w:after="0"/>
+            </w:pPr>
+            <w:r>
+              <w:rPr>
+                <w:rFonts w:ascii="Calibri" w:hAnsi="Calibri"/>
+                <w:b w:val="0"/>
+                <w:i w:val="0"/>
+                <w:sz w:val="20"/>
+              </w:rPr>
+              <w:t>Graph / chart</w:t>
+            </w:r>
+          </w:p>
+        </w:tc>
+        <w:tc>
+          <w:tcPr>
+            <w:tcW w:type="dxa" w:w="5046"/>
+            <w:tcMar>
+              <w:top w:w="70" w:type="dxa"/>
+              <w:left w:w="110" w:type="dxa"/>
+              <w:bottom w:w="70" w:type="dxa"/>
+              <w:right w:w="110" w:type="dxa"/>
+            </w:tcMar>
+            <w:shd w:val="clear" w:fill="F5F8FA"/>
+          </w:tcPr>
+          <w:p>
+            <w:pPr>
+              <w:spacing w:after="0"/>
+            </w:pPr>
+            <w:r>
+              <w:rPr>
+                <w:rFonts w:ascii="Calibri" w:hAnsi="Calibri"/>
+                <w:b w:val="0"/>
+                <w:i w:val="0"/>
+                <w:sz w:val="20"/>
+              </w:rPr>
+              <w:t>Grafiku</w:t>
+            </w:r>
+          </w:p>
+        </w:tc>
+      </w:tr>
+      <w:tr>
+        <w:tc>
+          <w:tcPr>
+            <w:tcW w:type="dxa" w:w="5046"/>
+            <w:tcMar>
+              <w:top w:w="70" w:type="dxa"/>
+              <w:left w:w="110" w:type="dxa"/>
+              <w:bottom w:w="70" w:type="dxa"/>
+              <w:right w:w="110" w:type="dxa"/>
+            </w:tcMar>
+          </w:tcPr>
+          <w:p>
+            <w:pPr>
+              <w:spacing w:after="0"/>
+            </w:pPr>
+            <w:r>
+              <w:rPr>
+                <w:rFonts w:ascii="Calibri" w:hAnsi="Calibri"/>
+                <w:b w:val="0"/>
+                <w:i w:val="0"/>
+                <w:sz w:val="20"/>
+              </w:rPr>
+              <w:t>Bar chart</w:t>
+            </w:r>
+          </w:p>
+        </w:tc>
+        <w:tc>
+          <w:tcPr>
+            <w:tcW w:type="dxa" w:w="5046"/>
+            <w:tcMar>
+              <w:top w:w="70" w:type="dxa"/>
+              <w:left w:w="110" w:type="dxa"/>
+              <w:bottom w:w="70" w:type="dxa"/>
+              <w:right w:w="110" w:type="dxa"/>
+            </w:tcMar>
+          </w:tcPr>
+          <w:p>
+            <w:pPr>
+              <w:spacing w:after="0"/>
+            </w:pPr>
+            <w:r>
+              <w:rPr>
+                <w:rFonts w:ascii="Calibri" w:hAnsi="Calibri"/>
+                <w:b w:val="0"/>
+                <w:i w:val="0"/>
+                <w:sz w:val="20"/>
+              </w:rPr>
+              <w:t>Grafiku barra</w:t>
+            </w:r>
+          </w:p>
+        </w:tc>
+      </w:tr>
+      <w:tr>
+        <w:tc>
+          <w:tcPr>
+            <w:tcW w:type="dxa" w:w="5046"/>
+            <w:tcMar>
+              <w:top w:w="70" w:type="dxa"/>
+              <w:left w:w="110" w:type="dxa"/>
+              <w:bottom w:w="70" w:type="dxa"/>
+              <w:right w:w="110" w:type="dxa"/>
+            </w:tcMar>
+            <w:shd w:val="clear" w:fill="F5F8FA"/>
+          </w:tcPr>
+          <w:p>
+            <w:pPr>
+              <w:spacing w:after="0"/>
+            </w:pPr>
+            <w:r>
+              <w:rPr>
+                <w:rFonts w:ascii="Calibri" w:hAnsi="Calibri"/>
+                <w:b w:val="0"/>
+                <w:i w:val="0"/>
+                <w:sz w:val="20"/>
+              </w:rPr>
+              <w:t>Column</w:t>
+            </w:r>
+          </w:p>
+        </w:tc>
+        <w:tc>
+          <w:tcPr>
+            <w:tcW w:type="dxa" w:w="5046"/>
+            <w:tcMar>
+              <w:top w:w="70" w:type="dxa"/>
+              <w:left w:w="110" w:type="dxa"/>
+              <w:bottom w:w="70" w:type="dxa"/>
+              <w:right w:w="110" w:type="dxa"/>
+            </w:tcMar>
+            <w:shd w:val="clear" w:fill="F5F8FA"/>
+          </w:tcPr>
+          <w:p>
+            <w:pPr>
+              <w:spacing w:after="0"/>
+            </w:pPr>
+            <w:r>
+              <w:rPr>
+                <w:rFonts w:ascii="Calibri" w:hAnsi="Calibri"/>
+                <w:b w:val="0"/>
+                <w:i w:val="0"/>
+                <w:sz w:val="20"/>
+              </w:rPr>
+              <w:t>Koluna</w:t>
+            </w:r>
+          </w:p>
+        </w:tc>
+      </w:tr>
+      <w:tr>
+        <w:tc>
+          <w:tcPr>
+            <w:tcW w:type="dxa" w:w="5046"/>
+            <w:tcMar>
+              <w:top w:w="70" w:type="dxa"/>
+              <w:left w:w="110" w:type="dxa"/>
+              <w:bottom w:w="70" w:type="dxa"/>
+              <w:right w:w="110" w:type="dxa"/>
+            </w:tcMar>
+          </w:tcPr>
+          <w:p>
+            <w:pPr>
+              <w:spacing w:after="0"/>
+            </w:pPr>
+            <w:r>
+              <w:rPr>
+                <w:rFonts w:ascii="Calibri" w:hAnsi="Calibri"/>
+                <w:b w:val="0"/>
+                <w:i w:val="0"/>
+                <w:sz w:val="20"/>
+              </w:rPr>
+              <w:t>Row</w:t>
+            </w:r>
+          </w:p>
+        </w:tc>
+        <w:tc>
+          <w:tcPr>
+            <w:tcW w:type="dxa" w:w="5046"/>
+            <w:tcMar>
+              <w:top w:w="70" w:type="dxa"/>
+              <w:left w:w="110" w:type="dxa"/>
+              <w:bottom w:w="70" w:type="dxa"/>
+              <w:right w:w="110" w:type="dxa"/>
+            </w:tcMar>
+          </w:tcPr>
+          <w:p>
+            <w:pPr>
+              <w:spacing w:after="0"/>
+            </w:pPr>
+            <w:r>
+              <w:rPr>
+                <w:rFonts w:ascii="Calibri" w:hAnsi="Calibri"/>
+                <w:b w:val="0"/>
+                <w:i w:val="0"/>
+                <w:sz w:val="20"/>
+              </w:rPr>
+              <w:t>Liña</w:t>
+            </w:r>
+          </w:p>
+        </w:tc>
+      </w:tr>
+      <w:tr>
+        <w:tc>
+          <w:tcPr>
+            <w:tcW w:type="dxa" w:w="5046"/>
+            <w:tcMar>
+              <w:top w:w="70" w:type="dxa"/>
+              <w:left w:w="110" w:type="dxa"/>
+              <w:bottom w:w="70" w:type="dxa"/>
+              <w:right w:w="110" w:type="dxa"/>
+            </w:tcMar>
+            <w:shd w:val="clear" w:fill="F5F8FA"/>
+          </w:tcPr>
+          <w:p>
+            <w:pPr>
+              <w:spacing w:after="0"/>
+            </w:pPr>
+            <w:r>
+              <w:rPr>
+                <w:rFonts w:ascii="Calibri" w:hAnsi="Calibri"/>
+                <w:b w:val="0"/>
+                <w:i w:val="0"/>
+                <w:sz w:val="20"/>
+              </w:rPr>
+              <w:t>Line</w:t>
+            </w:r>
+          </w:p>
+        </w:tc>
+        <w:tc>
+          <w:tcPr>
+            <w:tcW w:type="dxa" w:w="5046"/>
+            <w:tcMar>
+              <w:top w:w="70" w:type="dxa"/>
+              <w:left w:w="110" w:type="dxa"/>
+              <w:bottom w:w="70" w:type="dxa"/>
+              <w:right w:w="110" w:type="dxa"/>
+            </w:tcMar>
+            <w:shd w:val="clear" w:fill="F5F8FA"/>
+          </w:tcPr>
+          <w:p>
+            <w:pPr>
+              <w:spacing w:after="0"/>
+            </w:pPr>
+            <w:r>
+              <w:rPr>
+                <w:rFonts w:ascii="Calibri" w:hAnsi="Calibri"/>
+                <w:b w:val="0"/>
+                <w:i w:val="0"/>
+                <w:sz w:val="20"/>
+              </w:rPr>
+              <w:t>Liña</w:t>
+            </w:r>
+          </w:p>
+        </w:tc>
+      </w:tr>
+      <w:tr>
+        <w:tc>
+          <w:tcPr>
+            <w:tcW w:type="dxa" w:w="5046"/>
+            <w:tcMar>
+              <w:top w:w="70" w:type="dxa"/>
+              <w:left w:w="110" w:type="dxa"/>
+              <w:bottom w:w="70" w:type="dxa"/>
+              <w:right w:w="110" w:type="dxa"/>
+            </w:tcMar>
+          </w:tcPr>
+          <w:p>
+            <w:pPr>
+              <w:spacing w:after="0"/>
+            </w:pPr>
+            <w:r>
+              <w:rPr>
+                <w:rFonts w:ascii="Calibri" w:hAnsi="Calibri"/>
+                <w:b w:val="0"/>
+                <w:i w:val="0"/>
+                <w:sz w:val="20"/>
+              </w:rPr>
+              <w:t>Title</w:t>
+            </w:r>
+          </w:p>
+        </w:tc>
+        <w:tc>
+          <w:tcPr>
+            <w:tcW w:type="dxa" w:w="5046"/>
+            <w:tcMar>
+              <w:top w:w="70" w:type="dxa"/>
+              <w:left w:w="110" w:type="dxa"/>
+              <w:bottom w:w="70" w:type="dxa"/>
+              <w:right w:w="110" w:type="dxa"/>
+            </w:tcMar>
+          </w:tcPr>
+          <w:p>
+            <w:pPr>
+              <w:spacing w:after="0"/>
+            </w:pPr>
+            <w:r>
+              <w:rPr>
+                <w:rFonts w:ascii="Calibri" w:hAnsi="Calibri"/>
+                <w:b w:val="0"/>
+                <w:i w:val="0"/>
+                <w:sz w:val="20"/>
+              </w:rPr>
+              <w:t>Títulu</w:t>
+            </w:r>
+          </w:p>
+        </w:tc>
+      </w:tr>
+      <w:tr>
+        <w:tc>
+          <w:tcPr>
+            <w:tcW w:type="dxa" w:w="5046"/>
+            <w:tcMar>
+              <w:top w:w="70" w:type="dxa"/>
+              <w:left w:w="110" w:type="dxa"/>
+              <w:bottom w:w="70" w:type="dxa"/>
+              <w:right w:w="110" w:type="dxa"/>
+            </w:tcMar>
+            <w:shd w:val="clear" w:fill="F5F8FA"/>
+          </w:tcPr>
+          <w:p>
+            <w:pPr>
+              <w:spacing w:after="0"/>
+            </w:pPr>
+            <w:r>
+              <w:rPr>
+                <w:rFonts w:ascii="Calibri" w:hAnsi="Calibri"/>
+                <w:b w:val="0"/>
+                <w:i w:val="0"/>
+                <w:sz w:val="20"/>
+              </w:rPr>
+              <w:t>Note / footnote</w:t>
+            </w:r>
+          </w:p>
+        </w:tc>
+        <w:tc>
+          <w:tcPr>
+            <w:tcW w:type="dxa" w:w="5046"/>
+            <w:tcMar>
+              <w:top w:w="70" w:type="dxa"/>
+              <w:left w:w="110" w:type="dxa"/>
+              <w:bottom w:w="70" w:type="dxa"/>
+              <w:right w:w="110" w:type="dxa"/>
+            </w:tcMar>
+            <w:shd w:val="clear" w:fill="F5F8FA"/>
+          </w:tcPr>
+          <w:p>
+            <w:pPr>
+              <w:spacing w:after="0"/>
+            </w:pPr>
+            <w:r>
+              <w:rPr>
+                <w:rFonts w:ascii="Calibri" w:hAnsi="Calibri"/>
+                <w:b w:val="0"/>
+                <w:i w:val="0"/>
+                <w:sz w:val="20"/>
+              </w:rPr>
+              <w:t>Nota</w:t>
+            </w:r>
+          </w:p>
+        </w:tc>
+      </w:tr>
+      <w:tr>
+        <w:tc>
+          <w:tcPr>
+            <w:tcW w:type="dxa" w:w="5046"/>
+            <w:tcMar>
+              <w:top w:w="70" w:type="dxa"/>
+              <w:left w:w="110" w:type="dxa"/>
+              <w:bottom w:w="70" w:type="dxa"/>
+              <w:right w:w="110" w:type="dxa"/>
+            </w:tcMar>
+          </w:tcPr>
+          <w:p>
+            <w:pPr>
+              <w:spacing w:after="0"/>
+            </w:pPr>
+            <w:r>
+              <w:rPr>
+                <w:rFonts w:ascii="Calibri" w:hAnsi="Calibri"/>
+                <w:b w:val="0"/>
+                <w:i w:val="0"/>
+                <w:sz w:val="20"/>
+              </w:rPr>
+              <w:t>Picture / image</w:t>
+            </w:r>
+          </w:p>
+        </w:tc>
+        <w:tc>
+          <w:tcPr>
+            <w:tcW w:type="dxa" w:w="5046"/>
+            <w:tcMar>
+              <w:top w:w="70" w:type="dxa"/>
+              <w:left w:w="110" w:type="dxa"/>
+              <w:bottom w:w="70" w:type="dxa"/>
+              <w:right w:w="110" w:type="dxa"/>
+            </w:tcMar>
+          </w:tcPr>
+          <w:p>
+            <w:pPr>
+              <w:spacing w:after="0"/>
+            </w:pPr>
+            <w:r>
+              <w:rPr>
+                <w:rFonts w:ascii="Calibri" w:hAnsi="Calibri"/>
+                <w:b w:val="0"/>
+                <w:i w:val="0"/>
+                <w:sz w:val="20"/>
+              </w:rPr>
+              <w:t>Imajen</w:t>
+            </w:r>
+          </w:p>
+        </w:tc>
+      </w:tr>
+      <w:tr>
+        <w:tc>
+          <w:tcPr>
+            <w:tcW w:type="dxa" w:w="5046"/>
+            <w:tcMar>
+              <w:top w:w="70" w:type="dxa"/>
+              <w:left w:w="110" w:type="dxa"/>
+              <w:bottom w:w="70" w:type="dxa"/>
+              <w:right w:w="110" w:type="dxa"/>
+            </w:tcMar>
+            <w:shd w:val="clear" w:fill="F5F8FA"/>
+          </w:tcPr>
+          <w:p>
+            <w:pPr>
+              <w:spacing w:after="0"/>
+            </w:pPr>
+            <w:r>
+              <w:rPr>
+                <w:rFonts w:ascii="Calibri" w:hAnsi="Calibri"/>
+                <w:b w:val="0"/>
+                <w:i w:val="0"/>
+                <w:sz w:val="20"/>
+              </w:rPr>
+              <w:t>Meaning</w:t>
+            </w:r>
+          </w:p>
+        </w:tc>
+        <w:tc>
+          <w:tcPr>
+            <w:tcW w:type="dxa" w:w="5046"/>
+            <w:tcMar>
+              <w:top w:w="70" w:type="dxa"/>
+              <w:left w:w="110" w:type="dxa"/>
+              <w:bottom w:w="70" w:type="dxa"/>
+              <w:right w:w="110" w:type="dxa"/>
+            </w:tcMar>
+            <w:shd w:val="clear" w:fill="F5F8FA"/>
+          </w:tcPr>
+          <w:p>
+            <w:pPr>
+              <w:spacing w:after="0"/>
+            </w:pPr>
+            <w:r>
+              <w:rPr>
+                <w:rFonts w:ascii="Calibri" w:hAnsi="Calibri"/>
+                <w:b w:val="0"/>
+                <w:i w:val="0"/>
+                <w:sz w:val="20"/>
+              </w:rPr>
+              <w:t>Signifikadu</w:t>
+            </w:r>
+          </w:p>
+        </w:tc>
+      </w:tr>
+    </w:tbl>
+    <w:p>
+      <w:pPr>
+        <w:keepNext/>
+        <w:spacing w:before="240" w:after="80"/>
+      </w:pPr>
+      <w:r>
+        <w:rPr>
+          <w:rFonts w:ascii="Calibri" w:hAnsi="Calibri"/>
+          <w:b/>
+          <w:color w:val="1F3864"/>
+          <w:sz w:val="30"/>
+        </w:rPr>
+        <w:t>Checking and cleaning data</w:t>
+      </w:r>
+    </w:p>
+    <w:tbl>
+      <w:tblPr>
+        <w:tblW w:type="auto" w:w="0"/>
+        <w:jc w:val="center"/>
+        <w:tblLayout w:type="fixed"/>
+        <w:tblLook w:firstColumn="1" w:firstRow="1" w:lastColumn="0" w:lastRow="0" w:noHBand="0" w:noVBand="1" w:val="04A0"/>
+        <w:tblBorders>
+          <w:top w:val="single" w:sz="4" w:color="D0D7DE"/>
+          <w:left w:val="single" w:sz="4" w:color="D0D7DE"/>
+          <w:bottom w:val="single" w:sz="4" w:color="D0D7DE"/>
+          <w:right w:val="single" w:sz="4" w:color="D0D7DE"/>
+          <w:insideH w:val="single" w:sz="4" w:color="D0D7DE"/>
+          <w:insideV w:val="single" w:sz="4" w:color="D0D7DE"/>
+        </w:tblBorders>
+      </w:tblPr>
+      <w:tblGrid>
+        <w:gridCol w:w="5046"/>
+        <w:gridCol w:w="5046"/>
+      </w:tblGrid>
+      <w:tr>
+        <w:trPr>
+          <w:tblHeader w:val="true"/>
+        </w:trPr>
+        <w:tc>
+          <w:tcPr>
+            <w:tcW w:type="dxa" w:w="5046"/>
+            <w:shd w:val="clear" w:fill="1F3864"/>
+            <w:tcMar>
+              <w:top w:w="80" w:type="dxa"/>
+              <w:left w:w="110" w:type="dxa"/>
+              <w:bottom w:w="80" w:type="dxa"/>
+              <w:right w:w="110" w:type="dxa"/>
+            </w:tcMar>
+          </w:tcPr>
+          <w:p>
+            <w:pPr>
+              <w:spacing w:after="0"/>
+            </w:pPr>
+            <w:r>
+              <w:rPr>
+                <w:rFonts w:ascii="Calibri" w:hAnsi="Calibri"/>
+                <w:b/>
+                <w:color w:val="FFFFFF"/>
+                <w:sz w:val="20"/>
+              </w:rPr>
+              <w:t>English</w:t>
+            </w:r>
+          </w:p>
+        </w:tc>
+        <w:tc>
+          <w:tcPr>
+            <w:tcW w:type="dxa" w:w="5046"/>
+            <w:shd w:val="clear" w:fill="1F3864"/>
+            <w:tcMar>
+              <w:top w:w="80" w:type="dxa"/>
+              <w:left w:w="110" w:type="dxa"/>
+              <w:bottom w:w="80" w:type="dxa"/>
+              <w:right w:w="110" w:type="dxa"/>
+            </w:tcMar>
+          </w:tcPr>
+          <w:p>
+            <w:pPr>
+              <w:spacing w:after="0"/>
+            </w:pPr>
+            <w:r>
+              <w:rPr>
+                <w:rFonts w:ascii="Calibri" w:hAnsi="Calibri"/>
+                <w:b/>
+                <w:color w:val="FFFFFF"/>
+                <w:sz w:val="20"/>
+              </w:rPr>
+              <w:t>Tetum</w:t>
+            </w:r>
+          </w:p>
+        </w:tc>
+      </w:tr>
+      <w:tr>
+        <w:tc>
+          <w:tcPr>
+            <w:tcW w:type="dxa" w:w="5046"/>
+            <w:tcMar>
+              <w:top w:w="70" w:type="dxa"/>
+              <w:left w:w="110" w:type="dxa"/>
+              <w:bottom w:w="70" w:type="dxa"/>
+              <w:right w:w="110" w:type="dxa"/>
+            </w:tcMar>
+          </w:tcPr>
+          <w:p>
+            <w:pPr>
+              <w:spacing w:after="0"/>
+            </w:pPr>
+            <w:r>
+              <w:rPr>
+                <w:rFonts w:ascii="Calibri" w:hAnsi="Calibri"/>
+                <w:b w:val="0"/>
+                <w:i w:val="0"/>
+                <w:sz w:val="20"/>
+              </w:rPr>
+              <w:t>Clean (data)</w:t>
+            </w:r>
+          </w:p>
+        </w:tc>
+        <w:tc>
+          <w:tcPr>
+            <w:tcW w:type="dxa" w:w="5046"/>
+            <w:tcMar>
+              <w:top w:w="70" w:type="dxa"/>
+              <w:left w:w="110" w:type="dxa"/>
+              <w:bottom w:w="70" w:type="dxa"/>
+              <w:right w:w="110" w:type="dxa"/>
+            </w:tcMar>
+          </w:tcPr>
+          <w:p>
+            <w:pPr>
+              <w:spacing w:after="0"/>
+            </w:pPr>
+            <w:r>
+              <w:rPr>
+                <w:rFonts w:ascii="Calibri" w:hAnsi="Calibri"/>
+                <w:b w:val="0"/>
+                <w:i w:val="0"/>
+                <w:sz w:val="20"/>
+              </w:rPr>
+              <w:t>Hamoos dadus</w:t>
+            </w:r>
+          </w:p>
+        </w:tc>
+      </w:tr>
+      <w:tr>
+        <w:tc>
+          <w:tcPr>
+            <w:tcW w:type="dxa" w:w="5046"/>
+            <w:tcMar>
+              <w:top w:w="70" w:type="dxa"/>
+              <w:left w:w="110" w:type="dxa"/>
+              <w:bottom w:w="70" w:type="dxa"/>
+              <w:right w:w="110" w:type="dxa"/>
+            </w:tcMar>
+            <w:shd w:val="clear" w:fill="F5F8FA"/>
+          </w:tcPr>
+          <w:p>
+            <w:pPr>
+              <w:spacing w:after="0"/>
+            </w:pPr>
+            <w:r>
+              <w:rPr>
+                <w:rFonts w:ascii="Calibri" w:hAnsi="Calibri"/>
+                <w:b w:val="0"/>
+                <w:i w:val="0"/>
+                <w:sz w:val="20"/>
+              </w:rPr>
+              <w:t>Check, verify</w:t>
+            </w:r>
+          </w:p>
+        </w:tc>
+        <w:tc>
+          <w:tcPr>
+            <w:tcW w:type="dxa" w:w="5046"/>
+            <w:tcMar>
+              <w:top w:w="70" w:type="dxa"/>
+              <w:left w:w="110" w:type="dxa"/>
+              <w:bottom w:w="70" w:type="dxa"/>
+              <w:right w:w="110" w:type="dxa"/>
+            </w:tcMar>
+            <w:shd w:val="clear" w:fill="F5F8FA"/>
+          </w:tcPr>
+          <w:p>
+            <w:pPr>
+              <w:spacing w:after="0"/>
+            </w:pPr>
+            <w:r>
+              <w:rPr>
+                <w:rFonts w:ascii="Calibri" w:hAnsi="Calibri"/>
+                <w:b w:val="0"/>
+                <w:i w:val="0"/>
+                <w:sz w:val="20"/>
+              </w:rPr>
+              <w:t>Verifika</w:t>
+            </w:r>
+          </w:p>
+        </w:tc>
+      </w:tr>
+      <w:tr>
+        <w:tc>
+          <w:tcPr>
+            <w:tcW w:type="dxa" w:w="5046"/>
+            <w:tcMar>
+              <w:top w:w="70" w:type="dxa"/>
+              <w:left w:w="110" w:type="dxa"/>
+              <w:bottom w:w="70" w:type="dxa"/>
+              <w:right w:w="110" w:type="dxa"/>
+            </w:tcMar>
+          </w:tcPr>
+          <w:p>
+            <w:pPr>
+              <w:spacing w:after="0"/>
+            </w:pPr>
+            <w:r>
+              <w:rPr>
+                <w:rFonts w:ascii="Calibri" w:hAnsi="Calibri"/>
+                <w:b w:val="0"/>
+                <w:i w:val="0"/>
+                <w:sz w:val="20"/>
+              </w:rPr>
+              <w:t>Mistake / error</w:t>
+            </w:r>
+          </w:p>
+        </w:tc>
+        <w:tc>
+          <w:tcPr>
+            <w:tcW w:type="dxa" w:w="5046"/>
+            <w:tcMar>
+              <w:top w:w="70" w:type="dxa"/>
+              <w:left w:w="110" w:type="dxa"/>
+              <w:bottom w:w="70" w:type="dxa"/>
+              <w:right w:w="110" w:type="dxa"/>
+            </w:tcMar>
+          </w:tcPr>
+          <w:p>
+            <w:pPr>
+              <w:spacing w:after="0"/>
+            </w:pPr>
+            <w:r>
+              <w:rPr>
+                <w:rFonts w:ascii="Calibri" w:hAnsi="Calibri"/>
+                <w:b w:val="0"/>
+                <w:i w:val="0"/>
+                <w:sz w:val="20"/>
+              </w:rPr>
+              <w:t>Sala</w:t>
+            </w:r>
+          </w:p>
+        </w:tc>
+      </w:tr>
+      <w:tr>
+        <w:tc>
+          <w:tcPr>
+            <w:tcW w:type="dxa" w:w="5046"/>
+            <w:tcMar>
+              <w:top w:w="70" w:type="dxa"/>
+              <w:left w:w="110" w:type="dxa"/>
+              <w:bottom w:w="70" w:type="dxa"/>
+              <w:right w:w="110" w:type="dxa"/>
+            </w:tcMar>
+            <w:shd w:val="clear" w:fill="F5F8FA"/>
+          </w:tcPr>
+          <w:p>
+            <w:pPr>
+              <w:spacing w:after="0"/>
+            </w:pPr>
+            <w:r>
+              <w:rPr>
+                <w:rFonts w:ascii="Calibri" w:hAnsi="Calibri"/>
+                <w:b w:val="0"/>
+                <w:i w:val="0"/>
+                <w:sz w:val="20"/>
+              </w:rPr>
+              <w:t>Duplicate</w:t>
+            </w:r>
+          </w:p>
+        </w:tc>
+        <w:tc>
+          <w:tcPr>
+            <w:tcW w:type="dxa" w:w="5046"/>
+            <w:tcMar>
+              <w:top w:w="70" w:type="dxa"/>
+              <w:left w:w="110" w:type="dxa"/>
+              <w:bottom w:w="70" w:type="dxa"/>
+              <w:right w:w="110" w:type="dxa"/>
+            </w:tcMar>
+            <w:shd w:val="clear" w:fill="F5F8FA"/>
+          </w:tcPr>
+          <w:p>
+            <w:pPr>
+              <w:spacing w:after="0"/>
+            </w:pPr>
+            <w:r>
+              <w:rPr>
+                <w:rFonts w:ascii="Calibri" w:hAnsi="Calibri"/>
+                <w:b w:val="0"/>
+                <w:i w:val="0"/>
+                <w:sz w:val="20"/>
+              </w:rPr>
+              <w:t>Duplika</w:t>
+            </w:r>
+          </w:p>
+        </w:tc>
+      </w:tr>
+      <w:tr>
+        <w:tc>
+          <w:tcPr>
+            <w:tcW w:type="dxa" w:w="5046"/>
+            <w:tcMar>
+              <w:top w:w="70" w:type="dxa"/>
+              <w:left w:w="110" w:type="dxa"/>
+              <w:bottom w:w="70" w:type="dxa"/>
+              <w:right w:w="110" w:type="dxa"/>
+            </w:tcMar>
+          </w:tcPr>
+          <w:p>
+            <w:pPr>
+              <w:spacing w:after="0"/>
+            </w:pPr>
+            <w:r>
+              <w:rPr>
+                <w:rFonts w:ascii="Calibri" w:hAnsi="Calibri"/>
+                <w:b w:val="0"/>
+                <w:i w:val="0"/>
+                <w:sz w:val="20"/>
+              </w:rPr>
+              <w:t>Empty / blank</w:t>
+            </w:r>
+          </w:p>
+        </w:tc>
+        <w:tc>
+          <w:tcPr>
+            <w:tcW w:type="dxa" w:w="5046"/>
+            <w:tcMar>
+              <w:top w:w="70" w:type="dxa"/>
+              <w:left w:w="110" w:type="dxa"/>
+              <w:bottom w:w="70" w:type="dxa"/>
+              <w:right w:w="110" w:type="dxa"/>
+            </w:tcMar>
+          </w:tcPr>
+          <w:p>
+            <w:pPr>
+              <w:spacing w:after="0"/>
+            </w:pPr>
+            <w:r>
+              <w:rPr>
+                <w:rFonts w:ascii="Calibri" w:hAnsi="Calibri"/>
+                <w:b w:val="0"/>
+                <w:i w:val="0"/>
+                <w:sz w:val="20"/>
+              </w:rPr>
+              <w:t>Mamuk</w:t>
+            </w:r>
+          </w:p>
+        </w:tc>
+      </w:tr>
+      <w:tr>
+        <w:tc>
+          <w:tcPr>
+            <w:tcW w:type="dxa" w:w="5046"/>
+            <w:tcMar>
+              <w:top w:w="70" w:type="dxa"/>
+              <w:left w:w="110" w:type="dxa"/>
+              <w:bottom w:w="70" w:type="dxa"/>
+              <w:right w:w="110" w:type="dxa"/>
+            </w:tcMar>
+            <w:shd w:val="clear" w:fill="F5F8FA"/>
+          </w:tcPr>
+          <w:p>
+            <w:pPr>
+              <w:spacing w:after="0"/>
+            </w:pPr>
+            <w:r>
+              <w:rPr>
+                <w:rFonts w:ascii="Calibri" w:hAnsi="Calibri"/>
+                <w:b w:val="0"/>
+                <w:i w:val="0"/>
+                <w:sz w:val="20"/>
+              </w:rPr>
+              <w:t>Missing / not there</w:t>
+            </w:r>
+          </w:p>
+        </w:tc>
+        <w:tc>
+          <w:tcPr>
+            <w:tcW w:type="dxa" w:w="5046"/>
+            <w:tcMar>
+              <w:top w:w="70" w:type="dxa"/>
+              <w:left w:w="110" w:type="dxa"/>
+              <w:bottom w:w="70" w:type="dxa"/>
+              <w:right w:w="110" w:type="dxa"/>
+            </w:tcMar>
+            <w:shd w:val="clear" w:fill="F5F8FA"/>
+          </w:tcPr>
+          <w:p>
+            <w:pPr>
+              <w:spacing w:after="0"/>
+            </w:pPr>
+            <w:r>
+              <w:rPr>
+                <w:rFonts w:ascii="Calibri" w:hAnsi="Calibri"/>
+                <w:b w:val="0"/>
+                <w:i w:val="0"/>
+                <w:sz w:val="20"/>
+              </w:rPr>
+              <w:t>La iha</w:t>
+            </w:r>
+          </w:p>
+        </w:tc>
+      </w:tr>
+      <w:tr>
+        <w:tc>
+          <w:tcPr>
+            <w:tcW w:type="dxa" w:w="5046"/>
+            <w:tcMar>
+              <w:top w:w="70" w:type="dxa"/>
+              <w:left w:w="110" w:type="dxa"/>
+              <w:bottom w:w="70" w:type="dxa"/>
+              <w:right w:w="110" w:type="dxa"/>
+            </w:tcMar>
+          </w:tcPr>
+          <w:p>
+            <w:pPr>
+              <w:spacing w:after="0"/>
+            </w:pPr>
+            <w:r>
+              <w:rPr>
+                <w:rFonts w:ascii="Calibri" w:hAnsi="Calibri"/>
+                <w:b w:val="0"/>
+                <w:i w:val="0"/>
+                <w:sz w:val="20"/>
+              </w:rPr>
+              <w:t>Change</w:t>
+            </w:r>
+          </w:p>
+        </w:tc>
+        <w:tc>
+          <w:tcPr>
+            <w:tcW w:type="dxa" w:w="5046"/>
+            <w:tcMar>
+              <w:top w:w="70" w:type="dxa"/>
+              <w:left w:w="110" w:type="dxa"/>
+              <w:bottom w:w="70" w:type="dxa"/>
+              <w:right w:w="110" w:type="dxa"/>
+            </w:tcMar>
+          </w:tcPr>
+          <w:p>
+            <w:pPr>
+              <w:spacing w:after="0"/>
+            </w:pPr>
+            <w:r>
+              <w:rPr>
+                <w:rFonts w:ascii="Calibri" w:hAnsi="Calibri"/>
+                <w:b w:val="0"/>
+                <w:i w:val="0"/>
+                <w:sz w:val="20"/>
+              </w:rPr>
+              <w:t>Muda</w:t>
+            </w:r>
+          </w:p>
+        </w:tc>
+      </w:tr>
+      <w:tr>
+        <w:tc>
+          <w:tcPr>
+            <w:tcW w:type="dxa" w:w="5046"/>
+            <w:tcMar>
+              <w:top w:w="70" w:type="dxa"/>
+              <w:left w:w="110" w:type="dxa"/>
+              <w:bottom w:w="70" w:type="dxa"/>
+              <w:right w:w="110" w:type="dxa"/>
+            </w:tcMar>
+            <w:shd w:val="clear" w:fill="F5F8FA"/>
+          </w:tcPr>
+          <w:p>
+            <w:pPr>
+              <w:spacing w:after="0"/>
+            </w:pPr>
+            <w:r>
+              <w:rPr>
+                <w:rFonts w:ascii="Calibri" w:hAnsi="Calibri"/>
+                <w:b w:val="0"/>
+                <w:i w:val="0"/>
+                <w:sz w:val="20"/>
+              </w:rPr>
+              <w:t>Quality</w:t>
+            </w:r>
+          </w:p>
+        </w:tc>
+        <w:tc>
+          <w:tcPr>
+            <w:tcW w:type="dxa" w:w="5046"/>
+            <w:tcMar>
+              <w:top w:w="70" w:type="dxa"/>
+              <w:left w:w="110" w:type="dxa"/>
+              <w:bottom w:w="70" w:type="dxa"/>
+              <w:right w:w="110" w:type="dxa"/>
+            </w:tcMar>
+            <w:shd w:val="clear" w:fill="F5F8FA"/>
+          </w:tcPr>
+          <w:p>
+            <w:pPr>
+              <w:spacing w:after="0"/>
+            </w:pPr>
+            <w:r>
+              <w:rPr>
+                <w:rFonts w:ascii="Calibri" w:hAnsi="Calibri"/>
+                <w:b w:val="0"/>
+                <w:i w:val="0"/>
+                <w:sz w:val="20"/>
+              </w:rPr>
+              <w:t>Kualidade</w:t>
+            </w:r>
+          </w:p>
+        </w:tc>
+      </w:tr>
+    </w:tbl>
+    <w:p>
+      <w:pPr>
+        <w:keepNext/>
+        <w:spacing w:before="240" w:after="80"/>
+      </w:pPr>
+      <w:r>
+        <w:rPr>
+          <w:rFonts w:ascii="Calibri" w:hAnsi="Calibri"/>
+          <w:b/>
+          <w:color w:val="1F3864"/>
+          <w:sz w:val="30"/>
+        </w:rPr>
+        <w:t>Working in Excel</w:t>
+      </w:r>
+    </w:p>
+    <w:tbl>
+      <w:tblPr>
+        <w:tblW w:type="auto" w:w="0"/>
+        <w:jc w:val="center"/>
+        <w:tblLayout w:type="fixed"/>
+        <w:tblLook w:firstColumn="1" w:firstRow="1" w:lastColumn="0" w:lastRow="0" w:noHBand="0" w:noVBand="1" w:val="04A0"/>
+        <w:tblBorders>
+          <w:top w:val="single" w:sz="4" w:color="D0D7DE"/>
+          <w:left w:val="single" w:sz="4" w:color="D0D7DE"/>
+          <w:bottom w:val="single" w:sz="4" w:color="D0D7DE"/>
+          <w:right w:val="single" w:sz="4" w:color="D0D7DE"/>
+          <w:insideH w:val="single" w:sz="4" w:color="D0D7DE"/>
+          <w:insideV w:val="single" w:sz="4" w:color="D0D7DE"/>
+        </w:tblBorders>
+      </w:tblPr>
+      <w:tblGrid>
+        <w:gridCol w:w="5046"/>
+        <w:gridCol w:w="5046"/>
+      </w:tblGrid>
+      <w:tr>
+        <w:trPr>
+          <w:tblHeader w:val="true"/>
+        </w:trPr>
+        <w:tc>
+          <w:tcPr>
+            <w:tcW w:type="dxa" w:w="5046"/>
+            <w:shd w:val="clear" w:fill="1F3864"/>
+            <w:tcMar>
+              <w:top w:w="80" w:type="dxa"/>
+              <w:left w:w="110" w:type="dxa"/>
+              <w:bottom w:w="80" w:type="dxa"/>
+              <w:right w:w="110" w:type="dxa"/>
+            </w:tcMar>
+          </w:tcPr>
+          <w:p>
+            <w:pPr>
+              <w:spacing w:after="0"/>
+            </w:pPr>
+            <w:r>
+              <w:rPr>
+                <w:rFonts w:ascii="Calibri" w:hAnsi="Calibri"/>
+                <w:b/>
+                <w:color w:val="FFFFFF"/>
+                <w:sz w:val="20"/>
+              </w:rPr>
+              <w:t>English</w:t>
+            </w:r>
+          </w:p>
+        </w:tc>
+        <w:tc>
+          <w:tcPr>
+            <w:tcW w:type="dxa" w:w="5046"/>
+            <w:shd w:val="clear" w:fill="1F3864"/>
+            <w:tcMar>
+              <w:top w:w="80" w:type="dxa"/>
+              <w:left w:w="110" w:type="dxa"/>
+              <w:bottom w:w="80" w:type="dxa"/>
+              <w:right w:w="110" w:type="dxa"/>
+            </w:tcMar>
+          </w:tcPr>
+          <w:p>
+            <w:pPr>
+              <w:spacing w:after="0"/>
+            </w:pPr>
+            <w:r>
+              <w:rPr>
+                <w:rFonts w:ascii="Calibri" w:hAnsi="Calibri"/>
+                <w:b/>
+                <w:color w:val="FFFFFF"/>
+                <w:sz w:val="20"/>
+              </w:rPr>
+              <w:t>Tetum</w:t>
+            </w:r>
+          </w:p>
+        </w:tc>
+      </w:tr>
+      <w:tr>
+        <w:tc>
+          <w:tcPr>
+            <w:tcW w:type="dxa" w:w="5046"/>
+            <w:tcMar>
+              <w:top w:w="70" w:type="dxa"/>
+              <w:left w:w="110" w:type="dxa"/>
+              <w:bottom w:w="70" w:type="dxa"/>
+              <w:right w:w="110" w:type="dxa"/>
+            </w:tcMar>
+          </w:tcPr>
+          <w:p>
+            <w:pPr>
+              <w:spacing w:after="0"/>
+            </w:pPr>
+            <w:r>
+              <w:rPr>
+                <w:rFonts w:ascii="Calibri" w:hAnsi="Calibri"/>
+                <w:b w:val="0"/>
+                <w:i w:val="0"/>
+                <w:sz w:val="20"/>
+              </w:rPr>
+              <w:t>Formula</w:t>
+            </w:r>
+          </w:p>
+        </w:tc>
+        <w:tc>
+          <w:tcPr>
+            <w:tcW w:type="dxa" w:w="5046"/>
+            <w:tcMar>
+              <w:top w:w="70" w:type="dxa"/>
+              <w:left w:w="110" w:type="dxa"/>
+              <w:bottom w:w="70" w:type="dxa"/>
+              <w:right w:w="110" w:type="dxa"/>
+            </w:tcMar>
+          </w:tcPr>
+          <w:p>
+            <w:pPr>
+              <w:spacing w:after="0"/>
+            </w:pPr>
+            <w:r>
+              <w:rPr>
+                <w:rFonts w:ascii="Calibri" w:hAnsi="Calibri"/>
+                <w:b w:val="0"/>
+                <w:i w:val="0"/>
+                <w:sz w:val="20"/>
+              </w:rPr>
+              <w:t>Fórmula</w:t>
+            </w:r>
+          </w:p>
+        </w:tc>
+      </w:tr>
+      <w:tr>
+        <w:tc>
+          <w:tcPr>
+            <w:tcW w:type="dxa" w:w="5046"/>
+            <w:tcMar>
+              <w:top w:w="70" w:type="dxa"/>
+              <w:left w:w="110" w:type="dxa"/>
+              <w:bottom w:w="70" w:type="dxa"/>
+              <w:right w:w="110" w:type="dxa"/>
+            </w:tcMar>
+            <w:shd w:val="clear" w:fill="F5F8FA"/>
+          </w:tcPr>
+          <w:p>
+            <w:pPr>
+              <w:spacing w:after="0"/>
+            </w:pPr>
+            <w:r>
+              <w:rPr>
+                <w:rFonts w:ascii="Calibri" w:hAnsi="Calibri"/>
+                <w:b w:val="0"/>
+                <w:i w:val="0"/>
+                <w:sz w:val="20"/>
+              </w:rPr>
+              <w:t>Cell</w:t>
+            </w:r>
+          </w:p>
+        </w:tc>
+        <w:tc>
+          <w:tcPr>
+            <w:tcW w:type="dxa" w:w="5046"/>
+            <w:tcMar>
+              <w:top w:w="70" w:type="dxa"/>
+              <w:left w:w="110" w:type="dxa"/>
+              <w:bottom w:w="70" w:type="dxa"/>
+              <w:right w:w="110" w:type="dxa"/>
+            </w:tcMar>
+            <w:shd w:val="clear" w:fill="F5F8FA"/>
+          </w:tcPr>
+          <w:p>
+            <w:pPr>
+              <w:spacing w:after="0"/>
+            </w:pPr>
+            <w:r>
+              <w:rPr>
+                <w:rFonts w:ascii="Calibri" w:hAnsi="Calibri"/>
+                <w:b w:val="0"/>
+                <w:i w:val="0"/>
+                <w:sz w:val="20"/>
+              </w:rPr>
+              <w:t>cel</w:t>
+            </w:r>
+          </w:p>
+        </w:tc>
+      </w:tr>
+      <w:tr>
+        <w:tc>
+          <w:tcPr>
+            <w:tcW w:type="dxa" w:w="5046"/>
+            <w:tcMar>
+              <w:top w:w="70" w:type="dxa"/>
+              <w:left w:w="110" w:type="dxa"/>
+              <w:bottom w:w="70" w:type="dxa"/>
+              <w:right w:w="110" w:type="dxa"/>
+            </w:tcMar>
+          </w:tcPr>
+          <w:p>
+            <w:pPr>
+              <w:spacing w:after="0"/>
+            </w:pPr>
+            <w:r>
+              <w:rPr>
+                <w:rFonts w:ascii="Calibri" w:hAnsi="Calibri"/>
+                <w:b w:val="0"/>
+                <w:i w:val="0"/>
+                <w:sz w:val="20"/>
+              </w:rPr>
+              <w:t>Sheet</w:t>
+            </w:r>
+          </w:p>
+        </w:tc>
+        <w:tc>
+          <w:tcPr>
+            <w:tcW w:type="dxa" w:w="5046"/>
+            <w:tcMar>
+              <w:top w:w="70" w:type="dxa"/>
+              <w:left w:w="110" w:type="dxa"/>
+              <w:bottom w:w="70" w:type="dxa"/>
+              <w:right w:w="110" w:type="dxa"/>
+            </w:tcMar>
+          </w:tcPr>
+          <w:p>
+            <w:pPr>
+              <w:spacing w:after="0"/>
+            </w:pPr>
+            <w:r>
+              <w:rPr>
+                <w:rFonts w:ascii="Calibri" w:hAnsi="Calibri"/>
+                <w:b w:val="0"/>
+                <w:i w:val="0"/>
+                <w:sz w:val="20"/>
+              </w:rPr>
+              <w:t>Foĺla</w:t>
+            </w:r>
+          </w:p>
+        </w:tc>
+      </w:tr>
+      <w:tr>
+        <w:tc>
+          <w:tcPr>
+            <w:tcW w:type="dxa" w:w="5046"/>
+            <w:tcMar>
+              <w:top w:w="70" w:type="dxa"/>
+              <w:left w:w="110" w:type="dxa"/>
+              <w:bottom w:w="70" w:type="dxa"/>
+              <w:right w:w="110" w:type="dxa"/>
+            </w:tcMar>
+            <w:shd w:val="clear" w:fill="F5F8FA"/>
+          </w:tcPr>
+          <w:p>
+            <w:pPr>
+              <w:spacing w:after="0"/>
+            </w:pPr>
+            <w:r>
+              <w:rPr>
+                <w:rFonts w:ascii="Calibri" w:hAnsi="Calibri"/>
+                <w:b w:val="0"/>
+                <w:i w:val="0"/>
+                <w:sz w:val="20"/>
+              </w:rPr>
+              <w:t>Sort</w:t>
+            </w:r>
+          </w:p>
+        </w:tc>
+        <w:tc>
+          <w:tcPr>
+            <w:tcW w:type="dxa" w:w="5046"/>
+            <w:tcMar>
+              <w:top w:w="70" w:type="dxa"/>
+              <w:left w:w="110" w:type="dxa"/>
+              <w:bottom w:w="70" w:type="dxa"/>
+              <w:right w:w="110" w:type="dxa"/>
+            </w:tcMar>
+            <w:shd w:val="clear" w:fill="F5F8FA"/>
+          </w:tcPr>
+          <w:p>
+            <w:pPr>
+              <w:spacing w:after="0"/>
+            </w:pPr>
+            <w:r>
+              <w:rPr>
+                <w:rFonts w:ascii="Calibri" w:hAnsi="Calibri"/>
+                <w:b w:val="0"/>
+                <w:i w:val="0"/>
+                <w:sz w:val="20"/>
+              </w:rPr>
+              <w:t>Ordena</w:t>
+            </w:r>
+          </w:p>
+        </w:tc>
+      </w:tr>
+      <w:tr>
+        <w:tc>
+          <w:tcPr>
+            <w:tcW w:type="dxa" w:w="5046"/>
+            <w:tcMar>
+              <w:top w:w="70" w:type="dxa"/>
+              <w:left w:w="110" w:type="dxa"/>
+              <w:bottom w:w="70" w:type="dxa"/>
+              <w:right w:w="110" w:type="dxa"/>
+            </w:tcMar>
+          </w:tcPr>
+          <w:p>
+            <w:pPr>
+              <w:spacing w:after="0"/>
+            </w:pPr>
+            <w:r>
+              <w:rPr>
+                <w:rFonts w:ascii="Calibri" w:hAnsi="Calibri"/>
+                <w:b w:val="0"/>
+                <w:i w:val="0"/>
+                <w:sz w:val="20"/>
+              </w:rPr>
+              <w:t>Copy</w:t>
+            </w:r>
+          </w:p>
+        </w:tc>
+        <w:tc>
+          <w:tcPr>
+            <w:tcW w:type="dxa" w:w="5046"/>
+            <w:tcMar>
+              <w:top w:w="70" w:type="dxa"/>
+              <w:left w:w="110" w:type="dxa"/>
+              <w:bottom w:w="70" w:type="dxa"/>
+              <w:right w:w="110" w:type="dxa"/>
+            </w:tcMar>
+          </w:tcPr>
+          <w:p>
+            <w:pPr>
+              <w:spacing w:after="0"/>
+            </w:pPr>
+            <w:r>
+              <w:rPr>
+                <w:rFonts w:ascii="Calibri" w:hAnsi="Calibri"/>
+                <w:b w:val="0"/>
+                <w:i w:val="0"/>
+                <w:sz w:val="20"/>
+              </w:rPr>
+              <w:t>Kopia</w:t>
+            </w:r>
+          </w:p>
+        </w:tc>
+      </w:tr>
+      <w:tr>
+        <w:tc>
+          <w:tcPr>
+            <w:tcW w:type="dxa" w:w="5046"/>
+            <w:tcMar>
+              <w:top w:w="70" w:type="dxa"/>
+              <w:left w:w="110" w:type="dxa"/>
+              <w:bottom w:w="70" w:type="dxa"/>
+              <w:right w:w="110" w:type="dxa"/>
+            </w:tcMar>
+            <w:shd w:val="clear" w:fill="F5F8FA"/>
+          </w:tcPr>
+          <w:p>
+            <w:pPr>
+              <w:spacing w:after="0"/>
+            </w:pPr>
+            <w:r>
+              <w:rPr>
+                <w:rFonts w:ascii="Calibri" w:hAnsi="Calibri"/>
+                <w:b w:val="0"/>
+                <w:i w:val="0"/>
+                <w:sz w:val="20"/>
+              </w:rPr>
+              <w:t>Save</w:t>
+            </w:r>
+          </w:p>
+        </w:tc>
+        <w:tc>
+          <w:tcPr>
+            <w:tcW w:type="dxa" w:w="5046"/>
+            <w:tcMar>
+              <w:top w:w="70" w:type="dxa"/>
+              <w:left w:w="110" w:type="dxa"/>
+              <w:bottom w:w="70" w:type="dxa"/>
+              <w:right w:w="110" w:type="dxa"/>
+            </w:tcMar>
+            <w:shd w:val="clear" w:fill="F5F8FA"/>
+          </w:tcPr>
+          <w:p>
+            <w:pPr>
+              <w:spacing w:after="0"/>
+            </w:pPr>
+            <w:r>
+              <w:rPr>
+                <w:rFonts w:ascii="Calibri" w:hAnsi="Calibri"/>
+                <w:b w:val="0"/>
+                <w:i w:val="0"/>
+                <w:sz w:val="20"/>
+              </w:rPr>
+              <w:t>Rai</w:t>
+            </w:r>
+          </w:p>
+        </w:tc>
+      </w:tr>
+    </w:tbl>
+    <w:p>
+      <w:pPr>
+        <w:keepNext/>
+        <w:spacing w:before="240" w:after="80"/>
+      </w:pPr>
+      <w:r>
+        <w:rPr>
+          <w:rFonts w:ascii="Calibri" w:hAnsi="Calibri"/>
+          <w:b/>
+          <w:color w:val="1F3864"/>
+          <w:sz w:val="30"/>
+        </w:rPr>
+        <w:t>People, places and patients</w:t>
+      </w:r>
+    </w:p>
+    <w:tbl>
+      <w:tblPr>
+        <w:tblW w:type="auto" w:w="0"/>
+        <w:jc w:val="center"/>
+        <w:tblLayout w:type="fixed"/>
+        <w:tblLook w:firstColumn="1" w:firstRow="1" w:lastColumn="0" w:lastRow="0" w:noHBand="0" w:noVBand="1" w:val="04A0"/>
+        <w:tblBorders>
+          <w:top w:val="single" w:sz="4" w:color="D0D7DE"/>
+          <w:left w:val="single" w:sz="4" w:color="D0D7DE"/>
+          <w:bottom w:val="single" w:sz="4" w:color="D0D7DE"/>
+          <w:right w:val="single" w:sz="4" w:color="D0D7DE"/>
+          <w:insideH w:val="single" w:sz="4" w:color="D0D7DE"/>
+          <w:insideV w:val="single" w:sz="4" w:color="D0D7DE"/>
+        </w:tblBorders>
+      </w:tblPr>
+      <w:tblGrid>
+        <w:gridCol w:w="5046"/>
+        <w:gridCol w:w="5046"/>
+      </w:tblGrid>
+      <w:tr>
+        <w:trPr>
+          <w:tblHeader w:val="true"/>
+        </w:trPr>
+        <w:tc>
+          <w:tcPr>
+            <w:tcW w:type="dxa" w:w="5046"/>
+            <w:shd w:val="clear" w:fill="1F3864"/>
+            <w:tcMar>
+              <w:top w:w="80" w:type="dxa"/>
+              <w:left w:w="110" w:type="dxa"/>
+              <w:bottom w:w="80" w:type="dxa"/>
+              <w:right w:w="110" w:type="dxa"/>
+            </w:tcMar>
+          </w:tcPr>
+          <w:p>
+            <w:pPr>
+              <w:spacing w:after="0"/>
+            </w:pPr>
+            <w:r>
+              <w:rPr>
+                <w:rFonts w:ascii="Calibri" w:hAnsi="Calibri"/>
+                <w:b/>
+                <w:color w:val="FFFFFF"/>
+                <w:sz w:val="20"/>
+              </w:rPr>
+              <w:t>English</w:t>
+            </w:r>
+          </w:p>
+        </w:tc>
+        <w:tc>
+          <w:tcPr>
+            <w:tcW w:type="dxa" w:w="5046"/>
+            <w:shd w:val="clear" w:fill="1F3864"/>
+            <w:tcMar>
+              <w:top w:w="80" w:type="dxa"/>
+              <w:left w:w="110" w:type="dxa"/>
+              <w:bottom w:w="80" w:type="dxa"/>
+              <w:right w:w="110" w:type="dxa"/>
+            </w:tcMar>
+          </w:tcPr>
+          <w:p>
+            <w:pPr>
+              <w:spacing w:after="0"/>
+            </w:pPr>
+            <w:r>
+              <w:rPr>
+                <w:rFonts w:ascii="Calibri" w:hAnsi="Calibri"/>
+                <w:b/>
+                <w:color w:val="FFFFFF"/>
+                <w:sz w:val="20"/>
+              </w:rPr>
+              <w:t>Tetum</w:t>
+            </w:r>
+          </w:p>
+        </w:tc>
+      </w:tr>
+      <w:tr>
+        <w:tc>
+          <w:tcPr>
+            <w:tcW w:type="dxa" w:w="5046"/>
+            <w:tcMar>
+              <w:top w:w="70" w:type="dxa"/>
+              <w:left w:w="110" w:type="dxa"/>
+              <w:bottom w:w="70" w:type="dxa"/>
+              <w:right w:w="110" w:type="dxa"/>
+            </w:tcMar>
+          </w:tcPr>
+          <w:p>
+            <w:pPr>
+              <w:spacing w:after="0"/>
+            </w:pPr>
+            <w:r>
+              <w:rPr>
+                <w:rFonts w:ascii="Calibri" w:hAnsi="Calibri"/>
+                <w:b w:val="0"/>
+                <w:i w:val="0"/>
+                <w:sz w:val="20"/>
+              </w:rPr>
+              <w:t>Patient</w:t>
+            </w:r>
+          </w:p>
+        </w:tc>
+        <w:tc>
+          <w:tcPr>
+            <w:tcW w:type="dxa" w:w="5046"/>
+            <w:tcMar>
+              <w:top w:w="70" w:type="dxa"/>
+              <w:left w:w="110" w:type="dxa"/>
+              <w:bottom w:w="70" w:type="dxa"/>
+              <w:right w:w="110" w:type="dxa"/>
+            </w:tcMar>
+          </w:tcPr>
+          <w:p>
+            <w:pPr>
+              <w:spacing w:after="0"/>
+            </w:pPr>
+            <w:r>
+              <w:rPr>
+                <w:rFonts w:ascii="Calibri" w:hAnsi="Calibri"/>
+                <w:b w:val="0"/>
+                <w:i w:val="0"/>
+                <w:sz w:val="20"/>
+              </w:rPr>
+              <w:t>Pasiente</w:t>
+            </w:r>
+          </w:p>
+        </w:tc>
+      </w:tr>
+      <w:tr>
+        <w:tc>
+          <w:tcPr>
+            <w:tcW w:type="dxa" w:w="5046"/>
+            <w:tcMar>
+              <w:top w:w="70" w:type="dxa"/>
+              <w:left w:w="110" w:type="dxa"/>
+              <w:bottom w:w="70" w:type="dxa"/>
+              <w:right w:w="110" w:type="dxa"/>
+            </w:tcMar>
+            <w:shd w:val="clear" w:fill="F5F8FA"/>
+          </w:tcPr>
+          <w:p>
+            <w:pPr>
+              <w:spacing w:after="0"/>
+            </w:pPr>
+            <w:r>
+              <w:rPr>
+                <w:rFonts w:ascii="Calibri" w:hAnsi="Calibri"/>
+                <w:b w:val="0"/>
+                <w:i w:val="0"/>
+                <w:sz w:val="20"/>
+              </w:rPr>
+              <w:t>Sex</w:t>
+            </w:r>
+          </w:p>
+        </w:tc>
+        <w:tc>
+          <w:tcPr>
+            <w:tcW w:type="dxa" w:w="5046"/>
+            <w:tcMar>
+              <w:top w:w="70" w:type="dxa"/>
+              <w:left w:w="110" w:type="dxa"/>
+              <w:bottom w:w="70" w:type="dxa"/>
+              <w:right w:w="110" w:type="dxa"/>
+            </w:tcMar>
+            <w:shd w:val="clear" w:fill="F5F8FA"/>
+          </w:tcPr>
+          <w:p>
+            <w:pPr>
+              <w:spacing w:after="0"/>
+            </w:pPr>
+            <w:r>
+              <w:rPr>
+                <w:rFonts w:ascii="Calibri" w:hAnsi="Calibri"/>
+                <w:b w:val="0"/>
+                <w:i w:val="0"/>
+                <w:sz w:val="20"/>
+              </w:rPr>
+              <w:t>Seksu (feto / mane)</w:t>
+            </w:r>
+          </w:p>
+        </w:tc>
+      </w:tr>
+      <w:tr>
+        <w:tc>
+          <w:tcPr>
+            <w:tcW w:type="dxa" w:w="5046"/>
+            <w:tcMar>
+              <w:top w:w="70" w:type="dxa"/>
+              <w:left w:w="110" w:type="dxa"/>
+              <w:bottom w:w="70" w:type="dxa"/>
+              <w:right w:w="110" w:type="dxa"/>
+            </w:tcMar>
+          </w:tcPr>
+          <w:p>
+            <w:pPr>
+              <w:spacing w:after="0"/>
+            </w:pPr>
+            <w:r>
+              <w:rPr>
+                <w:rFonts w:ascii="Calibri" w:hAnsi="Calibri"/>
+                <w:b w:val="0"/>
+                <w:i w:val="0"/>
+                <w:sz w:val="20"/>
+              </w:rPr>
+              <w:t>Age</w:t>
+            </w:r>
+          </w:p>
+        </w:tc>
+        <w:tc>
+          <w:tcPr>
+            <w:tcW w:type="dxa" w:w="5046"/>
+            <w:tcMar>
+              <w:top w:w="70" w:type="dxa"/>
+              <w:left w:w="110" w:type="dxa"/>
+              <w:bottom w:w="70" w:type="dxa"/>
+              <w:right w:w="110" w:type="dxa"/>
+            </w:tcMar>
+          </w:tcPr>
+          <w:p>
+            <w:pPr>
+              <w:spacing w:after="0"/>
+            </w:pPr>
+            <w:r>
+              <w:rPr>
+                <w:rFonts w:ascii="Calibri" w:hAnsi="Calibri"/>
+                <w:b w:val="0"/>
+                <w:i w:val="0"/>
+                <w:sz w:val="20"/>
+              </w:rPr>
+              <w:t>Idade</w:t>
+            </w:r>
+          </w:p>
+        </w:tc>
+      </w:tr>
+      <w:tr>
+        <w:tc>
+          <w:tcPr>
+            <w:tcW w:type="dxa" w:w="5046"/>
+            <w:tcMar>
+              <w:top w:w="70" w:type="dxa"/>
+              <w:left w:w="110" w:type="dxa"/>
+              <w:bottom w:w="70" w:type="dxa"/>
+              <w:right w:w="110" w:type="dxa"/>
+            </w:tcMar>
+            <w:shd w:val="clear" w:fill="F5F8FA"/>
+          </w:tcPr>
+          <w:p>
+            <w:pPr>
+              <w:spacing w:after="0"/>
+            </w:pPr>
+            <w:r>
+              <w:rPr>
+                <w:rFonts w:ascii="Calibri" w:hAnsi="Calibri"/>
+                <w:b w:val="0"/>
+                <w:i w:val="0"/>
+                <w:sz w:val="20"/>
+              </w:rPr>
+              <w:t>Municipality</w:t>
+            </w:r>
+          </w:p>
+        </w:tc>
+        <w:tc>
+          <w:tcPr>
+            <w:tcW w:type="dxa" w:w="5046"/>
+            <w:tcMar>
+              <w:top w:w="70" w:type="dxa"/>
+              <w:left w:w="110" w:type="dxa"/>
+              <w:bottom w:w="70" w:type="dxa"/>
+              <w:right w:w="110" w:type="dxa"/>
+            </w:tcMar>
+            <w:shd w:val="clear" w:fill="F5F8FA"/>
+          </w:tcPr>
+          <w:p>
+            <w:pPr>
+              <w:spacing w:after="0"/>
+            </w:pPr>
+            <w:r>
+              <w:rPr>
+                <w:rFonts w:ascii="Calibri" w:hAnsi="Calibri"/>
+                <w:b w:val="0"/>
+                <w:i w:val="0"/>
+                <w:sz w:val="20"/>
+              </w:rPr>
+              <w:t>Munisípiu</w:t>
+            </w:r>
+          </w:p>
+        </w:tc>
+      </w:tr>
+      <w:tr>
+        <w:tc>
+          <w:tcPr>
+            <w:tcW w:type="dxa" w:w="5046"/>
+            <w:tcMar>
+              <w:top w:w="70" w:type="dxa"/>
+              <w:left w:w="110" w:type="dxa"/>
+              <w:bottom w:w="70" w:type="dxa"/>
+              <w:right w:w="110" w:type="dxa"/>
+            </w:tcMar>
+          </w:tcPr>
+          <w:p>
+            <w:pPr>
+              <w:spacing w:after="0"/>
+            </w:pPr>
+            <w:r>
+              <w:rPr>
+                <w:rFonts w:ascii="Calibri" w:hAnsi="Calibri"/>
+                <w:b w:val="0"/>
+                <w:i w:val="0"/>
+                <w:sz w:val="20"/>
+              </w:rPr>
+              <w:t>Health facility</w:t>
+            </w:r>
+          </w:p>
+        </w:tc>
+        <w:tc>
+          <w:tcPr>
+            <w:tcW w:type="dxa" w:w="5046"/>
+            <w:tcMar>
+              <w:top w:w="70" w:type="dxa"/>
+              <w:left w:w="110" w:type="dxa"/>
+              <w:bottom w:w="70" w:type="dxa"/>
+              <w:right w:w="110" w:type="dxa"/>
+            </w:tcMar>
+          </w:tcPr>
+          <w:p>
+            <w:pPr>
+              <w:spacing w:after="0"/>
+            </w:pPr>
+            <w:r>
+              <w:rPr>
+                <w:rFonts w:ascii="Calibri" w:hAnsi="Calibri"/>
+                <w:b w:val="0"/>
+                <w:i w:val="0"/>
+                <w:sz w:val="20"/>
+              </w:rPr>
+              <w:t>Fasilidade saúde</w:t>
+            </w:r>
+          </w:p>
+        </w:tc>
+      </w:tr>
+      <w:tr>
+        <w:tc>
+          <w:tcPr>
+            <w:tcW w:type="dxa" w:w="5046"/>
+            <w:tcMar>
+              <w:top w:w="70" w:type="dxa"/>
+              <w:left w:w="110" w:type="dxa"/>
+              <w:bottom w:w="70" w:type="dxa"/>
+              <w:right w:w="110" w:type="dxa"/>
+            </w:tcMar>
+            <w:shd w:val="clear" w:fill="F5F8FA"/>
+          </w:tcPr>
+          <w:p>
+            <w:pPr>
+              <w:spacing w:after="0"/>
+            </w:pPr>
+            <w:r>
+              <w:rPr>
+                <w:rFonts w:ascii="Calibri" w:hAnsi="Calibri"/>
+                <w:b w:val="0"/>
+                <w:i w:val="0"/>
+                <w:sz w:val="20"/>
+              </w:rPr>
+              <w:t>Disease / illness</w:t>
+            </w:r>
+          </w:p>
+        </w:tc>
+        <w:tc>
+          <w:tcPr>
+            <w:tcW w:type="dxa" w:w="5046"/>
+            <w:tcMar>
+              <w:top w:w="70" w:type="dxa"/>
+              <w:left w:w="110" w:type="dxa"/>
+              <w:bottom w:w="70" w:type="dxa"/>
+              <w:right w:w="110" w:type="dxa"/>
+            </w:tcMar>
+            <w:shd w:val="clear" w:fill="F5F8FA"/>
+          </w:tcPr>
+          <w:p>
+            <w:pPr>
+              <w:spacing w:after="0"/>
+            </w:pPr>
+            <w:r>
+              <w:rPr>
+                <w:rFonts w:ascii="Calibri" w:hAnsi="Calibri"/>
+                <w:b w:val="0"/>
+                <w:i w:val="0"/>
+                <w:sz w:val="20"/>
+              </w:rPr>
+              <w:t>Moras</w:t>
+            </w:r>
+          </w:p>
+        </w:tc>
+      </w:tr>
+      <w:tr>
+        <w:tc>
+          <w:tcPr>
+            <w:tcW w:type="dxa" w:w="5046"/>
+            <w:tcMar>
+              <w:top w:w="70" w:type="dxa"/>
+              <w:left w:w="110" w:type="dxa"/>
+              <w:bottom w:w="70" w:type="dxa"/>
+              <w:right w:w="110" w:type="dxa"/>
+            </w:tcMar>
+          </w:tcPr>
+          <w:p>
+            <w:pPr>
+              <w:spacing w:after="0"/>
+            </w:pPr>
+            <w:r>
+              <w:rPr>
+                <w:rFonts w:ascii="Calibri" w:hAnsi="Calibri"/>
+                <w:b w:val="0"/>
+                <w:i w:val="0"/>
+                <w:sz w:val="20"/>
+              </w:rPr>
+              <w:t>Tuberculosis</w:t>
+            </w:r>
+          </w:p>
+        </w:tc>
+        <w:tc>
+          <w:tcPr>
+            <w:tcW w:type="dxa" w:w="5046"/>
+            <w:tcMar>
+              <w:top w:w="70" w:type="dxa"/>
+              <w:left w:w="110" w:type="dxa"/>
+              <w:bottom w:w="70" w:type="dxa"/>
+              <w:right w:w="110" w:type="dxa"/>
+            </w:tcMar>
+          </w:tcPr>
+          <w:p>
+            <w:pPr>
+              <w:spacing w:after="0"/>
+            </w:pPr>
+            <w:r>
+              <w:rPr>
+                <w:rFonts w:ascii="Calibri" w:hAnsi="Calibri"/>
+                <w:b w:val="0"/>
+                <w:i w:val="0"/>
+                <w:sz w:val="20"/>
+              </w:rPr>
+              <w:t>Moras TB / tuberkuloze</w:t>
+            </w:r>
+          </w:p>
+        </w:tc>
+      </w:tr>
+      <w:tr>
+        <w:tc>
+          <w:tcPr>
+            <w:tcW w:type="dxa" w:w="5046"/>
+            <w:tcMar>
+              <w:top w:w="70" w:type="dxa"/>
+              <w:left w:w="110" w:type="dxa"/>
+              <w:bottom w:w="70" w:type="dxa"/>
+              <w:right w:w="110" w:type="dxa"/>
+            </w:tcMar>
+            <w:shd w:val="clear" w:fill="F5F8FA"/>
+          </w:tcPr>
+          <w:p>
+            <w:pPr>
+              <w:spacing w:after="0"/>
+            </w:pPr>
+            <w:r>
+              <w:rPr>
+                <w:rFonts w:ascii="Calibri" w:hAnsi="Calibri"/>
+                <w:b w:val="0"/>
+                <w:i w:val="0"/>
+                <w:sz w:val="20"/>
+              </w:rPr>
+              <w:t>Treatment</w:t>
+            </w:r>
+          </w:p>
+        </w:tc>
+        <w:tc>
+          <w:tcPr>
+            <w:tcW w:type="dxa" w:w="5046"/>
+            <w:tcMar>
+              <w:top w:w="70" w:type="dxa"/>
+              <w:left w:w="110" w:type="dxa"/>
+              <w:bottom w:w="70" w:type="dxa"/>
+              <w:right w:w="110" w:type="dxa"/>
+            </w:tcMar>
+            <w:shd w:val="clear" w:fill="F5F8FA"/>
+          </w:tcPr>
+          <w:p>
+            <w:pPr>
+              <w:spacing w:after="0"/>
+            </w:pPr>
+            <w:r>
+              <w:rPr>
+                <w:rFonts w:ascii="Calibri" w:hAnsi="Calibri"/>
+                <w:b w:val="0"/>
+                <w:i w:val="0"/>
+                <w:sz w:val="20"/>
+              </w:rPr>
+              <w:t>Tratamentu</w:t>
+            </w:r>
+          </w:p>
+        </w:tc>
+      </w:tr>
+      <w:tr>
+        <w:tc>
+          <w:tcPr>
+            <w:tcW w:type="dxa" w:w="5046"/>
+            <w:tcMar>
+              <w:top w:w="70" w:type="dxa"/>
+              <w:left w:w="110" w:type="dxa"/>
+              <w:bottom w:w="70" w:type="dxa"/>
+              <w:right w:w="110" w:type="dxa"/>
+            </w:tcMar>
+          </w:tcPr>
+          <w:p>
+            <w:pPr>
+              <w:spacing w:after="0"/>
+            </w:pPr>
+            <w:r>
+              <w:rPr>
+                <w:rFonts w:ascii="Calibri" w:hAnsi="Calibri"/>
+                <w:b w:val="0"/>
+                <w:i w:val="0"/>
+                <w:sz w:val="20"/>
+              </w:rPr>
+              <w:t>Distance</w:t>
+            </w:r>
+          </w:p>
+        </w:tc>
+        <w:tc>
+          <w:tcPr>
+            <w:tcW w:type="dxa" w:w="5046"/>
+            <w:tcMar>
+              <w:top w:w="70" w:type="dxa"/>
+              <w:left w:w="110" w:type="dxa"/>
+              <w:bottom w:w="70" w:type="dxa"/>
+              <w:right w:w="110" w:type="dxa"/>
+            </w:tcMar>
+          </w:tcPr>
+          <w:p>
+            <w:pPr>
+              <w:spacing w:after="0"/>
+            </w:pPr>
+            <w:r>
+              <w:rPr>
+                <w:rFonts w:ascii="Calibri" w:hAnsi="Calibri"/>
+                <w:b w:val="0"/>
+                <w:i w:val="0"/>
+                <w:sz w:val="20"/>
+              </w:rPr>
+              <w:t>Distánsia</w:t>
+            </w:r>
+          </w:p>
+        </w:tc>
+      </w:tr>
+    </w:tbl>
+    <w:p>
+      <w:pPr>
+        <w:keepNext/>
+        <w:spacing w:before="240" w:after="80"/>
+      </w:pPr>
+      <w:r>
+        <w:rPr>
+          <w:rFonts w:ascii="Calibri" w:hAnsi="Calibri"/>
+          <w:b/>
+          <w:color w:val="1F3864"/>
+          <w:sz w:val="30"/>
+        </w:rPr>
+        <w:t>Outcomes</w:t>
+      </w:r>
+    </w:p>
+    <w:tbl>
+      <w:tblPr>
+        <w:tblW w:type="auto" w:w="0"/>
+        <w:jc w:val="center"/>
+        <w:tblLayout w:type="fixed"/>
+        <w:tblLook w:firstColumn="1" w:firstRow="1" w:lastColumn="0" w:lastRow="0" w:noHBand="0" w:noVBand="1" w:val="04A0"/>
+        <w:tblBorders>
+          <w:top w:val="single" w:sz="4" w:color="D0D7DE"/>
+          <w:left w:val="single" w:sz="4" w:color="D0D7DE"/>
+          <w:bottom w:val="single" w:sz="4" w:color="D0D7DE"/>
+          <w:right w:val="single" w:sz="4" w:color="D0D7DE"/>
+          <w:insideH w:val="single" w:sz="4" w:color="D0D7DE"/>
+          <w:insideV w:val="single" w:sz="4" w:color="D0D7DE"/>
+        </w:tblBorders>
+      </w:tblPr>
+      <w:tblGrid>
+        <w:gridCol w:w="5046"/>
+        <w:gridCol w:w="5046"/>
+      </w:tblGrid>
+      <w:tr>
+        <w:trPr>
+          <w:tblHeader w:val="true"/>
+        </w:trPr>
+        <w:tc>
+          <w:tcPr>
+            <w:tcW w:type="dxa" w:w="5046"/>
+            <w:shd w:val="clear" w:fill="1F3864"/>
+            <w:tcMar>
+              <w:top w:w="80" w:type="dxa"/>
+              <w:left w:w="110" w:type="dxa"/>
+              <w:bottom w:w="80" w:type="dxa"/>
+              <w:right w:w="110" w:type="dxa"/>
+            </w:tcMar>
+          </w:tcPr>
+          <w:p>
+            <w:pPr>
+              <w:spacing w:after="0"/>
+            </w:pPr>
+            <w:r>
+              <w:rPr>
+                <w:rFonts w:ascii="Calibri" w:hAnsi="Calibri"/>
+                <w:b/>
+                <w:color w:val="FFFFFF"/>
+                <w:sz w:val="20"/>
+              </w:rPr>
+              <w:t>English</w:t>
+            </w:r>
+          </w:p>
+        </w:tc>
+        <w:tc>
+          <w:tcPr>
+            <w:tcW w:type="dxa" w:w="5046"/>
+            <w:shd w:val="clear" w:fill="1F3864"/>
+            <w:tcMar>
+              <w:top w:w="80" w:type="dxa"/>
+              <w:left w:w="110" w:type="dxa"/>
+              <w:bottom w:w="80" w:type="dxa"/>
+              <w:right w:w="110" w:type="dxa"/>
+            </w:tcMar>
+          </w:tcPr>
+          <w:p>
+            <w:pPr>
+              <w:spacing w:after="0"/>
+            </w:pPr>
+            <w:r>
+              <w:rPr>
+                <w:rFonts w:ascii="Calibri" w:hAnsi="Calibri"/>
+                <w:b/>
+                <w:color w:val="FFFFFF"/>
+                <w:sz w:val="20"/>
+              </w:rPr>
+              <w:t>Tetum</w:t>
+            </w:r>
+          </w:p>
+        </w:tc>
+      </w:tr>
+      <w:tr>
+        <w:tc>
+          <w:tcPr>
+            <w:tcW w:type="dxa" w:w="5046"/>
+            <w:tcMar>
+              <w:top w:w="70" w:type="dxa"/>
+              <w:left w:w="110" w:type="dxa"/>
+              <w:bottom w:w="70" w:type="dxa"/>
+              <w:right w:w="110" w:type="dxa"/>
+            </w:tcMar>
+          </w:tcPr>
+          <w:p>
+            <w:pPr>
+              <w:spacing w:after="0"/>
+            </w:pPr>
+            <w:r>
+              <w:rPr>
+                <w:rFonts w:ascii="Calibri" w:hAnsi="Calibri"/>
+                <w:b w:val="0"/>
+                <w:i w:val="0"/>
+                <w:sz w:val="20"/>
+              </w:rPr>
+              <w:t>Success</w:t>
+            </w:r>
+          </w:p>
+        </w:tc>
+        <w:tc>
+          <w:tcPr>
+            <w:tcW w:type="dxa" w:w="5046"/>
+            <w:tcMar>
+              <w:top w:w="70" w:type="dxa"/>
+              <w:left w:w="110" w:type="dxa"/>
+              <w:bottom w:w="70" w:type="dxa"/>
+              <w:right w:w="110" w:type="dxa"/>
+            </w:tcMar>
+          </w:tcPr>
+          <w:p>
+            <w:pPr>
+              <w:spacing w:after="0"/>
+            </w:pPr>
+            <w:r>
+              <w:rPr>
+                <w:rFonts w:ascii="Calibri" w:hAnsi="Calibri"/>
+                <w:b w:val="0"/>
+                <w:i w:val="0"/>
+                <w:sz w:val="20"/>
+              </w:rPr>
+              <w:t>Susesu</w:t>
+            </w:r>
+          </w:p>
+        </w:tc>
+      </w:tr>
+      <w:tr>
+        <w:tc>
+          <w:tcPr>
+            <w:tcW w:type="dxa" w:w="5046"/>
+            <w:tcMar>
+              <w:top w:w="70" w:type="dxa"/>
+              <w:left w:w="110" w:type="dxa"/>
+              <w:bottom w:w="70" w:type="dxa"/>
+              <w:right w:w="110" w:type="dxa"/>
+            </w:tcMar>
+            <w:shd w:val="clear" w:fill="F5F8FA"/>
+          </w:tcPr>
+          <w:p>
+            <w:pPr>
+              <w:spacing w:after="0"/>
+            </w:pPr>
+            <w:r>
+              <w:rPr>
+                <w:rFonts w:ascii="Calibri" w:hAnsi="Calibri"/>
+                <w:b w:val="0"/>
+                <w:i w:val="0"/>
+                <w:sz w:val="20"/>
+              </w:rPr>
+              <w:t>Died</w:t>
+            </w:r>
+          </w:p>
+        </w:tc>
+        <w:tc>
+          <w:tcPr>
+            <w:tcW w:type="dxa" w:w="5046"/>
+            <w:tcMar>
+              <w:top w:w="70" w:type="dxa"/>
+              <w:left w:w="110" w:type="dxa"/>
+              <w:bottom w:w="70" w:type="dxa"/>
+              <w:right w:w="110" w:type="dxa"/>
+            </w:tcMar>
+            <w:shd w:val="clear" w:fill="F5F8FA"/>
+          </w:tcPr>
+          <w:p>
+            <w:pPr>
+              <w:spacing w:after="0"/>
+            </w:pPr>
+            <w:r>
+              <w:rPr>
+                <w:rFonts w:ascii="Calibri" w:hAnsi="Calibri"/>
+                <w:b w:val="0"/>
+                <w:i w:val="0"/>
+                <w:sz w:val="20"/>
+              </w:rPr>
+              <w:t>Mate</w:t>
+            </w:r>
+          </w:p>
+        </w:tc>
+      </w:tr>
+      <w:tr>
+        <w:tc>
+          <w:tcPr>
+            <w:tcW w:type="dxa" w:w="5046"/>
+            <w:tcMar>
+              <w:top w:w="70" w:type="dxa"/>
+              <w:left w:w="110" w:type="dxa"/>
+              <w:bottom w:w="70" w:type="dxa"/>
+              <w:right w:w="110" w:type="dxa"/>
+            </w:tcMar>
+          </w:tcPr>
+          <w:p>
+            <w:pPr>
+              <w:spacing w:after="0"/>
+            </w:pPr>
+            <w:r>
+              <w:rPr>
+                <w:rFonts w:ascii="Calibri" w:hAnsi="Calibri"/>
+                <w:b w:val="0"/>
+                <w:i w:val="0"/>
+                <w:sz w:val="20"/>
+              </w:rPr>
+              <w:t>Lost / disappeared</w:t>
+            </w:r>
+          </w:p>
+        </w:tc>
+        <w:tc>
+          <w:tcPr>
+            <w:tcW w:type="dxa" w:w="5046"/>
+            <w:tcMar>
+              <w:top w:w="70" w:type="dxa"/>
+              <w:left w:w="110" w:type="dxa"/>
+              <w:bottom w:w="70" w:type="dxa"/>
+              <w:right w:w="110" w:type="dxa"/>
+            </w:tcMar>
+          </w:tcPr>
+          <w:p>
+            <w:pPr>
+              <w:spacing w:after="0"/>
+            </w:pPr>
+            <w:r>
+              <w:rPr>
+                <w:rFonts w:ascii="Calibri" w:hAnsi="Calibri"/>
+                <w:b w:val="0"/>
+                <w:i w:val="0"/>
+                <w:sz w:val="20"/>
+              </w:rPr>
+              <w:t>Lakon</w:t>
+            </w:r>
+          </w:p>
+        </w:tc>
+      </w:tr>
+    </w:tbl>
+    <w:p>
+      <w:pPr>
+        <w:keepNext/>
+        <w:spacing w:before="240" w:after="80"/>
+      </w:pPr>
+      <w:r>
+        <w:rPr>
+          <w:rFonts w:ascii="Calibri" w:hAnsi="Calibri"/>
+          <w:b/>
+          <w:color w:val="1F3864"/>
+          <w:sz w:val="30"/>
+        </w:rPr>
+        <w:t>Explaining and discussing</w:t>
+      </w:r>
+    </w:p>
+    <w:tbl>
+      <w:tblPr>
+        <w:tblW w:type="auto" w:w="0"/>
+        <w:jc w:val="center"/>
+        <w:tblLayout w:type="fixed"/>
+        <w:tblLook w:firstColumn="1" w:firstRow="1" w:lastColumn="0" w:lastRow="0" w:noHBand="0" w:noVBand="1" w:val="04A0"/>
+        <w:tblBorders>
+          <w:top w:val="single" w:sz="4" w:color="D0D7DE"/>
+          <w:left w:val="single" w:sz="4" w:color="D0D7DE"/>
+          <w:bottom w:val="single" w:sz="4" w:color="D0D7DE"/>
+          <w:right w:val="single" w:sz="4" w:color="D0D7DE"/>
+          <w:insideH w:val="single" w:sz="4" w:color="D0D7DE"/>
+          <w:insideV w:val="single" w:sz="4" w:color="D0D7DE"/>
+        </w:tblBorders>
+      </w:tblPr>
+      <w:tblGrid>
+        <w:gridCol w:w="5046"/>
+        <w:gridCol w:w="5046"/>
+      </w:tblGrid>
+      <w:tr>
+        <w:trPr>
+          <w:tblHeader w:val="true"/>
+        </w:trPr>
+        <w:tc>
+          <w:tcPr>
+            <w:tcW w:type="dxa" w:w="5046"/>
+            <w:shd w:val="clear" w:fill="1F3864"/>
+            <w:tcMar>
+              <w:top w:w="80" w:type="dxa"/>
+              <w:left w:w="110" w:type="dxa"/>
+              <w:bottom w:w="80" w:type="dxa"/>
+              <w:right w:w="110" w:type="dxa"/>
+            </w:tcMar>
+          </w:tcPr>
+          <w:p>
+            <w:pPr>
+              <w:spacing w:after="0"/>
+            </w:pPr>
+            <w:r>
+              <w:rPr>
+                <w:rFonts w:ascii="Calibri" w:hAnsi="Calibri"/>
+                <w:b/>
+                <w:color w:val="FFFFFF"/>
+                <w:sz w:val="20"/>
+              </w:rPr>
+              <w:t>English</w:t>
+            </w:r>
+          </w:p>
+        </w:tc>
+        <w:tc>
+          <w:tcPr>
+            <w:tcW w:type="dxa" w:w="5046"/>
+            <w:shd w:val="clear" w:fill="1F3864"/>
+            <w:tcMar>
+              <w:top w:w="80" w:type="dxa"/>
+              <w:left w:w="110" w:type="dxa"/>
+              <w:bottom w:w="80" w:type="dxa"/>
+              <w:right w:w="110" w:type="dxa"/>
+            </w:tcMar>
+          </w:tcPr>
+          <w:p>
+            <w:pPr>
+              <w:spacing w:after="0"/>
+            </w:pPr>
+            <w:r>
+              <w:rPr>
+                <w:rFonts w:ascii="Calibri" w:hAnsi="Calibri"/>
+                <w:b/>
+                <w:color w:val="FFFFFF"/>
+                <w:sz w:val="20"/>
+              </w:rPr>
+              <w:t>Tetum</w:t>
+            </w:r>
+          </w:p>
+        </w:tc>
+      </w:tr>
+      <w:tr>
+        <w:tc>
+          <w:tcPr>
+            <w:tcW w:type="dxa" w:w="5046"/>
+            <w:tcMar>
+              <w:top w:w="70" w:type="dxa"/>
+              <w:left w:w="110" w:type="dxa"/>
+              <w:bottom w:w="70" w:type="dxa"/>
+              <w:right w:w="110" w:type="dxa"/>
+            </w:tcMar>
+          </w:tcPr>
+          <w:p>
+            <w:pPr>
+              <w:spacing w:after="0"/>
+            </w:pPr>
+            <w:r>
+              <w:rPr>
+                <w:rFonts w:ascii="Calibri" w:hAnsi="Calibri"/>
+                <w:b w:val="0"/>
+                <w:i w:val="0"/>
+                <w:sz w:val="20"/>
+              </w:rPr>
+              <w:t>Explain</w:t>
+            </w:r>
+          </w:p>
+        </w:tc>
+        <w:tc>
+          <w:tcPr>
+            <w:tcW w:type="dxa" w:w="5046"/>
+            <w:tcMar>
+              <w:top w:w="70" w:type="dxa"/>
+              <w:left w:w="110" w:type="dxa"/>
+              <w:bottom w:w="70" w:type="dxa"/>
+              <w:right w:w="110" w:type="dxa"/>
+            </w:tcMar>
+          </w:tcPr>
+          <w:p>
+            <w:pPr>
+              <w:spacing w:after="0"/>
+            </w:pPr>
+            <w:r>
+              <w:rPr>
+                <w:rFonts w:ascii="Calibri" w:hAnsi="Calibri"/>
+                <w:b w:val="0"/>
+                <w:i w:val="0"/>
+                <w:sz w:val="20"/>
+              </w:rPr>
+              <w:t>Esplika</w:t>
+            </w:r>
+          </w:p>
+        </w:tc>
+      </w:tr>
+      <w:tr>
+        <w:tc>
+          <w:tcPr>
+            <w:tcW w:type="dxa" w:w="5046"/>
+            <w:tcMar>
+              <w:top w:w="70" w:type="dxa"/>
+              <w:left w:w="110" w:type="dxa"/>
+              <w:bottom w:w="70" w:type="dxa"/>
+              <w:right w:w="110" w:type="dxa"/>
+            </w:tcMar>
+            <w:shd w:val="clear" w:fill="F5F8FA"/>
+          </w:tcPr>
+          <w:p>
+            <w:pPr>
+              <w:spacing w:after="0"/>
+            </w:pPr>
+            <w:r>
+              <w:rPr>
+                <w:rFonts w:ascii="Calibri" w:hAnsi="Calibri"/>
+                <w:b w:val="0"/>
+                <w:i w:val="0"/>
+                <w:sz w:val="20"/>
+              </w:rPr>
+              <w:t>Explain simply</w:t>
+            </w:r>
+          </w:p>
+        </w:tc>
+        <w:tc>
+          <w:tcPr>
+            <w:tcW w:type="dxa" w:w="5046"/>
+            <w:tcMar>
+              <w:top w:w="70" w:type="dxa"/>
+              <w:left w:w="110" w:type="dxa"/>
+              <w:bottom w:w="70" w:type="dxa"/>
+              <w:right w:w="110" w:type="dxa"/>
+            </w:tcMar>
+            <w:shd w:val="clear" w:fill="F5F8FA"/>
+          </w:tcPr>
+          <w:p>
+            <w:pPr>
+              <w:spacing w:after="0"/>
+            </w:pPr>
+            <w:r>
+              <w:rPr>
+                <w:rFonts w:ascii="Calibri" w:hAnsi="Calibri"/>
+                <w:b w:val="0"/>
+                <w:i w:val="0"/>
+                <w:sz w:val="20"/>
+              </w:rPr>
+              <w:t>Esplika simples</w:t>
+            </w:r>
+          </w:p>
+        </w:tc>
+      </w:tr>
+      <w:tr>
+        <w:tc>
+          <w:tcPr>
+            <w:tcW w:type="dxa" w:w="5046"/>
+            <w:tcMar>
+              <w:top w:w="70" w:type="dxa"/>
+              <w:left w:w="110" w:type="dxa"/>
+              <w:bottom w:w="70" w:type="dxa"/>
+              <w:right w:w="110" w:type="dxa"/>
+            </w:tcMar>
+          </w:tcPr>
+          <w:p>
+            <w:pPr>
+              <w:spacing w:after="0"/>
+            </w:pPr>
+            <w:r>
+              <w:rPr>
+                <w:rFonts w:ascii="Calibri" w:hAnsi="Calibri"/>
+                <w:b w:val="0"/>
+                <w:i w:val="0"/>
+                <w:sz w:val="20"/>
+              </w:rPr>
+              <w:t>Compare</w:t>
+            </w:r>
+          </w:p>
+        </w:tc>
+        <w:tc>
+          <w:tcPr>
+            <w:tcW w:type="dxa" w:w="5046"/>
+            <w:tcMar>
+              <w:top w:w="70" w:type="dxa"/>
+              <w:left w:w="110" w:type="dxa"/>
+              <w:bottom w:w="70" w:type="dxa"/>
+              <w:right w:w="110" w:type="dxa"/>
+            </w:tcMar>
+          </w:tcPr>
+          <w:p>
+            <w:pPr>
+              <w:spacing w:after="0"/>
+            </w:pPr>
+            <w:r>
+              <w:rPr>
+                <w:rFonts w:ascii="Calibri" w:hAnsi="Calibri"/>
+                <w:b w:val="0"/>
+                <w:i w:val="0"/>
+                <w:sz w:val="20"/>
+              </w:rPr>
+              <w:t>Kompara</w:t>
+            </w:r>
+          </w:p>
+        </w:tc>
+      </w:tr>
+      <w:tr>
+        <w:tc>
+          <w:tcPr>
+            <w:tcW w:type="dxa" w:w="5046"/>
+            <w:tcMar>
+              <w:top w:w="70" w:type="dxa"/>
+              <w:left w:w="110" w:type="dxa"/>
+              <w:bottom w:w="70" w:type="dxa"/>
+              <w:right w:w="110" w:type="dxa"/>
+            </w:tcMar>
+            <w:shd w:val="clear" w:fill="F5F8FA"/>
+          </w:tcPr>
+          <w:p>
+            <w:pPr>
+              <w:spacing w:after="0"/>
+            </w:pPr>
+            <w:r>
+              <w:rPr>
+                <w:rFonts w:ascii="Calibri" w:hAnsi="Calibri"/>
+                <w:b w:val="0"/>
+                <w:i w:val="0"/>
+                <w:sz w:val="20"/>
+              </w:rPr>
+              <w:t>Compare with</w:t>
+            </w:r>
+          </w:p>
+        </w:tc>
+        <w:tc>
+          <w:tcPr>
+            <w:tcW w:type="dxa" w:w="5046"/>
+            <w:tcMar>
+              <w:top w:w="70" w:type="dxa"/>
+              <w:left w:w="110" w:type="dxa"/>
+              <w:bottom w:w="70" w:type="dxa"/>
+              <w:right w:w="110" w:type="dxa"/>
+            </w:tcMar>
+            <w:shd w:val="clear" w:fill="F5F8FA"/>
+          </w:tcPr>
+          <w:p>
+            <w:pPr>
+              <w:spacing w:after="0"/>
+            </w:pPr>
+            <w:r>
+              <w:rPr>
+                <w:rFonts w:ascii="Calibri" w:hAnsi="Calibri"/>
+                <w:b w:val="0"/>
+                <w:i w:val="0"/>
+                <w:sz w:val="20"/>
+              </w:rPr>
+              <w:t>Kompara ho</w:t>
+            </w:r>
+          </w:p>
+        </w:tc>
+      </w:tr>
+      <w:tr>
+        <w:tc>
+          <w:tcPr>
+            <w:tcW w:type="dxa" w:w="5046"/>
+            <w:tcMar>
+              <w:top w:w="70" w:type="dxa"/>
+              <w:left w:w="110" w:type="dxa"/>
+              <w:bottom w:w="70" w:type="dxa"/>
+              <w:right w:w="110" w:type="dxa"/>
+            </w:tcMar>
+          </w:tcPr>
+          <w:p>
+            <w:pPr>
+              <w:spacing w:after="0"/>
+            </w:pPr>
+            <w:r>
+              <w:rPr>
+                <w:rFonts w:ascii="Calibri" w:hAnsi="Calibri"/>
+                <w:b w:val="0"/>
+                <w:i w:val="0"/>
+                <w:sz w:val="20"/>
+              </w:rPr>
+              <w:t>Increase / decrease</w:t>
+            </w:r>
+          </w:p>
+        </w:tc>
+        <w:tc>
+          <w:tcPr>
+            <w:tcW w:type="dxa" w:w="5046"/>
+            <w:tcMar>
+              <w:top w:w="70" w:type="dxa"/>
+              <w:left w:w="110" w:type="dxa"/>
+              <w:bottom w:w="70" w:type="dxa"/>
+              <w:right w:w="110" w:type="dxa"/>
+            </w:tcMar>
+          </w:tcPr>
+          <w:p>
+            <w:pPr>
+              <w:spacing w:after="0"/>
+            </w:pPr>
+            <w:r>
+              <w:rPr>
+                <w:rFonts w:ascii="Calibri" w:hAnsi="Calibri"/>
+                <w:b w:val="0"/>
+                <w:i w:val="0"/>
+                <w:sz w:val="20"/>
+              </w:rPr>
+              <w:t>Aumenta / hamenus</w:t>
+            </w:r>
+          </w:p>
+        </w:tc>
+      </w:tr>
+      <w:tr>
+        <w:tc>
+          <w:tcPr>
+            <w:tcW w:type="dxa" w:w="5046"/>
+            <w:tcMar>
+              <w:top w:w="70" w:type="dxa"/>
+              <w:left w:w="110" w:type="dxa"/>
+              <w:bottom w:w="70" w:type="dxa"/>
+              <w:right w:w="110" w:type="dxa"/>
+            </w:tcMar>
+            <w:shd w:val="clear" w:fill="F5F8FA"/>
+          </w:tcPr>
+          <w:p>
+            <w:pPr>
+              <w:spacing w:after="0"/>
+            </w:pPr>
+            <w:r>
+              <w:rPr>
+                <w:rFonts w:ascii="Calibri" w:hAnsi="Calibri"/>
+                <w:b w:val="0"/>
+                <w:i w:val="0"/>
+                <w:sz w:val="20"/>
+              </w:rPr>
+              <w:t>Because of</w:t>
+            </w:r>
+          </w:p>
+        </w:tc>
+        <w:tc>
+          <w:tcPr>
+            <w:tcW w:type="dxa" w:w="5046"/>
+            <w:tcMar>
+              <w:top w:w="70" w:type="dxa"/>
+              <w:left w:w="110" w:type="dxa"/>
+              <w:bottom w:w="70" w:type="dxa"/>
+              <w:right w:w="110" w:type="dxa"/>
+            </w:tcMar>
+            <w:shd w:val="clear" w:fill="F5F8FA"/>
+          </w:tcPr>
+          <w:p>
+            <w:pPr>
+              <w:spacing w:after="0"/>
+            </w:pPr>
+            <w:r>
+              <w:rPr>
+                <w:rFonts w:ascii="Calibri" w:hAnsi="Calibri"/>
+                <w:b w:val="0"/>
+                <w:i w:val="0"/>
+                <w:sz w:val="20"/>
+              </w:rPr>
+              <w:t>Tanba</w:t>
+            </w:r>
+          </w:p>
+        </w:tc>
+      </w:tr>
+      <w:tr>
+        <w:tc>
+          <w:tcPr>
+            <w:tcW w:type="dxa" w:w="5046"/>
+            <w:tcMar>
+              <w:top w:w="70" w:type="dxa"/>
+              <w:left w:w="110" w:type="dxa"/>
+              <w:bottom w:w="70" w:type="dxa"/>
+              <w:right w:w="110" w:type="dxa"/>
+            </w:tcMar>
+          </w:tcPr>
+          <w:p>
+            <w:pPr>
+              <w:spacing w:after="0"/>
+            </w:pPr>
+            <w:r>
+              <w:rPr>
+                <w:rFonts w:ascii="Calibri" w:hAnsi="Calibri"/>
+                <w:b w:val="0"/>
+                <w:i w:val="0"/>
+                <w:sz w:val="20"/>
+              </w:rPr>
+              <w:t>Who is responsible</w:t>
+            </w:r>
+          </w:p>
+        </w:tc>
+        <w:tc>
+          <w:tcPr>
+            <w:tcW w:type="dxa" w:w="5046"/>
+            <w:tcMar>
+              <w:top w:w="70" w:type="dxa"/>
+              <w:left w:w="110" w:type="dxa"/>
+              <w:bottom w:w="70" w:type="dxa"/>
+              <w:right w:w="110" w:type="dxa"/>
+            </w:tcMar>
+          </w:tcPr>
+          <w:p>
+            <w:pPr>
+              <w:spacing w:after="0"/>
+            </w:pPr>
+            <w:r>
+              <w:rPr>
+                <w:rFonts w:ascii="Calibri" w:hAnsi="Calibri"/>
+                <w:b w:val="0"/>
+                <w:i w:val="0"/>
+                <w:sz w:val="20"/>
+              </w:rPr>
+              <w:t>Se mak responsavel</w:t>
+            </w:r>
+          </w:p>
+        </w:tc>
+      </w:tr>
+      <w:tr>
+        <w:tc>
+          <w:tcPr>
+            <w:tcW w:type="dxa" w:w="5046"/>
+            <w:tcMar>
+              <w:top w:w="70" w:type="dxa"/>
+              <w:left w:w="110" w:type="dxa"/>
+              <w:bottom w:w="70" w:type="dxa"/>
+              <w:right w:w="110" w:type="dxa"/>
+            </w:tcMar>
+            <w:shd w:val="clear" w:fill="F5F8FA"/>
+          </w:tcPr>
+          <w:p>
+            <w:pPr>
+              <w:spacing w:after="0"/>
+            </w:pPr>
+            <w:r>
+              <w:rPr>
+                <w:rFonts w:ascii="Calibri" w:hAnsi="Calibri"/>
+                <w:b w:val="0"/>
+                <w:i w:val="0"/>
+                <w:sz w:val="20"/>
+              </w:rPr>
+              <w:t>Must change</w:t>
+            </w:r>
+          </w:p>
+        </w:tc>
+        <w:tc>
+          <w:tcPr>
+            <w:tcW w:type="dxa" w:w="5046"/>
+            <w:tcMar>
+              <w:top w:w="70" w:type="dxa"/>
+              <w:left w:w="110" w:type="dxa"/>
+              <w:bottom w:w="70" w:type="dxa"/>
+              <w:right w:w="110" w:type="dxa"/>
+            </w:tcMar>
+            <w:shd w:val="clear" w:fill="F5F8FA"/>
+          </w:tcPr>
+          <w:p>
+            <w:pPr>
+              <w:spacing w:after="0"/>
+            </w:pPr>
+            <w:r>
+              <w:rPr>
+                <w:rFonts w:ascii="Calibri" w:hAnsi="Calibri"/>
+                <w:b w:val="0"/>
+                <w:i w:val="0"/>
+                <w:sz w:val="20"/>
+              </w:rPr>
+              <w:t>Presiza muda</w:t>
+            </w:r>
+          </w:p>
+        </w:tc>
+      </w:tr>
+      <w:tr>
+        <w:tc>
+          <w:tcPr>
+            <w:tcW w:type="dxa" w:w="5046"/>
+            <w:tcMar>
+              <w:top w:w="70" w:type="dxa"/>
+              <w:left w:w="110" w:type="dxa"/>
+              <w:bottom w:w="70" w:type="dxa"/>
+              <w:right w:w="110" w:type="dxa"/>
+            </w:tcMar>
+          </w:tcPr>
+          <w:p>
+            <w:pPr>
+              <w:spacing w:after="0"/>
+            </w:pPr>
+            <w:r>
+              <w:rPr>
+                <w:rFonts w:ascii="Calibri" w:hAnsi="Calibri"/>
+                <w:b w:val="0"/>
+                <w:i w:val="0"/>
+                <w:sz w:val="20"/>
+              </w:rPr>
+              <w:t>Maybe wrong</w:t>
+            </w:r>
+          </w:p>
+        </w:tc>
+        <w:tc>
+          <w:tcPr>
+            <w:tcW w:type="dxa" w:w="5046"/>
+            <w:tcMar>
+              <w:top w:w="70" w:type="dxa"/>
+              <w:left w:w="110" w:type="dxa"/>
+              <w:bottom w:w="70" w:type="dxa"/>
+              <w:right w:w="110" w:type="dxa"/>
+            </w:tcMar>
+          </w:tcPr>
+          <w:p>
+            <w:pPr>
+              <w:spacing w:after="0"/>
+            </w:pPr>
+            <w:r>
+              <w:rPr>
+                <w:rFonts w:ascii="Calibri" w:hAnsi="Calibri"/>
+                <w:b w:val="0"/>
+                <w:i w:val="0"/>
+                <w:sz w:val="20"/>
+              </w:rPr>
+              <w:t>Karik sala</w:t>
+            </w:r>
+          </w:p>
+        </w:tc>
+      </w:tr>
+      <w:tr>
+        <w:tc>
+          <w:tcPr>
+            <w:tcW w:type="dxa" w:w="5046"/>
+            <w:tcMar>
+              <w:top w:w="70" w:type="dxa"/>
+              <w:left w:w="110" w:type="dxa"/>
+              <w:bottom w:w="70" w:type="dxa"/>
+              <w:right w:w="110" w:type="dxa"/>
+            </w:tcMar>
+            <w:shd w:val="clear" w:fill="F5F8FA"/>
+          </w:tcPr>
+          <w:p>
+            <w:pPr>
+              <w:spacing w:after="0"/>
+            </w:pPr>
+            <w:r>
+              <w:rPr>
+                <w:rFonts w:ascii="Calibri" w:hAnsi="Calibri"/>
+                <w:b w:val="0"/>
+                <w:i w:val="0"/>
+                <w:sz w:val="20"/>
+              </w:rPr>
+              <w:t>Far / near</w:t>
+            </w:r>
+          </w:p>
+        </w:tc>
+        <w:tc>
+          <w:tcPr>
+            <w:tcW w:type="dxa" w:w="5046"/>
+            <w:tcMar>
+              <w:top w:w="70" w:type="dxa"/>
+              <w:left w:w="110" w:type="dxa"/>
+              <w:bottom w:w="70" w:type="dxa"/>
+              <w:right w:w="110" w:type="dxa"/>
+            </w:tcMar>
+            <w:shd w:val="clear" w:fill="F5F8FA"/>
+          </w:tcPr>
+          <w:p>
+            <w:pPr>
+              <w:spacing w:after="0"/>
+            </w:pPr>
+            <w:r>
+              <w:rPr>
+                <w:rFonts w:ascii="Calibri" w:hAnsi="Calibri"/>
+                <w:b w:val="0"/>
+                <w:i w:val="0"/>
+                <w:sz w:val="20"/>
+              </w:rPr>
+              <w:t>Dook / besik</w:t>
+            </w:r>
+          </w:p>
+        </w:tc>
+      </w:tr>
+      <w:tr>
+        <w:tc>
+          <w:tcPr>
+            <w:tcW w:type="dxa" w:w="5046"/>
+            <w:tcMar>
+              <w:top w:w="70" w:type="dxa"/>
+              <w:left w:w="110" w:type="dxa"/>
+              <w:bottom w:w="70" w:type="dxa"/>
+              <w:right w:w="110" w:type="dxa"/>
+            </w:tcMar>
+          </w:tcPr>
+          <w:p>
+            <w:pPr>
+              <w:spacing w:after="0"/>
+            </w:pPr>
+            <w:r>
+              <w:rPr>
+                <w:rFonts w:ascii="Calibri" w:hAnsi="Calibri"/>
+                <w:b w:val="0"/>
+                <w:i w:val="0"/>
+                <w:sz w:val="20"/>
+              </w:rPr>
+              <w:t>Stand up</w:t>
+            </w:r>
+          </w:p>
+        </w:tc>
+        <w:tc>
+          <w:tcPr>
+            <w:tcW w:type="dxa" w:w="5046"/>
+            <w:tcMar>
+              <w:top w:w="70" w:type="dxa"/>
+              <w:left w:w="110" w:type="dxa"/>
+              <w:bottom w:w="70" w:type="dxa"/>
+              <w:right w:w="110" w:type="dxa"/>
+            </w:tcMar>
+          </w:tcPr>
+          <w:p>
+            <w:pPr>
+              <w:spacing w:after="0"/>
+            </w:pPr>
+            <w:r>
+              <w:rPr>
+                <w:rFonts w:ascii="Calibri" w:hAnsi="Calibri"/>
+                <w:b w:val="0"/>
+                <w:i w:val="0"/>
+                <w:sz w:val="20"/>
+              </w:rPr>
+              <w:t>Hamriik</w:t>
+            </w:r>
+          </w:p>
+        </w:tc>
+      </w:tr>
+      <w:tr>
+        <w:tc>
+          <w:tcPr>
+            <w:tcW w:type="dxa" w:w="5046"/>
+            <w:tcMar>
+              <w:top w:w="70" w:type="dxa"/>
+              <w:left w:w="110" w:type="dxa"/>
+              <w:bottom w:w="70" w:type="dxa"/>
+              <w:right w:w="110" w:type="dxa"/>
+            </w:tcMar>
+            <w:shd w:val="clear" w:fill="F5F8FA"/>
+          </w:tcPr>
+          <w:p>
+            <w:pPr>
+              <w:spacing w:after="0"/>
+            </w:pPr>
+            <w:r>
+              <w:rPr>
+                <w:rFonts w:ascii="Calibri" w:hAnsi="Calibri"/>
+                <w:b w:val="0"/>
+                <w:i w:val="0"/>
+                <w:sz w:val="20"/>
+              </w:rPr>
+              <w:t>Group together</w:t>
+            </w:r>
+          </w:p>
+        </w:tc>
+        <w:tc>
+          <w:tcPr>
+            <w:tcW w:type="dxa" w:w="5046"/>
+            <w:tcMar>
+              <w:top w:w="70" w:type="dxa"/>
+              <w:left w:w="110" w:type="dxa"/>
+              <w:bottom w:w="70" w:type="dxa"/>
+              <w:right w:w="110" w:type="dxa"/>
+            </w:tcMar>
+            <w:shd w:val="clear" w:fill="F5F8FA"/>
+          </w:tcPr>
+          <w:p>
+            <w:pPr>
+              <w:spacing w:after="0"/>
+            </w:pPr>
+            <w:r>
+              <w:rPr>
+                <w:rFonts w:ascii="Calibri" w:hAnsi="Calibri"/>
+                <w:b w:val="0"/>
+                <w:i w:val="0"/>
+                <w:sz w:val="20"/>
+              </w:rPr>
+              <w:t>Grupu hamutuk</w:t>
+            </w:r>
+          </w:p>
+        </w:tc>
+      </w:tr>
+    </w:tbl>
+    <w:p>
+      <w:pPr>
+        <w:keepNext/>
+        <w:spacing w:before="240" w:after="80"/>
+      </w:pPr>
+      <w:r>
+        <w:rPr>
+          <w:rFonts w:ascii="Calibri" w:hAnsi="Calibri"/>
+          <w:b/>
+          <w:color w:val="1F3864"/>
+          <w:sz w:val="30"/>
+        </w:rPr>
+        <w:t>Other terms</w:t>
+      </w:r>
+    </w:p>
+    <w:tbl>
+      <w:tblPr>
+        <w:tblW w:type="auto" w:w="0"/>
+        <w:jc w:val="center"/>
+        <w:tblLayout w:type="fixed"/>
+        <w:tblLook w:firstColumn="1" w:firstRow="1" w:lastColumn="0" w:lastRow="0" w:noHBand="0" w:noVBand="1" w:val="04A0"/>
+        <w:tblBorders>
+          <w:top w:val="single" w:sz="4" w:color="D0D7DE"/>
+          <w:left w:val="single" w:sz="4" w:color="D0D7DE"/>
+          <w:bottom w:val="single" w:sz="4" w:color="D0D7DE"/>
+          <w:right w:val="single" w:sz="4" w:color="D0D7DE"/>
+          <w:insideH w:val="single" w:sz="4" w:color="D0D7DE"/>
+          <w:insideV w:val="single" w:sz="4" w:color="D0D7DE"/>
+        </w:tblBorders>
+      </w:tblPr>
+      <w:tblGrid>
+        <w:gridCol w:w="5046"/>
+        <w:gridCol w:w="5046"/>
+      </w:tblGrid>
+      <w:tr>
+        <w:trPr>
+          <w:tblHeader w:val="true"/>
+        </w:trPr>
+        <w:tc>
+          <w:tcPr>
+            <w:tcW w:type="dxa" w:w="5046"/>
+            <w:shd w:val="clear" w:fill="1F3864"/>
+            <w:tcMar>
+              <w:top w:w="80" w:type="dxa"/>
+              <w:left w:w="110" w:type="dxa"/>
+              <w:bottom w:w="80" w:type="dxa"/>
+              <w:right w:w="110" w:type="dxa"/>
+            </w:tcMar>
+          </w:tcPr>
+          <w:p>
+            <w:pPr>
+              <w:spacing w:after="0"/>
+            </w:pPr>
+            <w:r>
+              <w:rPr>
+                <w:rFonts w:ascii="Calibri" w:hAnsi="Calibri"/>
+                <w:b/>
+                <w:color w:val="FFFFFF"/>
+                <w:sz w:val="20"/>
+              </w:rPr>
+              <w:t>English</w:t>
+            </w:r>
+          </w:p>
+        </w:tc>
+        <w:tc>
+          <w:tcPr>
+            <w:tcW w:type="dxa" w:w="5046"/>
+            <w:shd w:val="clear" w:fill="1F3864"/>
+            <w:tcMar>
+              <w:top w:w="80" w:type="dxa"/>
+              <w:left w:w="110" w:type="dxa"/>
+              <w:bottom w:w="80" w:type="dxa"/>
+              <w:right w:w="110" w:type="dxa"/>
+            </w:tcMar>
+          </w:tcPr>
+          <w:p>
+            <w:pPr>
+              <w:spacing w:after="0"/>
+            </w:pPr>
+            <w:r>
+              <w:rPr>
+                <w:rFonts w:ascii="Calibri" w:hAnsi="Calibri"/>
+                <w:b/>
+                <w:color w:val="FFFFFF"/>
+                <w:sz w:val="20"/>
+              </w:rPr>
+              <w:t>Tetum</w:t>
+            </w:r>
+          </w:p>
+        </w:tc>
+      </w:tr>
+      <w:tr>
+        <w:tc>
+          <w:tcPr>
+            <w:tcW w:type="dxa" w:w="5046"/>
+            <w:tcMar>
+              <w:top w:w="70" w:type="dxa"/>
+              <w:left w:w="110" w:type="dxa"/>
+              <w:bottom w:w="70" w:type="dxa"/>
+              <w:right w:w="110" w:type="dxa"/>
+            </w:tcMar>
+          </w:tcPr>
+          <w:p>
+            <w:pPr>
+              <w:spacing w:after="0"/>
+            </w:pPr>
+            <w:r>
+              <w:rPr>
+                <w:rFonts w:ascii="Calibri" w:hAnsi="Calibri"/>
+                <w:b w:val="0"/>
+                <w:i w:val="0"/>
+                <w:sz w:val="20"/>
+              </w:rPr>
+              <w:t>To clean (data)</w:t>
+            </w:r>
+          </w:p>
+        </w:tc>
+        <w:tc>
+          <w:tcPr>
+            <w:tcW w:type="dxa" w:w="5046"/>
+            <w:tcMar>
+              <w:top w:w="70" w:type="dxa"/>
+              <w:left w:w="110" w:type="dxa"/>
+              <w:bottom w:w="70" w:type="dxa"/>
+              <w:right w:w="110" w:type="dxa"/>
+            </w:tcMar>
+          </w:tcPr>
+          <w:p>
+            <w:pPr>
+              <w:spacing w:after="0"/>
+            </w:pPr>
+            <w:r>
+              <w:rPr>
+                <w:rFonts w:ascii="Calibri" w:hAnsi="Calibri"/>
+                <w:b w:val="0"/>
+                <w:i w:val="0"/>
+                <w:sz w:val="20"/>
+              </w:rPr>
+              <w:t>Atu hamoos dadus</w:t>
+            </w:r>
+          </w:p>
+        </w:tc>
+      </w:tr>
+    </w:tbl>
+    <w:p>
+      <w:pPr>
+        <w:spacing w:before="120" w:after="120"/>
+        <w:pBdr>
+          <w:bottom w:val="single" w:sz="6" w:space="1" w:color="D0D7DE"/>
+        </w:pBdr>
+      </w:pPr>
+    </w:p>
+    <w:p>
+      <w:pPr>
+        <w:spacing w:after="120" w:before="0"/>
+      </w:pPr>
+      <w:r>
+        <w:rPr>
+          <w:rFonts w:ascii="Calibri" w:hAnsi="Calibri"/>
+          <w:b w:val="0"/>
+          <w:i/>
+          <w:sz w:val="19"/>
+        </w:rPr>
+        <w:t>Where a term is normally said in English or Portuguese even when speaking Tetum — for example</w:t>
+      </w:r>
+      <w:r>
+        <w:rPr>
+          <w:rFonts w:ascii="Calibri" w:hAnsi="Calibri"/>
+          <w:b w:val="0"/>
+          <w:i w:val="0"/>
+          <w:sz w:val="19"/>
+        </w:rPr>
+        <w:t xml:space="preserve"> </w:t>
+      </w:r>
+      <w:r>
+        <w:rPr>
+          <w:rFonts w:ascii="Calibri" w:hAnsi="Calibri"/>
+          <w:b/>
+          <w:i w:val="0"/>
+          <w:sz w:val="19"/>
+        </w:rPr>
+        <w:t>statistically significant</w:t>
+      </w:r>
+      <w:r>
+        <w:rPr>
+          <w:rFonts w:ascii="Calibri" w:hAnsi="Calibri"/>
+          <w:b w:val="0"/>
+          <w:i w:val="0"/>
+          <w:sz w:val="19"/>
+        </w:rPr>
+        <w:t xml:space="preserve"> </w:t>
+      </w:r>
+      <w:r>
+        <w:rPr>
+          <w:rFonts w:ascii="Calibri" w:hAnsi="Calibri"/>
+          <w:b w:val="0"/>
+          <w:i/>
+          <w:sz w:val="19"/>
+        </w:rPr>
+        <w:t>— it has been left in English deliberately. Forcing a translation nobody uses is worse than leaving it.</w:t>
+      </w:r>
     </w:p>
     <w:sectPr>
       <w:footerReference w:type="default" r:id="rId9"/>

--- a/docs/m3/interpretation/files/English-Tetum-Glossary.docx
+++ b/docs/m3/interpretation/files/English-Tetum-Glossary.docx
@@ -1788,7 +1788,7 @@
                 <w:i w:val="0"/>
                 <w:sz w:val="20"/>
               </w:rPr>
-              <w:t>Média</w:t>
+              <w:t>mean (rata-rata)</w:t>
             </w:r>
           </w:p>
         </w:tc>
@@ -1840,7 +1840,7 @@
                 <w:i w:val="0"/>
                 <w:sz w:val="20"/>
               </w:rPr>
-              <w:t>Valór klaran</w:t>
+              <w:t>valór klaran</w:t>
             </w:r>
           </w:p>
         </w:tc>
